--- a/docs/Maisha_Kazi_SOP_v1.0.docx
+++ b/docs/Maisha_Kazi_SOP_v1.0.docx
@@ -1,6 +1,6 @@
 
 <file path=word/document.xml><?xml version="1.0" encoding="UTF-8" standalone="yes"?><w:document mc:Ignorable="w14 w15 wp14" xmlns:wpc="http://schemas.microsoft.com/office/word/2010/wordprocessingCanvas" xmlns:mc="http://schemas.openxmlformats.org/markup-compatibility/2006" xmlns:o="urn:schemas-microsoft-com:office:office" xmlns:r="http://schemas.openxmlformats.org/officeDocument/2006/relationships" xmlns:m="http://schemas.openxmlformats.org/officeDocument/2006/math" xmlns:v="urn:schemas-microsoft-com:vml" xmlns:wp14="http://schemas.microsoft.com/office/word/2010/wordprocessingDrawing" xmlns:wp="http://schemas.openxmlformats.org/drawingml/2006/wordprocessingDrawing" xmlns:w10="urn:schemas-microsoft-com:office:word" xmlns:w="http://schemas.openxmlformats.org/wordprocessingml/2006/main" xmlns:w14="http://schemas.microsoft.com/office/word/2010/wordml" xmlns:w15="http://schemas.microsoft.com/office/word/2012/wordml" xmlns:wpg="http://schemas.microsoft.com/office/word/2010/wordprocessingGroup" xmlns:wpi="http://schemas.microsoft.com/office/word/2010/wordprocessingInk" xmlns:wne="http://schemas.microsoft.com/office/word/2006/wordml" xmlns:wps="http://schemas.microsoft.com/office/word/2010/wordprocessingShape" xmlns:cx="http://schemas.microsoft.com/office/drawing/2014/chartex" xmlns:cx1="http://schemas.microsoft.com/office/drawing/2015/9/8/chartex" xmlns:cx2="http://schemas.microsoft.com/office/drawing/2015/10/21/chartex" xmlns:cx3="http://schemas.microsoft.com/office/drawing/2016/5/9/chartex" xmlns:cx4="http://schemas.microsoft.com/office/drawing/2016/5/10/chartex" xmlns:cx5="http://schemas.microsoft.com/office/drawing/2016/5/11/chartex" xmlns:cx6="http://schemas.microsoft.com/office/drawing/2016/5/12/chartex" xmlns:cx7="http://schemas.microsoft.com/office/drawing/2016/5/13/chartex" xmlns:cx8="http://schemas.microsoft.com/office/drawing/2016/5/14/chartex" xmlns:aink="http://schemas.microsoft.com/office/drawing/2016/ink" xmlns:am3d="http://schemas.microsoft.com/office/drawing/2017/model3d" xmlns:w16cex="http://schemas.microsoft.com/office/word/2018/wordml/cex" xmlns:w16cid="http://schemas.microsoft.com/office/word/2016/wordml/cid" xmlns:w16="http://schemas.microsoft.com/office/word/2018/wordml" xmlns:w16sdtdh="http://schemas.microsoft.com/office/word/2020/wordml/sdtdatahash" xmlns:w16se="http://schemas.microsoft.com/office/word/2015/wordml/symex"><w:body><w:p><w:pPr><w:spacing w:after="100" w:before="100"/></w:pPr></w:p><w:p><w:pPr><w:spacing w:after="100" w:before="100"/></w:pPr></w:p><w:p><w:pPr><w:spacing w:after="100" w:before="100"/></w:pPr></w:p><w:p><w:pPr><w:spacing w:after="60" w:before="0"/><w:jc w:val="center"/></w:pPr><w:r><w:rPr><w:b/><w:bCs/><w:caps/><w:color w:val="1B4332"/><w:spacing w:val="200"/><w:sz w:val="72"/><w:szCs w:val="72"/></w:rPr><w:t xml:space="preserve">MAISHA KAZI</w:t></w:r></w:p><w:p><w:pPr><w:spacing w:after="400" w:before="0"/><w:jc w:val="center"/></w:pPr><w:r><w:rPr><w:i/><w:iCs/><w:color w:val="D97706"/><w:sz w:val="32"/><w:szCs w:val="32"/></w:rPr><w:t xml:space="preserve">Youth Work-Order Platform</w:t></w:r></w:p><w:p><w:pPr><w:spacing w:after="400" w:before="0"/><w:jc w:val="center"/></w:pPr><w:r><w:rPr><w:color w:val="D97706"/><w:sz w:val="24"/><w:szCs w:val="24"/></w:rPr><w:t xml:space="preserve">━━━━━━━━━━━━━━━━━━━━━━</w:t></w:r></w:p><w:p><w:pPr><w:spacing w:after="160" w:before="0"/><w:jc w:val="center"/></w:pPr><w:r><w:rPr><w:b/><w:bCs/><w:color w:val="1B4332"/><w:sz w:val="40"/><w:szCs w:val="40"/></w:rPr><w:t xml:space="preserve">Standard Operating Procedure</w:t></w:r></w:p><w:p><w:pPr><w:spacing w:after="600" w:before="0"/><w:jc w:val="center"/></w:pPr><w:r><w:rPr><w:color w:val="78716C"/><w:sz w:val="24"/><w:szCs w:val="24"/></w:rPr><w:t xml:space="preserve">Coordinator, Youth Worker &amp; Corporate Client Guide</w:t></w:r></w:p><w:p><w:pPr><w:spacing w:after="100" w:before="100"/></w:pPr></w:p><w:p><w:pPr><w:spacing w:after="100" w:before="100"/></w:pPr></w:p><w:p><w:pPr><w:jc w:val="center"/></w:pPr><w:r><w:rPr><w:color w:val="78716C"/><w:sz w:val="20"/><w:szCs w:val="20"/></w:rPr><w:t xml:space="preserve">Prepared by</w:t></w:r></w:p><w:p><w:pPr><w:spacing w:after="60"/><w:jc w:val="center"/></w:pPr><w:r><w:rPr><w:b/><w:bCs/><w:color w:val="1B4332"/><w:sz w:val="22"/><w:szCs w:val="22"/></w:rPr><w:t xml:space="preserve">Maisha Community Initiatives</w:t></w:r></w:p><w:p><w:pPr><w:spacing w:after="60"/><w:jc w:val="center"/></w:pPr><w:r><w:rPr><w:color w:val="D97706"/><w:sz w:val="20"/><w:szCs w:val="20"/></w:rPr><w:t xml:space="preserve">maishaprojects.org</w:t></w:r></w:p><w:p><w:pPr><w:jc w:val="center"/></w:pPr><w:r><w:rPr><w:color w:val="78716C"/><w:sz w:val="18"/><w:szCs w:val="18"/></w:rPr><w:t xml:space="preserve">Version 1.0  •  March 2026</w:t></w:r></w:p><w:p><w:r><w:rPr><w:sz w:val="1"/><w:szCs w:val="1"/></w:rPr><w:t xml:space="preserve">-</w:t></w:r></w:p><w:p><w:pPr><w:pStyle w:val="Heading1"/><w:pBdr><w:bottom w:val="single" w:color="1B4332" w:sz="8"/></w:pBdr><w:spacing w:after="120" w:before="360"/><w:rPr><w:b/><w:bCs/><w:color w:val="1B4332"/><w:sz w:val="28"/><w:szCs w:val="28"/></w:rPr></w:pPr><w:r><w:t xml:space="preserve">1.  Purpose &amp; Scope</w:t></w:r></w:p><w:p><w:pPr><w:spacing w:after="60" w:before="60"/><w:ind w:left="144"/></w:pPr><w:r><w:rPr><w:color w:val="1C1917"/><w:sz w:val="20"/><w:szCs w:val="20"/></w:rPr><w:t xml:space="preserve">This Standard Operating Procedure (SOP) governs the day-to-day use of the Maisha Kazi platform — a digital work-order system developed by Maisha Community Initiatives to connect vetted youth workers with corporate and individual clients in Tanzania.</w:t></w:r></w:p><w:p><w:pPr><w:spacing w:after="100" w:before="100"/></w:pPr></w:p><w:p><w:pPr><w:spacing w:after="60" w:before="60"/><w:ind w:left="144"/></w:pPr><w:r><w:rPr><w:color w:val="1C1917"/><w:sz w:val="20"/><w:szCs w:val="20"/></w:rPr><w:t xml:space="preserve">This document is intended for:</w:t></w:r></w:p><w:p><w:pPr><w:spacing w:after="40" w:before="40"/><w:ind w:left="504"/></w:pPr><w:r><w:rPr><w:b/><w:bCs/><w:color w:val="D97706"/><w:sz w:val="20"/><w:szCs w:val="20"/></w:rPr><w:t xml:space="preserve">•  </w:t></w:r><w:r><w:rPr><w:color w:val="1C1917"/><w:sz w:val="20"/><w:szCs w:val="20"/></w:rPr><w:t xml:space="preserve">Platform Coordinators (Maisha staff) who manage jobs, youth, and clients</w:t></w:r></w:p><w:p><w:pPr><w:spacing w:after="40" w:before="40"/><w:ind w:left="504"/></w:pPr><w:r><w:rPr><w:b/><w:bCs/><w:color w:val="D97706"/><w:sz w:val="20"/><w:szCs w:val="20"/></w:rPr><w:t xml:space="preserve">•  </w:t></w:r><w:r><w:rPr><w:color w:val="1C1917"/><w:sz w:val="20"/><w:szCs w:val="20"/></w:rPr><w:t xml:space="preserve">Youth Workers who receive, execute, and submit proof of completed jobs</w:t></w:r></w:p><w:p><w:pPr><w:spacing w:after="40" w:before="40"/><w:ind w:left="504"/></w:pPr><w:r><w:rPr><w:b/><w:bCs/><w:color w:val="D97706"/><w:sz w:val="20"/><w:szCs w:val="20"/></w:rPr><w:t xml:space="preserve">•  </w:t></w:r><w:r><w:rPr><w:color w:val="1C1917"/><w:sz w:val="20"/><w:szCs w:val="20"/></w:rPr><w:t xml:space="preserve">Corporate Clients who post service requests and confirm completed work</w:t></w:r></w:p><w:p><w:pPr><w:pBdr><w:bottom w:val="single" w:color="D6D3D1" w:sz="4"/></w:pBdr><w:spacing w:after="80" w:before="80"/></w:pPr></w:p><w:p><w:pPr><w:pStyle w:val="Heading1"/><w:pBdr><w:bottom w:val="single" w:color="1B4332" w:sz="8"/></w:pBdr><w:spacing w:after="120" w:before="360"/><w:rPr><w:b/><w:bCs/><w:color w:val="1B4332"/><w:sz w:val="28"/><w:szCs w:val="28"/></w:rPr></w:pPr><w:r><w:t xml:space="preserve">2.  Platform Overview</w:t></w:r></w:p><w:p><w:pPr><w:spacing w:after="60" w:before="60"/><w:ind w:left="144"/></w:pPr><w:r><w:rPr><w:color w:val="1C1917"/><w:sz w:val="20"/><w:szCs w:val="20"/></w:rPr><w:t xml:space="preserve">Maisha Kazi digitises the full job lifecycle: from a client posting a service request, through coordinator vetting and youth assignment, to proof-of-completion photo submission and client confirmation. CSR impact reports are generated automatically.</w:t></w:r></w:p><w:p><w:pPr><w:spacing w:after="100" w:before="100"/></w:pPr></w:p><w:p><w:pPr><w:pStyle w:val="Heading2"/><w:spacing w:after="80" w:before="240"/><w:rPr><w:b/><w:bCs/><w:color w:val="1B4332"/><w:sz w:val="24"/><w:szCs w:val="24"/></w:rPr></w:pPr><w:r><w:t xml:space="preserve">2.1  Technology</w:t></w:r></w:p><w:p><w:pPr><w:spacing w:after="40" w:before="40"/><w:ind w:left="504"/></w:pPr><w:r><w:rPr><w:b/><w:bCs/><w:color w:val="D97706"/><w:sz w:val="20"/><w:szCs w:val="20"/></w:rPr><w:t xml:space="preserve">•  </w:t></w:r><w:r><w:rPr><w:color w:val="1C1917"/><w:sz w:val="20"/><w:szCs w:val="20"/></w:rPr><w:t xml:space="preserve">Web application — accessible on any device via browser (mobile-first design)</w:t></w:r></w:p><w:p><w:pPr><w:spacing w:after="40" w:before="40"/><w:ind w:left="504"/></w:pPr><w:r><w:rPr><w:b/><w:bCs/><w:color w:val="D97706"/><w:sz w:val="20"/><w:szCs w:val="20"/></w:rPr><w:t xml:space="preserve">•  </w:t></w:r><w:r><w:rPr><w:color w:val="1C1917"/><w:sz w:val="20"/><w:szCs w:val="20"/></w:rPr><w:t xml:space="preserve">React frontend  +  Node.js/Express backend  +  PostgreSQL database</w:t></w:r></w:p><w:p><w:pPr><w:spacing w:after="40" w:before="40"/><w:ind w:left="504"/></w:pPr><w:r><w:rPr><w:b/><w:bCs/><w:color w:val="D97706"/><w:sz w:val="20"/><w:szCs w:val="20"/></w:rPr><w:t xml:space="preserve">•  </w:t></w:r><w:r><w:rPr><w:color w:val="1C1917"/><w:sz w:val="20"/><w:szCs w:val="20"/></w:rPr><w:t xml:space="preserve">JWT-based authentication — sessions expire after 15 minutes; a refresh token (7 days) keeps users logged in automatically</w:t></w:r></w:p><w:p><w:pPr><w:spacing w:after="100" w:before="100"/></w:pPr></w:p><w:p><w:pPr><w:pStyle w:val="Heading2"/><w:spacing w:after="80" w:before="240"/><w:rPr><w:b/><w:bCs/><w:color w:val="1B4332"/><w:sz w:val="24"/><w:szCs w:val="24"/></w:rPr></w:pPr><w:r><w:t xml:space="preserve">2.2  User Roles &amp; Demo Credentials</w:t></w:r></w:p><w:p><w:pPr><w:spacing w:after="100" w:before="100"/></w:pPr></w:p><w:tbl><w:tblPr><w:tblW w:type="pct" w:w="100%"/><w:tblBorders><w:top w:val="single" w:color="auto" w:sz="4"/><w:left w:val="single" w:color="auto" w:sz="4"/><w:bottom w:val="single" w:color="auto" w:sz="4"/><w:right w:val="single" w:color="auto" w:sz="4"/><w:insideH w:val="single" w:color="auto" w:sz="4"/><w:insideV w:val="single" w:color="auto" w:sz="4"/></w:tblBorders></w:tblPr><w:tblGrid><w:gridCol w:w="100"/><w:gridCol w:w="100"/><w:gridCol w:w="100"/></w:tblGrid><w:tr><w:trPr><w:tblHeader/></w:trPr><w:tc><w:tcPr><w:shd w:color="1B4332" w:val="solid"/><w:tcMar><w:top w:type="dxa" w:w="80"/><w:left w:type="dxa" w:w="120"/><w:bottom w:type="dxa" w:w="80"/><w:right w:type="dxa" w:w="120"/></w:tcMar></w:tcPr><w:p><w:r><w:rPr><w:b/><w:bCs/><w:color w:val="FFFFFF"/><w:sz w:val="19"/><w:szCs w:val="19"/></w:rPr><w:t xml:space="preserve">Role</w:t></w:r></w:p></w:tc><w:tc><w:tcPr><w:shd w:color="1B4332" w:val="solid"/><w:tcMar><w:top w:type="dxa" w:w="80"/><w:left w:type="dxa" w:w="120"/><w:bottom w:type="dxa" w:w="80"/><w:right w:type="dxa" w:w="120"/></w:tcMar></w:tcPr><w:p><w:r><w:rPr><w:b/><w:bCs/><w:color w:val="FFFFFF"/><w:sz w:val="19"/><w:szCs w:val="19"/></w:rPr><w:t xml:space="preserve">Login Email (demo)</w:t></w:r></w:p></w:tc><w:tc><w:tcPr><w:shd w:color="1B4332" w:val="solid"/><w:tcMar><w:top w:type="dxa" w:w="80"/><w:left w:type="dxa" w:w="120"/><w:bottom w:type="dxa" w:w="80"/><w:right w:type="dxa" w:w="120"/></w:tcMar></w:tcPr><w:p><w:r><w:rPr><w:b/><w:bCs/><w:color w:val="FFFFFF"/><w:sz w:val="19"/><w:szCs w:val="19"/></w:rPr><w:t xml:space="preserve">Access Level</w:t></w:r></w:p></w:tc></w:tr><w:tr><w:tc><w:tcPr><w:shd w:color="F0FDF4" w:val="solid"/><w:tcMar><w:top w:type="dxa" w:w="60"/><w:left w:type="dxa" w:w="120"/><w:bottom w:type="dxa" w:w="60"/><w:right w:type="dxa" w:w="120"/></w:tcMar></w:tcPr><w:p><w:r><w:rPr><w:color w:val="1C1917"/><w:sz w:val="18"/><w:szCs w:val="18"/></w:rPr><w:t xml:space="preserve">Coordinator</w:t></w:r></w:p></w:tc><w:tc><w:tcPr><w:shd w:color="F0FDF4" w:val="solid"/><w:tcMar><w:top w:type="dxa" w:w="60"/><w:left w:type="dxa" w:w="120"/><w:bottom w:type="dxa" w:w="60"/><w:right w:type="dxa" w:w="120"/></w:tcMar></w:tcPr><w:p><w:r><w:rPr><w:color w:val="1C1917"/><w:sz w:val="18"/><w:szCs w:val="18"/></w:rPr><w:t xml:space="preserve">coordinator@maishakazi.org</w:t></w:r></w:p></w:tc><w:tc><w:tcPr><w:shd w:color="F0FDF4" w:val="solid"/><w:tcMar><w:top w:type="dxa" w:w="60"/><w:left w:type="dxa" w:w="120"/><w:bottom w:type="dxa" w:w="60"/><w:right w:type="dxa" w:w="120"/></w:tcMar></w:tcPr><w:p><w:r><w:rPr><w:color w:val="1C1917"/><w:sz w:val="18"/><w:szCs w:val="18"/></w:rPr><w:t xml:space="preserve">Full access — manage all entities</w:t></w:r></w:p></w:tc></w:tr><w:tr><w:tc><w:tcPr><w:shd w:color="FFFFFF" w:val="solid"/><w:tcMar><w:top w:type="dxa" w:w="60"/><w:left w:type="dxa" w:w="120"/><w:bottom w:type="dxa" w:w="60"/><w:right w:type="dxa" w:w="120"/></w:tcMar></w:tcPr><w:p><w:r><w:rPr><w:color w:val="1C1917"/><w:sz w:val="18"/><w:szCs w:val="18"/></w:rPr><w:t xml:space="preserve">Corporate Client</w:t></w:r></w:p></w:tc><w:tc><w:tcPr><w:shd w:color="FFFFFF" w:val="solid"/><w:tcMar><w:top w:type="dxa" w:w="60"/><w:left w:type="dxa" w:w="120"/><w:bottom w:type="dxa" w:w="60"/><w:right w:type="dxa" w:w="120"/></w:tcMar></w:tcPr><w:p><w:r><w:rPr><w:color w:val="1C1917"/><w:sz w:val="18"/><w:szCs w:val="18"/></w:rPr><w:t xml:space="preserve">coca-cola@demo.com</w:t></w:r></w:p></w:tc><w:tc><w:tcPr><w:shd w:color="FFFFFF" w:val="solid"/><w:tcMar><w:top w:type="dxa" w:w="60"/><w:left w:type="dxa" w:w="120"/><w:bottom w:type="dxa" w:w="60"/><w:right w:type="dxa" w:w="120"/></w:tcMar></w:tcPr><w:p><w:r><w:rPr><w:color w:val="1C1917"/><w:sz w:val="18"/><w:szCs w:val="18"/></w:rPr><w:t xml:space="preserve">Post jobs, view own jobs, CSR reports</w:t></w:r></w:p></w:tc></w:tr><w:tr><w:tc><w:tcPr><w:shd w:color="F0FDF4" w:val="solid"/><w:tcMar><w:top w:type="dxa" w:w="60"/><w:left w:type="dxa" w:w="120"/><w:bottom w:type="dxa" w:w="60"/><w:right w:type="dxa" w:w="120"/></w:tcMar></w:tcPr><w:p><w:r><w:rPr><w:color w:val="1C1917"/><w:sz w:val="18"/><w:szCs w:val="18"/></w:rPr><w:t xml:space="preserve">Corporate Client</w:t></w:r></w:p></w:tc><w:tc><w:tcPr><w:shd w:color="F0FDF4" w:val="solid"/><w:tcMar><w:top w:type="dxa" w:w="60"/><w:left w:type="dxa" w:w="120"/><w:bottom w:type="dxa" w:w="60"/><w:right w:type="dxa" w:w="120"/></w:tcMar></w:tcPr><w:p><w:r><w:rPr><w:color w:val="1C1917"/><w:sz w:val="18"/><w:szCs w:val="18"/></w:rPr><w:t xml:space="preserve">vodacom@demo.com</w:t></w:r></w:p></w:tc><w:tc><w:tcPr><w:shd w:color="F0FDF4" w:val="solid"/><w:tcMar><w:top w:type="dxa" w:w="60"/><w:left w:type="dxa" w:w="120"/><w:bottom w:type="dxa" w:w="60"/><w:right w:type="dxa" w:w="120"/></w:tcMar></w:tcPr><w:p><w:r><w:rPr><w:color w:val="1C1917"/><w:sz w:val="18"/><w:szCs w:val="18"/></w:rPr><w:t xml:space="preserve">Post jobs, view own jobs, CSR reports</w:t></w:r></w:p></w:tc></w:tr><w:tr><w:tc><w:tcPr><w:shd w:color="FFFFFF" w:val="solid"/><w:tcMar><w:top w:type="dxa" w:w="60"/><w:left w:type="dxa" w:w="120"/><w:bottom w:type="dxa" w:w="60"/><w:right w:type="dxa" w:w="120"/></w:tcMar></w:tcPr><w:p><w:r><w:rPr><w:color w:val="1C1917"/><w:sz w:val="18"/><w:szCs w:val="18"/></w:rPr><w:t xml:space="preserve">Corporate Client</w:t></w:r></w:p></w:tc><w:tc><w:tcPr><w:shd w:color="FFFFFF" w:val="solid"/><w:tcMar><w:top w:type="dxa" w:w="60"/><w:left w:type="dxa" w:w="120"/><w:bottom w:type="dxa" w:w="60"/><w:right w:type="dxa" w:w="120"/></w:tcMar></w:tcPr><w:p><w:r><w:rPr><w:color w:val="1C1917"/><w:sz w:val="18"/><w:szCs w:val="18"/></w:rPr><w:t xml:space="preserve">ttcl@demo.com</w:t></w:r></w:p></w:tc><w:tc><w:tcPr><w:shd w:color="FFFFFF" w:val="solid"/><w:tcMar><w:top w:type="dxa" w:w="60"/><w:left w:type="dxa" w:w="120"/><w:bottom w:type="dxa" w:w="60"/><w:right w:type="dxa" w:w="120"/></w:tcMar></w:tcPr><w:p><w:r><w:rPr><w:color w:val="1C1917"/><w:sz w:val="18"/><w:szCs w:val="18"/></w:rPr><w:t xml:space="preserve">Post jobs, view own jobs, CSR reports</w:t></w:r></w:p></w:tc></w:tr><w:tr><w:tc><w:tcPr><w:shd w:color="F0FDF4" w:val="solid"/><w:tcMar><w:top w:type="dxa" w:w="60"/><w:left w:type="dxa" w:w="120"/><w:bottom w:type="dxa" w:w="60"/><w:right w:type="dxa" w:w="120"/></w:tcMar></w:tcPr><w:p><w:r><w:rPr><w:color w:val="1C1917"/><w:sz w:val="18"/><w:szCs w:val="18"/></w:rPr><w:t xml:space="preserve">Youth Worker</w:t></w:r></w:p></w:tc><w:tc><w:tcPr><w:shd w:color="F0FDF4" w:val="solid"/><w:tcMar><w:top w:type="dxa" w:w="60"/><w:left w:type="dxa" w:w="120"/><w:bottom w:type="dxa" w:w="60"/><w:right w:type="dxa" w:w="120"/></w:tcMar></w:tcPr><w:p><w:r><w:rPr><w:color w:val="1C1917"/><w:sz w:val="18"/><w:szCs w:val="18"/></w:rPr><w:t xml:space="preserve">amina@demo.com</w:t></w:r></w:p></w:tc><w:tc><w:tcPr><w:shd w:color="F0FDF4" w:val="solid"/><w:tcMar><w:top w:type="dxa" w:w="60"/><w:left w:type="dxa" w:w="120"/><w:bottom w:type="dxa" w:w="60"/><w:right w:type="dxa" w:w="120"/></w:tcMar></w:tcPr><w:p><w:r><w:rPr><w:color w:val="1C1917"/><w:sz w:val="18"/><w:szCs w:val="18"/></w:rPr><w:t xml:space="preserve">View assigned jobs, upload proof, earnings</w:t></w:r></w:p></w:tc></w:tr><w:tr><w:tc><w:tcPr><w:shd w:color="FFFFFF" w:val="solid"/><w:tcMar><w:top w:type="dxa" w:w="60"/><w:left w:type="dxa" w:w="120"/><w:bottom w:type="dxa" w:w="60"/><w:right w:type="dxa" w:w="120"/></w:tcMar></w:tcPr><w:p><w:r><w:rPr><w:color w:val="1C1917"/><w:sz w:val="18"/><w:szCs w:val="18"/></w:rPr><w:t xml:space="preserve">Youth Worker</w:t></w:r></w:p></w:tc><w:tc><w:tcPr><w:shd w:color="FFFFFF" w:val="solid"/><w:tcMar><w:top w:type="dxa" w:w="60"/><w:left w:type="dxa" w:w="120"/><w:bottom w:type="dxa" w:w="60"/><w:right w:type="dxa" w:w="120"/></w:tcMar></w:tcPr><w:p><w:r><w:rPr><w:color w:val="1C1917"/><w:sz w:val="18"/><w:szCs w:val="18"/></w:rPr><w:t xml:space="preserve">baraka@demo.com</w:t></w:r></w:p></w:tc><w:tc><w:tcPr><w:shd w:color="FFFFFF" w:val="solid"/><w:tcMar><w:top w:type="dxa" w:w="60"/><w:left w:type="dxa" w:w="120"/><w:bottom w:type="dxa" w:w="60"/><w:right w:type="dxa" w:w="120"/></w:tcMar></w:tcPr><w:p><w:r><w:rPr><w:color w:val="1C1917"/><w:sz w:val="18"/><w:szCs w:val="18"/></w:rPr><w:t xml:space="preserve">View assigned jobs, upload proof, earnings</w:t></w:r></w:p></w:tc></w:tr></w:tbl><w:p><w:pPr><w:pBdr><w:left w:val="single" w:color="D97706" w:sz="16"/></w:pBdr><w:shd w:color="FFFBEB" w:val="solid"/><w:spacing w:after="80" w:before="80"/><w:ind w:left="288"/></w:pPr><w:r><w:rPr><w:b/><w:bCs/><w:color w:val="D97706"/><w:sz w:val="19"/><w:szCs w:val="19"/></w:rPr><w:t xml:space="preserve">⚠  Note: </w:t></w:r><w:r><w:rPr><w:i/><w:iCs/><w:color w:val="44403C"/><w:sz w:val="19"/><w:szCs w:val="19"/></w:rPr><w:t xml:space="preserve">All demo accounts use the password: password123  —  Change all passwords before going live.</w:t></w:r></w:p><w:p><w:pPr><w:pBdr><w:bottom w:val="single" w:color="D6D3D1" w:sz="4"/></w:pBdr><w:spacing w:after="80" w:before="80"/></w:pPr></w:p><w:p><w:pPr><w:pStyle w:val="Heading1"/><w:pBdr><w:bottom w:val="single" w:color="1B4332" w:sz="8"/></w:pBdr><w:spacing w:after="120" w:before="360"/><w:rPr><w:b/><w:bCs/><w:color w:val="1B4332"/><w:sz w:val="28"/><w:szCs w:val="28"/></w:rPr></w:pPr><w:r><w:t xml:space="preserve">3.  Job Lifecycle</w:t></w:r></w:p><w:p><w:pPr><w:spacing w:after="60" w:before="60"/><w:ind w:left="144"/></w:pPr><w:r><w:rPr><w:color w:val="1C1917"/><w:sz w:val="20"/><w:szCs w:val="20"/></w:rPr><w:t xml:space="preserve">Every job on Maisha Kazi follows a linear status progression. Understanding this flow is essential for all three user roles.</w:t></w:r></w:p><w:p><w:pPr><w:spacing w:after="100" w:before="100"/></w:pPr></w:p><w:tbl><w:tblPr><w:tblW w:type="pct" w:w="100%"/><w:tblBorders><w:top w:val="single" w:color="auto" w:sz="4"/><w:left w:val="single" w:color="auto" w:sz="4"/><w:bottom w:val="single" w:color="auto" w:sz="4"/><w:right w:val="single" w:color="auto" w:sz="4"/><w:insideH w:val="single" w:color="auto" w:sz="4"/><w:insideV w:val="single" w:color="auto" w:sz="4"/></w:tblBorders></w:tblPr><w:tblGrid><w:gridCol w:w="100"/><w:gridCol w:w="100"/><w:gridCol w:w="100"/></w:tblGrid><w:tr><w:trPr><w:tblHeader/></w:trPr><w:tc><w:tcPr><w:shd w:color="1B4332" w:val="solid"/><w:tcMar><w:top w:type="dxa" w:w="80"/><w:left w:type="dxa" w:w="120"/><w:bottom w:type="dxa" w:w="80"/><w:right w:type="dxa" w:w="120"/></w:tcMar></w:tcPr><w:p><w:r><w:rPr><w:b/><w:bCs/><w:color w:val="FFFFFF"/><w:sz w:val="19"/><w:szCs w:val="19"/></w:rPr><w:t xml:space="preserve">Status</w:t></w:r></w:p></w:tc><w:tc><w:tcPr><w:shd w:color="1B4332" w:val="solid"/><w:tcMar><w:top w:type="dxa" w:w="80"/><w:left w:type="dxa" w:w="120"/><w:bottom w:type="dxa" w:w="80"/><w:right w:type="dxa" w:w="120"/></w:tcMar></w:tcPr><w:p><w:r><w:rPr><w:b/><w:bCs/><w:color w:val="FFFFFF"/><w:sz w:val="19"/><w:szCs w:val="19"/></w:rPr><w:t xml:space="preserve">Meaning</w:t></w:r></w:p></w:tc><w:tc><w:tcPr><w:shd w:color="1B4332" w:val="solid"/><w:tcMar><w:top w:type="dxa" w:w="80"/><w:left w:type="dxa" w:w="120"/><w:bottom w:type="dxa" w:w="80"/><w:right w:type="dxa" w:w="120"/></w:tcMar></w:tcPr><w:p><w:r><w:rPr><w:b/><w:bCs/><w:color w:val="FFFFFF"/><w:sz w:val="19"/><w:szCs w:val="19"/></w:rPr><w:t xml:space="preserve">Who Acts Next</w:t></w:r></w:p></w:tc></w:tr><w:tr><w:tc><w:tcPr><w:shd w:color="F0FDF4" w:val="solid"/><w:tcMar><w:top w:type="dxa" w:w="60"/><w:left w:type="dxa" w:w="120"/><w:bottom w:type="dxa" w:w="60"/><w:right w:type="dxa" w:w="120"/></w:tcMar></w:tcPr><w:p><w:r><w:rPr><w:color w:val="1C1917"/><w:sz w:val="18"/><w:szCs w:val="18"/></w:rPr><w:t xml:space="preserve">OPEN</w:t></w:r></w:p></w:tc><w:tc><w:tcPr><w:shd w:color="F0FDF4" w:val="solid"/><w:tcMar><w:top w:type="dxa" w:w="60"/><w:left w:type="dxa" w:w="120"/><w:bottom w:type="dxa" w:w="60"/><w:right w:type="dxa" w:w="120"/></w:tcMar></w:tcPr><w:p><w:r><w:rPr><w:color w:val="1C1917"/><w:sz w:val="18"/><w:szCs w:val="18"/></w:rPr><w:t xml:space="preserve">Job posted by a client, awaiting coordinator assignment</w:t></w:r></w:p></w:tc><w:tc><w:tcPr><w:shd w:color="F0FDF4" w:val="solid"/><w:tcMar><w:top w:type="dxa" w:w="60"/><w:left w:type="dxa" w:w="120"/><w:bottom w:type="dxa" w:w="60"/><w:right w:type="dxa" w:w="120"/></w:tcMar></w:tcPr><w:p><w:r><w:rPr><w:color w:val="1C1917"/><w:sz w:val="18"/><w:szCs w:val="18"/></w:rPr><w:t xml:space="preserve">Coordinator</w:t></w:r></w:p></w:tc></w:tr><w:tr><w:tc><w:tcPr><w:shd w:color="FFFFFF" w:val="solid"/><w:tcMar><w:top w:type="dxa" w:w="60"/><w:left w:type="dxa" w:w="120"/><w:bottom w:type="dxa" w:w="60"/><w:right w:type="dxa" w:w="120"/></w:tcMar></w:tcPr><w:p><w:r><w:rPr><w:color w:val="1C1917"/><w:sz w:val="18"/><w:szCs w:val="18"/></w:rPr><w:t xml:space="preserve">ASSIGNED</w:t></w:r></w:p></w:tc><w:tc><w:tcPr><w:shd w:color="FFFFFF" w:val="solid"/><w:tcMar><w:top w:type="dxa" w:w="60"/><w:left w:type="dxa" w:w="120"/><w:bottom w:type="dxa" w:w="60"/><w:right w:type="dxa" w:w="120"/></w:tcMar></w:tcPr><w:p><w:r><w:rPr><w:color w:val="1C1917"/><w:sz w:val="18"/><w:szCs w:val="18"/></w:rPr><w:t xml:space="preserve">Coordinator has assigned a vetted youth worker</w:t></w:r></w:p></w:tc><w:tc><w:tcPr><w:shd w:color="FFFFFF" w:val="solid"/><w:tcMar><w:top w:type="dxa" w:w="60"/><w:left w:type="dxa" w:w="120"/><w:bottom w:type="dxa" w:w="60"/><w:right w:type="dxa" w:w="120"/></w:tcMar></w:tcPr><w:p><w:r><w:rPr><w:color w:val="1C1917"/><w:sz w:val="18"/><w:szCs w:val="18"/></w:rPr><w:t xml:space="preserve">Youth Worker</w:t></w:r></w:p></w:tc></w:tr><w:tr><w:tc><w:tcPr><w:shd w:color="F0FDF4" w:val="solid"/><w:tcMar><w:top w:type="dxa" w:w="60"/><w:left w:type="dxa" w:w="120"/><w:bottom w:type="dxa" w:w="60"/><w:right w:type="dxa" w:w="120"/></w:tcMar></w:tcPr><w:p><w:r><w:rPr><w:color w:val="1C1917"/><w:sz w:val="18"/><w:szCs w:val="18"/></w:rPr><w:t xml:space="preserve">IN_PROGRESS</w:t></w:r></w:p></w:tc><w:tc><w:tcPr><w:shd w:color="F0FDF4" w:val="solid"/><w:tcMar><w:top w:type="dxa" w:w="60"/><w:left w:type="dxa" w:w="120"/><w:bottom w:type="dxa" w:w="60"/><w:right w:type="dxa" w:w="120"/></w:tcMar></w:tcPr><w:p><w:r><w:rPr><w:color w:val="1C1917"/><w:sz w:val="18"/><w:szCs w:val="18"/></w:rPr><w:t xml:space="preserve">Youth worker has tapped &quot;Start Job&quot; on arrival</w:t></w:r></w:p></w:tc><w:tc><w:tcPr><w:shd w:color="F0FDF4" w:val="solid"/><w:tcMar><w:top w:type="dxa" w:w="60"/><w:left w:type="dxa" w:w="120"/><w:bottom w:type="dxa" w:w="60"/><w:right w:type="dxa" w:w="120"/></w:tcMar></w:tcPr><w:p><w:r><w:rPr><w:color w:val="1C1917"/><w:sz w:val="18"/><w:szCs w:val="18"/></w:rPr><w:t xml:space="preserve">Youth Worker</w:t></w:r></w:p></w:tc></w:tr><w:tr><w:tc><w:tcPr><w:shd w:color="FFFFFF" w:val="solid"/><w:tcMar><w:top w:type="dxa" w:w="60"/><w:left w:type="dxa" w:w="120"/><w:bottom w:type="dxa" w:w="60"/><w:right w:type="dxa" w:w="120"/></w:tcMar></w:tcPr><w:p><w:r><w:rPr><w:color w:val="1C1917"/><w:sz w:val="18"/><w:szCs w:val="18"/></w:rPr><w:t xml:space="preserve">PENDING_CONFIRMATION</w:t></w:r></w:p></w:tc><w:tc><w:tcPr><w:shd w:color="FFFFFF" w:val="solid"/><w:tcMar><w:top w:type="dxa" w:w="60"/><w:left w:type="dxa" w:w="120"/><w:bottom w:type="dxa" w:w="60"/><w:right w:type="dxa" w:w="120"/></w:tcMar></w:tcPr><w:p><w:r><w:rPr><w:color w:val="1C1917"/><w:sz w:val="18"/><w:szCs w:val="18"/></w:rPr><w:t xml:space="preserve">Youth uploaded proof photo; waiting for client to confirm</w:t></w:r></w:p></w:tc><w:tc><w:tcPr><w:shd w:color="FFFFFF" w:val="solid"/><w:tcMar><w:top w:type="dxa" w:w="60"/><w:left w:type="dxa" w:w="120"/><w:bottom w:type="dxa" w:w="60"/><w:right w:type="dxa" w:w="120"/></w:tcMar></w:tcPr><w:p><w:r><w:rPr><w:color w:val="1C1917"/><w:sz w:val="18"/><w:szCs w:val="18"/></w:rPr><w:t xml:space="preserve">Client</w:t></w:r></w:p></w:tc></w:tr><w:tr><w:tc><w:tcPr><w:shd w:color="F0FDF4" w:val="solid"/><w:tcMar><w:top w:type="dxa" w:w="60"/><w:left w:type="dxa" w:w="120"/><w:bottom w:type="dxa" w:w="60"/><w:right w:type="dxa" w:w="120"/></w:tcMar></w:tcPr><w:p><w:r><w:rPr><w:color w:val="1C1917"/><w:sz w:val="18"/><w:szCs w:val="18"/></w:rPr><w:t xml:space="preserve">COMPLETED</w:t></w:r></w:p></w:tc><w:tc><w:tcPr><w:shd w:color="F0FDF4" w:val="solid"/><w:tcMar><w:top w:type="dxa" w:w="60"/><w:left w:type="dxa" w:w="120"/><w:bottom w:type="dxa" w:w="60"/><w:right w:type="dxa" w:w="120"/></w:tcMar></w:tcPr><w:p><w:r><w:rPr><w:color w:val="1C1917"/><w:sz w:val="18"/><w:szCs w:val="18"/></w:rPr><w:t xml:space="preserve">Client confirmed the work. Payment recorded.</w:t></w:r></w:p></w:tc><w:tc><w:tcPr><w:shd w:color="F0FDF4" w:val="solid"/><w:tcMar><w:top w:type="dxa" w:w="60"/><w:left w:type="dxa" w:w="120"/><w:bottom w:type="dxa" w:w="60"/><w:right w:type="dxa" w:w="120"/></w:tcMar></w:tcPr><w:p><w:r><w:rPr><w:color w:val="1C1917"/><w:sz w:val="18"/><w:szCs w:val="18"/></w:rPr><w:t xml:space="preserve">Coordinator (optional review)</w:t></w:r></w:p></w:tc></w:tr><w:tr><w:tc><w:tcPr><w:shd w:color="FFFFFF" w:val="solid"/><w:tcMar><w:top w:type="dxa" w:w="60"/><w:left w:type="dxa" w:w="120"/><w:bottom w:type="dxa" w:w="60"/><w:right w:type="dxa" w:w="120"/></w:tcMar></w:tcPr><w:p><w:r><w:rPr><w:color w:val="1C1917"/><w:sz w:val="18"/><w:szCs w:val="18"/></w:rPr><w:t xml:space="preserve">DISPUTED</w:t></w:r></w:p></w:tc><w:tc><w:tcPr><w:shd w:color="FFFFFF" w:val="solid"/><w:tcMar><w:top w:type="dxa" w:w="60"/><w:left w:type="dxa" w:w="120"/><w:bottom w:type="dxa" w:w="60"/><w:right w:type="dxa" w:w="120"/></w:tcMar></w:tcPr><w:p><w:r><w:rPr><w:color w:val="1C1917"/><w:sz w:val="18"/><w:szCs w:val="18"/></w:rPr><w:t xml:space="preserve">Client raised a dispute instead of confirming</w:t></w:r></w:p></w:tc><w:tc><w:tcPr><w:shd w:color="FFFFFF" w:val="solid"/><w:tcMar><w:top w:type="dxa" w:w="60"/><w:left w:type="dxa" w:w="120"/><w:bottom w:type="dxa" w:w="60"/><w:right w:type="dxa" w:w="120"/></w:tcMar></w:tcPr><w:p><w:r><w:rPr><w:color w:val="1C1917"/><w:sz w:val="18"/><w:szCs w:val="18"/></w:rPr><w:t xml:space="preserve">Coordinator</w:t></w:r></w:p></w:tc></w:tr><w:tr><w:tc><w:tcPr><w:shd w:color="F0FDF4" w:val="solid"/><w:tcMar><w:top w:type="dxa" w:w="60"/><w:left w:type="dxa" w:w="120"/><w:bottom w:type="dxa" w:w="60"/><w:right w:type="dxa" w:w="120"/></w:tcMar></w:tcPr><w:p><w:r><w:rPr><w:color w:val="1C1917"/><w:sz w:val="18"/><w:szCs w:val="18"/></w:rPr><w:t xml:space="preserve">CANCELLED</w:t></w:r></w:p></w:tc><w:tc><w:tcPr><w:shd w:color="F0FDF4" w:val="solid"/><w:tcMar><w:top w:type="dxa" w:w="60"/><w:left w:type="dxa" w:w="120"/><w:bottom w:type="dxa" w:w="60"/><w:right w:type="dxa" w:w="120"/></w:tcMar></w:tcPr><w:p><w:r><w:rPr><w:color w:val="1C1917"/><w:sz w:val="18"/><w:szCs w:val="18"/></w:rPr><w:t xml:space="preserve">Job cancelled before assignment or completion</w:t></w:r></w:p></w:tc><w:tc><w:tcPr><w:shd w:color="F0FDF4" w:val="solid"/><w:tcMar><w:top w:type="dxa" w:w="60"/><w:left w:type="dxa" w:w="120"/><w:bottom w:type="dxa" w:w="60"/><w:right w:type="dxa" w:w="120"/></w:tcMar></w:tcPr><w:p><w:r><w:rPr><w:color w:val="1C1917"/><w:sz w:val="18"/><w:szCs w:val="18"/></w:rPr><w:t xml:space="preserve">Coordinator</w:t></w:r></w:p></w:tc></w:tr></w:tbl><w:p><w:pPr><w:spacing w:after="100" w:before="100"/></w:pPr></w:p><w:p><w:pPr><w:pBdr><w:left w:val="single" w:color="D97706" w:sz="16"/></w:pBdr><w:shd w:color="FFFBEB" w:val="solid"/><w:spacing w:after="80" w:before="80"/><w:ind w:left="288"/></w:pPr><w:r><w:rPr><w:b/><w:bCs/><w:color w:val="D97706"/><w:sz w:val="19"/><w:szCs w:val="19"/></w:rPr><w:t xml:space="preserve">⚠  Note: </w:t></w:r><w:r><w:rPr><w:i/><w:iCs/><w:color w:val="44403C"/><w:sz w:val="19"/><w:szCs w:val="19"/></w:rPr><w:t xml:space="preserve">The system automatically moves a job from IN_PROGRESS → PENDING_CONFIRMATION when the youth uploads a proof photo. Coordinators can override status at any stage if needed.</w:t></w:r></w:p><w:p><w:pPr><w:pBdr><w:bottom w:val="single" w:color="D6D3D1" w:sz="4"/></w:pBdr><w:spacing w:after="80" w:before="80"/></w:pPr></w:p><w:p><w:pPr><w:pStyle w:val="Heading1"/><w:pBdr><w:bottom w:val="single" w:color="1B4332" w:sz="8"/></w:pBdr><w:spacing w:after="120" w:before="360"/><w:rPr><w:b/><w:bCs/><w:color w:val="1B4332"/><w:sz w:val="28"/><w:szCs w:val="28"/></w:rPr></w:pPr><w:r><w:t xml:space="preserve">4.  Coordinator SOP</w:t></w:r></w:p><w:p><w:pPr><w:spacing w:after="60" w:before="60"/><w:ind w:left="144"/></w:pPr><w:r><w:rPr><w:color w:val="1C1917"/><w:sz w:val="20"/><w:szCs w:val="20"/></w:rPr><w:t xml:space="preserve">Coordinators are Maisha staff who administer the platform. They have visibility into all youth, clients, jobs, and reports.</w:t></w:r></w:p><w:p><w:pPr><w:spacing w:after="100" w:before="100"/></w:pPr></w:p><w:p><w:pPr><w:pStyle w:val="Heading2"/><w:spacing w:after="80" w:before="240"/><w:rPr><w:b/><w:bCs/><w:color w:val="1B4332"/><w:sz w:val="24"/><w:szCs w:val="24"/></w:rPr></w:pPr><w:r><w:t xml:space="preserve">4.1  Vetting a Youth Worker</w:t></w:r></w:p><w:p><w:pPr><w:spacing w:after="40" w:before="40"/><w:ind w:left="504"/></w:pPr><w:r><w:rPr><w:b/><w:bCs/><w:color w:val="1B4332"/><w:sz w:val="20"/><w:szCs w:val="20"/></w:rPr><w:t xml:space="preserve">1.  </w:t></w:r><w:r><w:rPr><w:color w:val="1C1917"/><w:sz w:val="20"/><w:szCs w:val="20"/></w:rPr><w:t xml:space="preserve">Log in at the platform URL using coordinator credentials.</w:t></w:r></w:p><w:p><w:pPr><w:spacing w:after="40" w:before="40"/><w:ind w:left="504"/></w:pPr><w:r><w:rPr><w:b/><w:bCs/><w:color w:val="1B4332"/><w:sz w:val="20"/><w:szCs w:val="20"/></w:rPr><w:t xml:space="preserve">2.  </w:t></w:r><w:r><w:rPr><w:color w:val="1C1917"/><w:sz w:val="20"/><w:szCs w:val="20"/></w:rPr><w:t xml:space="preserve">Navigate to Youth Management in the left sidebar.</w:t></w:r></w:p><w:p><w:pPr><w:spacing w:after="40" w:before="40"/><w:ind w:left="504"/></w:pPr><w:r><w:rPr><w:b/><w:bCs/><w:color w:val="1B4332"/><w:sz w:val="20"/><w:szCs w:val="20"/></w:rPr><w:t xml:space="preserve">3.  </w:t></w:r><w:r><w:rPr><w:color w:val="1C1917"/><w:sz w:val="20"/><w:szCs w:val="20"/></w:rPr><w:t xml:space="preserve">Find the youth worker — use the search bar or filter by &quot;Not Vetted&quot;.</w:t></w:r></w:p><w:p><w:pPr><w:spacing w:after="40" w:before="40"/><w:ind w:left="504"/></w:pPr><w:r><w:rPr><w:b/><w:bCs/><w:color w:val="1B4332"/><w:sz w:val="20"/><w:szCs w:val="20"/></w:rPr><w:t xml:space="preserve">4.  </w:t></w:r><w:r><w:rPr><w:color w:val="1C1917"/><w:sz w:val="20"/><w:szCs w:val="20"/></w:rPr><w:t xml:space="preserve">Click the youth&apos;s row to open their profile. Review ID document and bio.</w:t></w:r></w:p><w:p><w:pPr><w:spacing w:after="40" w:before="40"/><w:ind w:left="504"/></w:pPr><w:r><w:rPr><w:b/><w:bCs/><w:color w:val="1B4332"/><w:sz w:val="20"/><w:szCs w:val="20"/></w:rPr><w:t xml:space="preserve">5.  </w:t></w:r><w:r><w:rPr><w:color w:val="1C1917"/><w:sz w:val="20"/><w:szCs w:val="20"/></w:rPr><w:t xml:space="preserve">Click Vet Youth. The badge changes to &quot;Verified&quot; immediately.</w:t></w:r></w:p><w:p><w:pPr><w:pBdr><w:left w:val="single" w:color="D97706" w:sz="16"/></w:pBdr><w:shd w:color="FFFBEB" w:val="solid"/><w:spacing w:after="80" w:before="80"/><w:ind w:left="288"/></w:pPr><w:r><w:rPr><w:b/><w:bCs/><w:color w:val="D97706"/><w:sz w:val="19"/><w:szCs w:val="19"/></w:rPr><w:t xml:space="preserve">⚠  Note: </w:t></w:r><w:r><w:rPr><w:i/><w:iCs/><w:color w:val="44403C"/><w:sz w:val="19"/><w:szCs w:val="19"/></w:rPr><w:t xml:space="preserve">Only vetted youth can be assigned to jobs. Always verify ID documents before vetting.</w:t></w:r></w:p><w:p><w:pPr><w:spacing w:after="100" w:before="100"/></w:pPr></w:p><w:p><w:pPr><w:pStyle w:val="Heading2"/><w:spacing w:after="80" w:before="240"/><w:rPr><w:b/><w:bCs/><w:color w:val="1B4332"/><w:sz w:val="24"/><w:szCs w:val="24"/></w:rPr></w:pPr><w:r><w:t xml:space="preserve">4.2  Creating a Job</w:t></w:r></w:p><w:p><w:pPr><w:spacing w:after="40" w:before="40"/><w:ind w:left="504"/></w:pPr><w:r><w:rPr><w:b/><w:bCs/><w:color w:val="1B4332"/><w:sz w:val="20"/><w:szCs w:val="20"/></w:rPr><w:t xml:space="preserve">1.  </w:t></w:r><w:r><w:rPr><w:color w:val="1C1917"/><w:sz w:val="20"/><w:szCs w:val="20"/></w:rPr><w:t xml:space="preserve">Navigate to Job Management → click + New Job.</w:t></w:r></w:p><w:p><w:pPr><w:spacing w:after="40" w:before="40"/><w:ind w:left="504"/></w:pPr><w:r><w:rPr><w:b/><w:bCs/><w:color w:val="1B4332"/><w:sz w:val="20"/><w:szCs w:val="20"/></w:rPr><w:t xml:space="preserve">2.  </w:t></w:r><w:r><w:rPr><w:color w:val="1C1917"/><w:sz w:val="20"/><w:szCs w:val="20"/></w:rPr><w:t xml:space="preserve">Fill in: Title, Description, Service Type, Location, Fee (TSH), and optionally Scheduled Date and Notes for the youth worker.</w:t></w:r></w:p><w:p><w:pPr><w:spacing w:after="40" w:before="40"/><w:ind w:left="504"/></w:pPr><w:r><w:rPr><w:b/><w:bCs/><w:color w:val="1B4332"/><w:sz w:val="20"/><w:szCs w:val="20"/></w:rPr><w:t xml:space="preserve">3.  </w:t></w:r><w:r><w:rPr><w:color w:val="1C1917"/><w:sz w:val="20"/><w:szCs w:val="20"/></w:rPr><w:t xml:space="preserve">Select the Client from the dropdown (or the client can post directly — see Section 6).</w:t></w:r></w:p><w:p><w:pPr><w:spacing w:after="40" w:before="40"/><w:ind w:left="504"/></w:pPr><w:r><w:rPr><w:b/><w:bCs/><w:color w:val="1B4332"/><w:sz w:val="20"/><w:szCs w:val="20"/></w:rPr><w:t xml:space="preserve">4.  </w:t></w:r><w:r><w:rPr><w:color w:val="1C1917"/><w:sz w:val="20"/><w:szCs w:val="20"/></w:rPr><w:t xml:space="preserve">Click Create Job. Status is set to OPEN automatically.</w:t></w:r></w:p><w:p><w:pPr><w:spacing w:after="100" w:before="100"/></w:pPr></w:p><w:p><w:pPr><w:pStyle w:val="Heading2"/><w:spacing w:after="80" w:before="240"/><w:rPr><w:b/><w:bCs/><w:color w:val="1B4332"/><w:sz w:val="24"/><w:szCs w:val="24"/></w:rPr></w:pPr><w:r><w:t xml:space="preserve">4.3  Assigning a Youth Worker</w:t></w:r></w:p><w:p><w:pPr><w:spacing w:after="40" w:before="40"/><w:ind w:left="504"/></w:pPr><w:r><w:rPr><w:b/><w:bCs/><w:color w:val="1B4332"/><w:sz w:val="20"/><w:szCs w:val="20"/></w:rPr><w:t xml:space="preserve">1.  </w:t></w:r><w:r><w:rPr><w:color w:val="1C1917"/><w:sz w:val="20"/><w:szCs w:val="20"/></w:rPr><w:t xml:space="preserve">Open the job from Job Management.</w:t></w:r></w:p><w:p><w:pPr><w:spacing w:after="40" w:before="40"/><w:ind w:left="504"/></w:pPr><w:r><w:rPr><w:b/><w:bCs/><w:color w:val="1B4332"/><w:sz w:val="20"/><w:szCs w:val="20"/></w:rPr><w:t xml:space="preserve">2.  </w:t></w:r><w:r><w:rPr><w:color w:val="1C1917"/><w:sz w:val="20"/><w:szCs w:val="20"/></w:rPr><w:t xml:space="preserve">Click Assign Youth and select an available, vetted worker.</w:t></w:r></w:p><w:p><w:pPr><w:spacing w:after="40" w:before="40"/><w:ind w:left="504"/></w:pPr><w:r><w:rPr><w:b/><w:bCs/><w:color w:val="1B4332"/><w:sz w:val="20"/><w:szCs w:val="20"/></w:rPr><w:t xml:space="preserve">3.  </w:t></w:r><w:r><w:rPr><w:color w:val="1C1917"/><w:sz w:val="20"/><w:szCs w:val="20"/></w:rPr><w:t xml:space="preserve">The youth receives an in-app notification. Status moves to ASSIGNED.</w:t></w:r></w:p><w:p><w:pPr><w:pBdr><w:left w:val="single" w:color="D97706" w:sz="16"/></w:pBdr><w:shd w:color="FFFBEB" w:val="solid"/><w:spacing w:after="80" w:before="80"/><w:ind w:left="288"/></w:pPr><w:r><w:rPr><w:b/><w:bCs/><w:color w:val="D97706"/><w:sz w:val="19"/><w:szCs w:val="19"/></w:rPr><w:t xml:space="preserve">⚠  Note: </w:t></w:r><w:r><w:rPr><w:i/><w:iCs/><w:color w:val="44403C"/><w:sz w:val="19"/><w:szCs w:val="19"/></w:rPr><w:t xml:space="preserve">A notification is sent automatically. You do not need to call the youth separately unless urgent.</w:t></w:r></w:p><w:p><w:pPr><w:spacing w:after="100" w:before="100"/></w:pPr></w:p><w:p><w:pPr><w:pStyle w:val="Heading2"/><w:spacing w:after="80" w:before="240"/><w:rPr><w:b/><w:bCs/><w:color w:val="1B4332"/><w:sz w:val="24"/><w:szCs w:val="24"/></w:rPr></w:pPr><w:r><w:t xml:space="preserve">4.4  Monitoring &amp; Dispute Resolution</w:t></w:r></w:p><w:p><w:pPr><w:spacing w:after="40" w:before="40"/><w:ind w:left="504"/></w:pPr><w:r><w:rPr><w:b/><w:bCs/><w:color w:val="D97706"/><w:sz w:val="20"/><w:szCs w:val="20"/></w:rPr><w:t xml:space="preserve">•  </w:t></w:r><w:r><w:rPr><w:color w:val="1C1917"/><w:sz w:val="20"/><w:szCs w:val="20"/></w:rPr><w:t xml:space="preserve">Dashboard shows live stats: active youth, open jobs, completions this week, total revenue.</w:t></w:r></w:p><w:p><w:pPr><w:spacing w:after="40" w:before="40"/><w:ind w:left="504"/></w:pPr><w:r><w:rPr><w:b/><w:bCs/><w:color w:val="D97706"/><w:sz w:val="20"/><w:szCs w:val="20"/></w:rPr><w:t xml:space="preserve">•  </w:t></w:r><w:r><w:rPr><w:color w:val="1C1917"/><w:sz w:val="20"/><w:szCs w:val="20"/></w:rPr><w:t xml:space="preserve">Disputed jobs appear highlighted. Open the job, review the proof photo and client notes, then either mark as Completed or Cancelled.</w:t></w:r></w:p><w:p><w:pPr><w:spacing w:after="40" w:before="40"/><w:ind w:left="504"/></w:pPr><w:r><w:rPr><w:b/><w:bCs/><w:color w:val="D97706"/><w:sz w:val="20"/><w:szCs w:val="20"/></w:rPr><w:t xml:space="preserve">•  </w:t></w:r><w:r><w:rPr><w:color w:val="1C1917"/><w:sz w:val="20"/><w:szCs w:val="20"/></w:rPr><w:t xml:space="preserve">Run a CSR report for any client via Reports → select client → Generate Report.</w:t></w:r></w:p><w:p><w:pPr><w:pBdr><w:bottom w:val="single" w:color="D6D3D1" w:sz="4"/></w:pBdr><w:spacing w:after="80" w:before="80"/></w:pPr></w:p><w:p><w:pPr><w:pStyle w:val="Heading1"/><w:pBdr><w:bottom w:val="single" w:color="1B4332" w:sz="8"/></w:pBdr><w:spacing w:after="120" w:before="360"/><w:rPr><w:b/><w:bCs/><w:color w:val="1B4332"/><w:sz w:val="28"/><w:szCs w:val="28"/></w:rPr></w:pPr><w:r><w:t xml:space="preserve">5.  Youth Worker SOP</w:t></w:r></w:p><w:p><w:pPr><w:spacing w:after="60" w:before="60"/><w:ind w:left="144"/></w:pPr><w:r><w:rPr><w:color w:val="1C1917"/><w:sz w:val="20"/><w:szCs w:val="20"/></w:rPr><w:t xml:space="preserve">Youth workers use the platform primarily on mobile devices to receive and execute jobs.</w:t></w:r></w:p><w:p><w:pPr><w:spacing w:after="100" w:before="100"/></w:pPr></w:p><w:p><w:pPr><w:pStyle w:val="Heading2"/><w:spacing w:after="80" w:before="240"/><w:rPr><w:b/><w:bCs/><w:color w:val="1B4332"/><w:sz w:val="24"/><w:szCs w:val="24"/></w:rPr></w:pPr><w:r><w:t xml:space="preserve">5.1  First-Time Setup</w:t></w:r></w:p><w:p><w:pPr><w:spacing w:after="40" w:before="40"/><w:ind w:left="504"/></w:pPr><w:r><w:rPr><w:b/><w:bCs/><w:color w:val="1B4332"/><w:sz w:val="20"/><w:szCs w:val="20"/></w:rPr><w:t xml:space="preserve">1.  </w:t></w:r><w:r><w:rPr><w:color w:val="1C1917"/><w:sz w:val="20"/><w:szCs w:val="20"/></w:rPr><w:t xml:space="preserve">Log in with the email and password provided by the coordinator.</w:t></w:r></w:p><w:p><w:pPr><w:spacing w:after="40" w:before="40"/><w:ind w:left="504"/></w:pPr><w:r><w:rPr><w:b/><w:bCs/><w:color w:val="1B4332"/><w:sz w:val="20"/><w:szCs w:val="20"/></w:rPr><w:t xml:space="preserve">2.  </w:t></w:r><w:r><w:rPr><w:color w:val="1C1917"/><w:sz w:val="20"/><w:szCs w:val="20"/></w:rPr><w:t xml:space="preserve">Go to My Profile and fill in: Bio, Location, Phone Number, and Skills.</w:t></w:r></w:p><w:p><w:pPr><w:spacing w:after="40" w:before="40"/><w:ind w:left="504"/></w:pPr><w:r><w:rPr><w:b/><w:bCs/><w:color w:val="1B4332"/><w:sz w:val="20"/><w:szCs w:val="20"/></w:rPr><w:t xml:space="preserve">3.  </w:t></w:r><w:r><w:rPr><w:color w:val="1C1917"/><w:sz w:val="20"/><w:szCs w:val="20"/></w:rPr><w:t xml:space="preserve">Upload your ID Document using the upload button on the Profile page. The coordinator will review and vet your account.</w:t></w:r></w:p><w:p><w:pPr><w:pBdr><w:left w:val="single" w:color="D97706" w:sz="16"/></w:pBdr><w:shd w:color="FFFBEB" w:val="solid"/><w:spacing w:after="80" w:before="80"/><w:ind w:left="288"/></w:pPr><w:r><w:rPr><w:b/><w:bCs/><w:color w:val="D97706"/><w:sz w:val="19"/><w:szCs w:val="19"/></w:rPr><w:t xml:space="preserve">⚠  Note: </w:t></w:r><w:r><w:rPr><w:i/><w:iCs/><w:color w:val="44403C"/><w:sz w:val="19"/><w:szCs w:val="19"/></w:rPr><w:t xml:space="preserve">You will not receive job assignments until a coordinator marks you as Vetted.</w:t></w:r></w:p><w:p><w:pPr><w:spacing w:after="100" w:before="100"/></w:pPr></w:p><w:p><w:pPr><w:pStyle w:val="Heading2"/><w:spacing w:after="80" w:before="240"/><w:rPr><w:b/><w:bCs/><w:color w:val="1B4332"/><w:sz w:val="24"/><w:szCs w:val="24"/></w:rPr></w:pPr><w:r><w:t xml:space="preserve">5.2  Accepting &amp; Starting a Job</w:t></w:r></w:p><w:p><w:pPr><w:spacing w:after="40" w:before="40"/><w:ind w:left="504"/></w:pPr><w:r><w:rPr><w:b/><w:bCs/><w:color w:val="1B4332"/><w:sz w:val="20"/><w:szCs w:val="20"/></w:rPr><w:t xml:space="preserve">1.  </w:t></w:r><w:r><w:rPr><w:color w:val="1C1917"/><w:sz w:val="20"/><w:szCs w:val="20"/></w:rPr><w:t xml:space="preserve">When a job is assigned, you receive a notification in-app.</w:t></w:r></w:p><w:p><w:pPr><w:spacing w:after="40" w:before="40"/><w:ind w:left="504"/></w:pPr><w:r><w:rPr><w:b/><w:bCs/><w:color w:val="1B4332"/><w:sz w:val="20"/><w:szCs w:val="20"/></w:rPr><w:t xml:space="preserve">2.  </w:t></w:r><w:r><w:rPr><w:color w:val="1C1917"/><w:sz w:val="20"/><w:szCs w:val="20"/></w:rPr><w:t xml:space="preserve">Open My Jobs and tap the job card to view details: location, description, fee, and coordinator notes.</w:t></w:r></w:p><w:p><w:pPr><w:spacing w:after="40" w:before="40"/><w:ind w:left="504"/></w:pPr><w:r><w:rPr><w:b/><w:bCs/><w:color w:val="1B4332"/><w:sz w:val="20"/><w:szCs w:val="20"/></w:rPr><w:t xml:space="preserve">3.  </w:t></w:r><w:r><w:rPr><w:color w:val="1C1917"/><w:sz w:val="20"/><w:szCs w:val="20"/></w:rPr><w:t xml:space="preserve">Use the map on the job detail page to navigate to the location.</w:t></w:r></w:p><w:p><w:pPr><w:spacing w:after="40" w:before="40"/><w:ind w:left="504"/></w:pPr><w:r><w:rPr><w:b/><w:bCs/><w:color w:val="1B4332"/><w:sz w:val="20"/><w:szCs w:val="20"/></w:rPr><w:t xml:space="preserve">4.  </w:t></w:r><w:r><w:rPr><w:color w:val="1C1917"/><w:sz w:val="20"/><w:szCs w:val="20"/></w:rPr><w:t xml:space="preserve">When you arrive, tap Start Job. Status moves to IN_PROGRESS.</w:t></w:r></w:p><w:p><w:pPr><w:pBdr><w:left w:val="single" w:color="D97706" w:sz="16"/></w:pBdr><w:shd w:color="FFFBEB" w:val="solid"/><w:spacing w:after="80" w:before="80"/><w:ind w:left="288"/></w:pPr><w:r><w:rPr><w:b/><w:bCs/><w:color w:val="D97706"/><w:sz w:val="19"/><w:szCs w:val="19"/></w:rPr><w:t xml:space="preserve">⚠  Note: </w:t></w:r><w:r><w:rPr><w:i/><w:iCs/><w:color w:val="44403C"/><w:sz w:val="19"/><w:szCs w:val="19"/></w:rPr><w:t xml:space="preserve">Always tap Start Job before beginning work — this timestamps your arrival and protects you in case of a dispute.</w:t></w:r></w:p><w:p><w:pPr><w:spacing w:after="100" w:before="100"/></w:pPr></w:p><w:p><w:pPr><w:pStyle w:val="Heading2"/><w:spacing w:after="80" w:before="240"/><w:rPr><w:b/><w:bCs/><w:color w:val="1B4332"/><w:sz w:val="24"/><w:szCs w:val="24"/></w:rPr></w:pPr><w:r><w:t xml:space="preserve">5.3  Uploading Proof of Completion</w:t></w:r></w:p><w:p><w:pPr><w:spacing w:after="40" w:before="40"/><w:ind w:left="504"/></w:pPr><w:r><w:rPr><w:b/><w:bCs/><w:color w:val="1B4332"/><w:sz w:val="20"/><w:szCs w:val="20"/></w:rPr><w:t xml:space="preserve">1.  </w:t></w:r><w:r><w:rPr><w:color w:val="1C1917"/><w:sz w:val="20"/><w:szCs w:val="20"/></w:rPr><w:t xml:space="preserve">After completing the work, tap the camera button on the job detail page.</w:t></w:r></w:p><w:p><w:pPr><w:spacing w:after="40" w:before="40"/><w:ind w:left="504"/></w:pPr><w:r><w:rPr><w:b/><w:bCs/><w:color w:val="1B4332"/><w:sz w:val="20"/><w:szCs w:val="20"/></w:rPr><w:t xml:space="preserve">2.  </w:t></w:r><w:r><w:rPr><w:color w:val="1C1917"/><w:sz w:val="20"/><w:szCs w:val="20"/></w:rPr><w:t xml:space="preserve">Take a clear photo showing the completed work (e.g. clean office, washed car, fixed window).</w:t></w:r></w:p><w:p><w:pPr><w:spacing w:after="40" w:before="40"/><w:ind w:left="504"/></w:pPr><w:r><w:rPr><w:b/><w:bCs/><w:color w:val="1B4332"/><w:sz w:val="20"/><w:szCs w:val="20"/></w:rPr><w:t xml:space="preserve">3.  </w:t></w:r><w:r><w:rPr><w:color w:val="1C1917"/><w:sz w:val="20"/><w:szCs w:val="20"/></w:rPr><w:t xml:space="preserve">Tap Upload &amp; Complete. The photo is sent to the client for confirmation.</w:t></w:r></w:p><w:p><w:pPr><w:spacing w:after="40" w:before="40"/><w:ind w:left="504"/></w:pPr><w:r><w:rPr><w:b/><w:bCs/><w:color w:val="1B4332"/><w:sz w:val="20"/><w:szCs w:val="20"/></w:rPr><w:t xml:space="preserve">4.  </w:t></w:r><w:r><w:rPr><w:color w:val="1C1917"/><w:sz w:val="20"/><w:szCs w:val="20"/></w:rPr><w:t xml:space="preserve">Status moves to PENDING_CONFIRMATION. You will be paid once the client confirms.</w:t></w:r></w:p><w:p><w:pPr><w:spacing w:after="40" w:before="40"/><w:ind w:left="504"/></w:pPr><w:r><w:rPr><w:b/><w:bCs/><w:color w:val="D97706"/><w:sz w:val="20"/><w:szCs w:val="20"/></w:rPr><w:t xml:space="preserve">•  </w:t></w:r><w:r><w:rPr><w:color w:val="1C1917"/><w:sz w:val="20"/><w:szCs w:val="20"/></w:rPr><w:t xml:space="preserve">Maximum photo size: 5 MB  •  Accepted formats: JPEG, PNG, WebP</w:t></w:r></w:p><w:p><w:pPr><w:spacing w:after="40" w:before="40"/><w:ind w:left="504"/></w:pPr><w:r><w:rPr><w:b/><w:bCs/><w:color w:val="D97706"/><w:sz w:val="20"/><w:szCs w:val="20"/></w:rPr><w:t xml:space="preserve">•  </w:t></w:r><w:r><w:rPr><w:color w:val="1C1917"/><w:sz w:val="20"/><w:szCs w:val="20"/></w:rPr><w:t xml:space="preserve">GPS/EXIF data is automatically stripped from photos to protect your privacy.</w:t></w:r></w:p><w:p><w:pPr><w:spacing w:after="100" w:before="100"/></w:pPr></w:p><w:p><w:pPr><w:pStyle w:val="Heading2"/><w:spacing w:after="80" w:before="240"/><w:rPr><w:b/><w:bCs/><w:color w:val="1B4332"/><w:sz w:val="24"/><w:szCs w:val="24"/></w:rPr></w:pPr><w:r><w:t xml:space="preserve">5.4  Tracking Earnings</w:t></w:r></w:p><w:p><w:pPr><w:spacing w:after="40" w:before="40"/><w:ind w:left="504"/></w:pPr><w:r><w:rPr><w:b/><w:bCs/><w:color w:val="D97706"/><w:sz w:val="20"/><w:szCs w:val="20"/></w:rPr><w:t xml:space="preserve">•  </w:t></w:r><w:r><w:rPr><w:color w:val="1C1917"/><w:sz w:val="20"/><w:szCs w:val="20"/></w:rPr><w:t xml:space="preserve">Go to Earnings in the sidebar to view this week, this month, and all-time earnings.</w:t></w:r></w:p><w:p><w:pPr><w:spacing w:after="40" w:before="40"/><w:ind w:left="504"/></w:pPr><w:r><w:rPr><w:b/><w:bCs/><w:color w:val="D97706"/><w:sz w:val="20"/><w:szCs w:val="20"/></w:rPr><w:t xml:space="preserve">•  </w:t></w:r><w:r><w:rPr><w:color w:val="1C1917"/><w:sz w:val="20"/><w:szCs w:val="20"/></w:rPr><w:t xml:space="preserve">Each completed and confirmed job appears in the Recent Earnings list with date and amount.</w:t></w:r></w:p><w:p><w:pPr><w:spacing w:after="40" w:before="40"/><w:ind w:left="504"/></w:pPr><w:r><w:rPr><w:b/><w:bCs/><w:color w:val="D97706"/><w:sz w:val="20"/><w:szCs w:val="20"/></w:rPr><w:t xml:space="preserve">•  </w:t></w:r><w:r><w:rPr><w:color w:val="1C1917"/><w:sz w:val="20"/><w:szCs w:val="20"/></w:rPr><w:t xml:space="preserve">Your share is 80% of the job fee. Maisha retains 20% for platform and coordination costs.</w:t></w:r></w:p><w:p><w:pPr><w:pBdr><w:bottom w:val="single" w:color="D6D3D1" w:sz="4"/></w:pBdr><w:spacing w:after="80" w:before="80"/></w:pPr></w:p><w:p><w:pPr><w:pStyle w:val="Heading1"/><w:pBdr><w:bottom w:val="single" w:color="1B4332" w:sz="8"/></w:pBdr><w:spacing w:after="120" w:before="360"/><w:rPr><w:b/><w:bCs/><w:color w:val="1B4332"/><w:sz w:val="28"/><w:szCs w:val="28"/></w:rPr></w:pPr><w:r><w:t xml:space="preserve">6.  Corporate Client SOP</w:t></w:r></w:p><w:p><w:pPr><w:spacing w:after="60" w:before="60"/><w:ind w:left="144"/></w:pPr><w:r><w:rPr><w:color w:val="1C1917"/><w:sz w:val="20"/><w:szCs w:val="20"/></w:rPr><w:t xml:space="preserve">Corporate clients post service requests and confirm completed jobs. Their dashboard is branded with their organisation&apos;s colour and name.</w:t></w:r></w:p><w:p><w:pPr><w:spacing w:after="100" w:before="100"/></w:pPr></w:p><w:p><w:pPr><w:pStyle w:val="Heading2"/><w:spacing w:after="80" w:before="240"/><w:rPr><w:b/><w:bCs/><w:color w:val="1B4332"/><w:sz w:val="24"/><w:szCs w:val="24"/></w:rPr></w:pPr><w:r><w:t xml:space="preserve">6.1  Posting a Service Request</w:t></w:r></w:p><w:p><w:pPr><w:spacing w:after="40" w:before="40"/><w:ind w:left="504"/></w:pPr><w:r><w:rPr><w:b/><w:bCs/><w:color w:val="1B4332"/><w:sz w:val="20"/><w:szCs w:val="20"/></w:rPr><w:t xml:space="preserve">1.  </w:t></w:r><w:r><w:rPr><w:color w:val="1C1917"/><w:sz w:val="20"/><w:szCs w:val="20"/></w:rPr><w:t xml:space="preserve">Log in and you are taken directly to your Branded Portal (dashboard).</w:t></w:r></w:p><w:p><w:pPr><w:spacing w:after="40" w:before="40"/><w:ind w:left="504"/></w:pPr><w:r><w:rPr><w:b/><w:bCs/><w:color w:val="1B4332"/><w:sz w:val="20"/><w:szCs w:val="20"/></w:rPr><w:t xml:space="preserve">2.  </w:t></w:r><w:r><w:rPr><w:color w:val="1C1917"/><w:sz w:val="20"/><w:szCs w:val="20"/></w:rPr><w:t xml:space="preserve">Tap Request a Service or navigate to Request Service in the sidebar.</w:t></w:r></w:p><w:p><w:pPr><w:spacing w:after="40" w:before="40"/><w:ind w:left="504"/></w:pPr><w:r><w:rPr><w:b/><w:bCs/><w:color w:val="1B4332"/><w:sz w:val="20"/><w:szCs w:val="20"/></w:rPr><w:t xml:space="preserve">3.  </w:t></w:r><w:r><w:rPr><w:color w:val="1C1917"/><w:sz w:val="20"/><w:szCs w:val="20"/></w:rPr><w:t xml:space="preserve">Fill in: Service Type, Description of work needed, Location, and Fee (TSH).</w:t></w:r></w:p><w:p><w:pPr><w:spacing w:after="40" w:before="40"/><w:ind w:left="504"/></w:pPr><w:r><w:rPr><w:b/><w:bCs/><w:color w:val="1B4332"/><w:sz w:val="20"/><w:szCs w:val="20"/></w:rPr><w:t xml:space="preserve">4.  </w:t></w:r><w:r><w:rPr><w:color w:val="1C1917"/><w:sz w:val="20"/><w:szCs w:val="20"/></w:rPr><w:t xml:space="preserve">Submit. The coordinator receives a notification and will assign a youth worker.</w:t></w:r></w:p><w:p><w:pPr><w:pBdr><w:left w:val="single" w:color="D97706" w:sz="16"/></w:pBdr><w:shd w:color="FFFBEB" w:val="solid"/><w:spacing w:after="80" w:before="80"/><w:ind w:left="288"/></w:pPr><w:r><w:rPr><w:b/><w:bCs/><w:color w:val="D97706"/><w:sz w:val="19"/><w:szCs w:val="19"/></w:rPr><w:t xml:space="preserve">⚠  Note: </w:t></w:r><w:r><w:rPr><w:i/><w:iCs/><w:color w:val="44403C"/><w:sz w:val="19"/><w:szCs w:val="19"/></w:rPr><w:t xml:space="preserve">Service types available: Car Wash, Cleaning, Gardening, Window Repair, Handywork, Other.</w:t></w:r></w:p><w:p><w:pPr><w:spacing w:after="100" w:before="100"/></w:pPr></w:p><w:p><w:pPr><w:pStyle w:val="Heading2"/><w:spacing w:after="80" w:before="240"/><w:rPr><w:b/><w:bCs/><w:color w:val="1B4332"/><w:sz w:val="24"/><w:szCs w:val="24"/></w:rPr></w:pPr><w:r><w:t xml:space="preserve">6.2  Tracking Your Jobs</w:t></w:r></w:p><w:p><w:pPr><w:spacing w:after="40" w:before="40"/><w:ind w:left="504"/></w:pPr><w:r><w:rPr><w:b/><w:bCs/><w:color w:val="1B4332"/><w:sz w:val="20"/><w:szCs w:val="20"/></w:rPr><w:t xml:space="preserve">1.  </w:t></w:r><w:r><w:rPr><w:color w:val="1C1917"/><w:sz w:val="20"/><w:szCs w:val="20"/></w:rPr><w:t xml:space="preserve">Navigate to My Jobs to see all your service requests and their current statuses.</w:t></w:r></w:p><w:p><w:pPr><w:spacing w:after="40" w:before="40"/><w:ind w:left="504"/></w:pPr><w:r><w:rPr><w:b/><w:bCs/><w:color w:val="1B4332"/><w:sz w:val="20"/><w:szCs w:val="20"/></w:rPr><w:t xml:space="preserve">2.  </w:t></w:r><w:r><w:rPr><w:color w:val="1C1917"/><w:sz w:val="20"/><w:szCs w:val="20"/></w:rPr><w:t xml:space="preserve">When a job is completed and the youth uploads proof, you will see a notification.</w:t></w:r></w:p><w:p><w:pPr><w:spacing w:after="40" w:before="40"/><w:ind w:left="504"/></w:pPr><w:r><w:rPr><w:b/><w:bCs/><w:color w:val="1B4332"/><w:sz w:val="20"/><w:szCs w:val="20"/></w:rPr><w:t xml:space="preserve">3.  </w:t></w:r><w:r><w:rPr><w:color w:val="1C1917"/><w:sz w:val="20"/><w:szCs w:val="20"/></w:rPr><w:t xml:space="preserve">Open the job and review the proof photo. If satisfied, click Confirm Completion.</w:t></w:r></w:p><w:p><w:pPr><w:spacing w:after="40" w:before="40"/><w:ind w:left="504"/></w:pPr><w:r><w:rPr><w:b/><w:bCs/><w:color w:val="1B4332"/><w:sz w:val="20"/><w:szCs w:val="20"/></w:rPr><w:t xml:space="preserve">4.  </w:t></w:r><w:r><w:rPr><w:color w:val="1C1917"/><w:sz w:val="20"/><w:szCs w:val="20"/></w:rPr><w:t xml:space="preserve">If there is an issue, click Raise Dispute. The coordinator will be alerted.</w:t></w:r></w:p><w:p><w:pPr><w:spacing w:after="100" w:before="100"/></w:pPr></w:p><w:p><w:pPr><w:pStyle w:val="Heading2"/><w:spacing w:after="80" w:before="240"/><w:rPr><w:b/><w:bCs/><w:color w:val="1B4332"/><w:sz w:val="24"/><w:szCs w:val="24"/></w:rPr></w:pPr><w:r><w:t xml:space="preserve">6.3  CSR Reports</w:t></w:r></w:p><w:p><w:pPr><w:spacing w:after="40" w:before="40"/><w:ind w:left="504"/></w:pPr><w:r><w:rPr><w:b/><w:bCs/><w:color w:val="D97706"/><w:sz w:val="20"/><w:szCs w:val="20"/></w:rPr><w:t xml:space="preserve">•  </w:t></w:r><w:r><w:rPr><w:color w:val="1C1917"/><w:sz w:val="20"/><w:szCs w:val="20"/></w:rPr><w:t xml:space="preserve">Navigate to CSR Report to view your organisation&apos;s social impact summary.</w:t></w:r></w:p><w:p><w:pPr><w:spacing w:after="40" w:before="40"/><w:ind w:left="504"/></w:pPr><w:r><w:rPr><w:b/><w:bCs/><w:color w:val="D97706"/><w:sz w:val="20"/><w:szCs w:val="20"/></w:rPr><w:t xml:space="preserve">•  </w:t></w:r><w:r><w:rPr><w:color w:val="1C1917"/><w:sz w:val="20"/><w:szCs w:val="20"/></w:rPr><w:t xml:space="preserve">Report includes: total jobs completed, total youth supported, hours of employment generated, and total CSR investment.</w:t></w:r></w:p><w:p><w:pPr><w:spacing w:after="40" w:before="40"/><w:ind w:left="504"/></w:pPr><w:r><w:rPr><w:b/><w:bCs/><w:color w:val="D97706"/><w:sz w:val="20"/><w:szCs w:val="20"/></w:rPr><w:t xml:space="preserve">•  </w:t></w:r><w:r><w:rPr><w:color w:val="1C1917"/><w:sz w:val="20"/><w:szCs w:val="20"/></w:rPr><w:t xml:space="preserve">Coordinators can generate a formal PDF-ready CSR report from the Reports section on request.</w:t></w:r></w:p><w:p><w:pPr><w:pBdr><w:bottom w:val="single" w:color="D6D3D1" w:sz="4"/></w:pBdr><w:spacing w:after="80" w:before="80"/></w:pPr></w:p><w:p><w:pPr><w:pStyle w:val="Heading1"/><w:pBdr><w:bottom w:val="single" w:color="1B4332" w:sz="8"/></w:pBdr><w:spacing w:after="120" w:before="360"/><w:rPr><w:b/><w:bCs/><w:color w:val="1B4332"/><w:sz w:val="28"/><w:szCs w:val="28"/></w:rPr></w:pPr><w:r><w:t xml:space="preserve">7.  Notifications</w:t></w:r></w:p><w:p><w:pPr><w:spacing w:after="60" w:before="60"/><w:ind w:left="144"/></w:pPr><w:r><w:rPr><w:color w:val="1C1917"/><w:sz w:val="20"/><w:szCs w:val="20"/></w:rPr><w:t xml:space="preserve">All users receive in-app notifications for key events. The bell icon in the top bar shows an unread count badge.</w:t></w:r></w:p><w:p><w:pPr><w:spacing w:after="100" w:before="100"/></w:pPr></w:p><w:p><w:pPr><w:spacing w:after="40" w:before="40"/><w:ind w:left="504"/></w:pPr><w:r><w:rPr><w:b/><w:bCs/><w:color w:val="D97706"/><w:sz w:val="20"/><w:szCs w:val="20"/></w:rPr><w:t xml:space="preserve">•  </w:t></w:r><w:r><w:rPr><w:color w:val="1C1917"/><w:sz w:val="20"/><w:szCs w:val="20"/></w:rPr><w:t xml:space="preserve">JOB ASSIGNED — Sent to the youth worker when a coordinator assigns them a job</w:t></w:r></w:p><w:p><w:pPr><w:spacing w:after="40" w:before="40"/><w:ind w:left="504"/></w:pPr><w:r><w:rPr><w:b/><w:bCs/><w:color w:val="D97706"/><w:sz w:val="20"/><w:szCs w:val="20"/></w:rPr><w:t xml:space="preserve">•  </w:t></w:r><w:r><w:rPr><w:color w:val="1C1917"/><w:sz w:val="20"/><w:szCs w:val="20"/></w:rPr><w:t xml:space="preserve">JOB COMPLETED — Sent to the client when a youth uploads proof</w:t></w:r></w:p><w:p><w:pPr><w:spacing w:after="40" w:before="40"/><w:ind w:left="504"/></w:pPr><w:r><w:rPr><w:b/><w:bCs/><w:color w:val="D97706"/><w:sz w:val="20"/><w:szCs w:val="20"/></w:rPr><w:t xml:space="preserve">•  </w:t></w:r><w:r><w:rPr><w:color w:val="1C1917"/><w:sz w:val="20"/><w:szCs w:val="20"/></w:rPr><w:t xml:space="preserve">JOB REQUEST — Sent to the coordinator when a client posts a new job</w:t></w:r></w:p><w:p><w:pPr><w:spacing w:after="40" w:before="40"/><w:ind w:left="504"/></w:pPr><w:r><w:rPr><w:b/><w:bCs/><w:color w:val="D97706"/><w:sz w:val="20"/><w:szCs w:val="20"/></w:rPr><w:t xml:space="preserve">•  </w:t></w:r><w:r><w:rPr><w:color w:val="1C1917"/><w:sz w:val="20"/><w:szCs w:val="20"/></w:rPr><w:t xml:space="preserve">DISPUTE RAISED — Sent to the coordinator when a client disputes a job</w:t></w:r></w:p><w:p><w:pPr><w:spacing w:after="40" w:before="40"/><w:ind w:left="504"/></w:pPr><w:r><w:rPr><w:b/><w:bCs/><w:color w:val="D97706"/><w:sz w:val="20"/><w:szCs w:val="20"/></w:rPr><w:t xml:space="preserve">•  </w:t></w:r><w:r><w:rPr><w:color w:val="1C1917"/><w:sz w:val="20"/><w:szCs w:val="20"/></w:rPr><w:t xml:space="preserve">PAYMENT RECEIVED — Sent to the youth worker when earnings are confirmed</w:t></w:r></w:p><w:p><w:pPr><w:spacing w:after="100" w:before="100"/></w:pPr></w:p><w:p><w:pPr><w:spacing w:after="60" w:before="60"/><w:ind w:left="144"/></w:pPr><w:r><w:rPr><w:color w:val="1C1917"/><w:sz w:val="20"/><w:szCs w:val="20"/></w:rPr><w:t xml:space="preserve">Tap any notification to mark it as read. Use Mark All Read to clear all at once.</w:t></w:r></w:p><w:p><w:pPr><w:pBdr><w:bottom w:val="single" w:color="D6D3D1" w:sz="4"/></w:pBdr><w:spacing w:after="80" w:before="80"/></w:pPr></w:p><w:p><w:pPr><w:pStyle w:val="Heading1"/><w:pBdr><w:bottom w:val="single" w:color="1B4332" w:sz="8"/></w:pBdr><w:spacing w:after="120" w:before="360"/><w:rPr><w:b/><w:bCs/><w:color w:val="1B4332"/><w:sz w:val="28"/><w:szCs w:val="28"/></w:rPr></w:pPr><w:r><w:t xml:space="preserve">8.  Data &amp; Privacy</w:t></w:r></w:p><w:p><w:pPr><w:spacing w:after="40" w:before="40"/><w:ind w:left="504"/></w:pPr><w:r><w:rPr><w:b/><w:bCs/><w:color w:val="D97706"/><w:sz w:val="20"/><w:szCs w:val="20"/></w:rPr><w:t xml:space="preserve">•  </w:t></w:r><w:r><w:rPr><w:color w:val="1C1917"/><w:sz w:val="20"/><w:szCs w:val="20"/></w:rPr><w:t xml:space="preserve">All proof photos have GPS/EXIF metadata stripped automatically before storage.</w:t></w:r></w:p><w:p><w:pPr><w:spacing w:after="40" w:before="40"/><w:ind w:left="504"/></w:pPr><w:r><w:rPr><w:b/><w:bCs/><w:color w:val="D97706"/><w:sz w:val="20"/><w:szCs w:val="20"/></w:rPr><w:t xml:space="preserve">•  </w:t></w:r><w:r><w:rPr><w:color w:val="1C1917"/><w:sz w:val="20"/><w:szCs w:val="20"/></w:rPr><w:t xml:space="preserve">User passwords are hashed with bcrypt (cost factor 12) — they are never stored in plain text.</w:t></w:r></w:p><w:p><w:pPr><w:spacing w:after="40" w:before="40"/><w:ind w:left="504"/></w:pPr><w:r><w:rPr><w:b/><w:bCs/><w:color w:val="D97706"/><w:sz w:val="20"/><w:szCs w:val="20"/></w:rPr><w:t xml:space="preserve">•  </w:t></w:r><w:r><w:rPr><w:color w:val="1C1917"/><w:sz w:val="20"/><w:szCs w:val="20"/></w:rPr><w:t xml:space="preserve">JWT access tokens expire after 15 minutes. Refresh tokens expire after 7 days.</w:t></w:r></w:p><w:p><w:pPr><w:spacing w:after="40" w:before="40"/><w:ind w:left="504"/></w:pPr><w:r><w:rPr><w:b/><w:bCs/><w:color w:val="D97706"/><w:sz w:val="20"/><w:szCs w:val="20"/></w:rPr><w:t xml:space="preserve">•  </w:t></w:r><w:r><w:rPr><w:color w:val="1C1917"/><w:sz w:val="20"/><w:szCs w:val="20"/></w:rPr><w:t xml:space="preserve">ID documents uploaded for vetting are stored securely and accessible only to coordinators.</w:t></w:r></w:p><w:p><w:pPr><w:spacing w:after="40" w:before="40"/><w:ind w:left="504"/></w:pPr><w:r><w:rPr><w:b/><w:bCs/><w:color w:val="D97706"/><w:sz w:val="20"/><w:szCs w:val="20"/></w:rPr><w:t xml:space="preserve">•  </w:t></w:r><w:r><w:rPr><w:color w:val="1C1917"/><w:sz w:val="20"/><w:szCs w:val="20"/></w:rPr><w:t xml:space="preserve">The platform is hosted within a private Docker network — the database is not publicly exposed.</w:t></w:r></w:p><w:p><w:pPr><w:pBdr><w:bottom w:val="single" w:color="D6D3D1" w:sz="4"/></w:pBdr><w:spacing w:after="80" w:before="80"/></w:pPr></w:p><w:p><w:pPr><w:pStyle w:val="Heading1"/><w:pBdr><w:bottom w:val="single" w:color="1B4332" w:sz="8"/></w:pBdr><w:spacing w:after="120" w:before="360"/><w:rPr><w:b/><w:bCs/><w:color w:val="1B4332"/><w:sz w:val="28"/><w:szCs w:val="28"/></w:rPr></w:pPr><w:r><w:t xml:space="preserve">9.  Common Issues &amp; Troubleshooting</w:t></w:r></w:p><w:p><w:pPr><w:spacing w:after="100" w:before="100"/></w:pPr></w:p><w:p><w:pPr><w:spacing w:after="60" w:before="200"/></w:pPr><w:r><w:rPr><w:b/><w:bCs/><w:color w:val="D97706"/><w:sz w:val="22"/><w:szCs w:val="22"/></w:rPr><w:t xml:space="preserve">I can&apos;t log in</w:t></w:r></w:p><w:p><w:pPr><w:spacing w:after="40" w:before="40"/><w:ind w:left="504"/></w:pPr><w:r><w:rPr><w:b/><w:bCs/><w:color w:val="D97706"/><w:sz w:val="20"/><w:szCs w:val="20"/></w:rPr><w:t xml:space="preserve">•  </w:t></w:r><w:r><w:rPr><w:color w:val="1C1917"/><w:sz w:val="20"/><w:szCs w:val="20"/></w:rPr><w:t xml:space="preserve">Check that Caps Lock is off. Passwords are case-sensitive.</w:t></w:r></w:p><w:p><w:pPr><w:spacing w:after="40" w:before="40"/><w:ind w:left="504"/></w:pPr><w:r><w:rPr><w:b/><w:bCs/><w:color w:val="D97706"/><w:sz w:val="20"/><w:szCs w:val="20"/></w:rPr><w:t xml:space="preserve">•  </w:t></w:r><w:r><w:rPr><w:color w:val="1C1917"/><w:sz w:val="20"/><w:szCs w:val="20"/></w:rPr><w:t xml:space="preserve">Contact the coordinator to reset your password (no self-service reset in v1.0).</w:t></w:r></w:p><w:p><w:pPr><w:spacing w:after="100" w:before="100"/></w:pPr></w:p><w:p><w:pPr><w:spacing w:after="60" w:before="200"/></w:pPr><w:r><w:rPr><w:b/><w:bCs/><w:color w:val="D97706"/><w:sz w:val="22"/><w:szCs w:val="22"/></w:rPr><w:t xml:space="preserve">The proof photo won&apos;t upload</w:t></w:r></w:p><w:p><w:pPr><w:spacing w:after="40" w:before="40"/><w:ind w:left="504"/></w:pPr><w:r><w:rPr><w:b/><w:bCs/><w:color w:val="D97706"/><w:sz w:val="20"/><w:szCs w:val="20"/></w:rPr><w:t xml:space="preserve">•  </w:t></w:r><w:r><w:rPr><w:color w:val="1C1917"/><w:sz w:val="20"/><w:szCs w:val="20"/></w:rPr><w:t xml:space="preserve">Ensure the photo is JPEG, PNG, or WebP and smaller than 5 MB.</w:t></w:r></w:p><w:p><w:pPr><w:spacing w:after="40" w:before="40"/><w:ind w:left="504"/></w:pPr><w:r><w:rPr><w:b/><w:bCs/><w:color w:val="D97706"/><w:sz w:val="20"/><w:szCs w:val="20"/></w:rPr><w:t xml:space="preserve">•  </w:t></w:r><w:r><w:rPr><w:color w:val="1C1917"/><w:sz w:val="20"/><w:szCs w:val="20"/></w:rPr><w:t xml:space="preserve">HEIC photos (iPhone default) must be converted or set your iPhone to capture in JPEG (Settings → Camera → Formats → Most Compatible).</w:t></w:r></w:p><w:p><w:pPr><w:spacing w:after="40" w:before="40"/><w:ind w:left="504"/></w:pPr><w:r><w:rPr><w:b/><w:bCs/><w:color w:val="D97706"/><w:sz w:val="20"/><w:szCs w:val="20"/></w:rPr><w:t xml:space="preserve">•  </w:t></w:r><w:r><w:rPr><w:color w:val="1C1917"/><w:sz w:val="20"/><w:szCs w:val="20"/></w:rPr><w:t xml:space="preserve">Ensure you are on IN_PROGRESS status — photos cannot be uploaded before tapping Start Job.</w:t></w:r></w:p><w:p><w:pPr><w:spacing w:after="100" w:before="100"/></w:pPr></w:p><w:p><w:pPr><w:spacing w:after="60" w:before="200"/></w:pPr><w:r><w:rPr><w:b/><w:bCs/><w:color w:val="D97706"/><w:sz w:val="22"/><w:szCs w:val="22"/></w:rPr><w:t xml:space="preserve">My earnings show TSH 0</w:t></w:r></w:p><w:p><w:pPr><w:spacing w:after="40" w:before="40"/><w:ind w:left="504"/></w:pPr><w:r><w:rPr><w:b/><w:bCs/><w:color w:val="D97706"/><w:sz w:val="20"/><w:szCs w:val="20"/></w:rPr><w:t xml:space="preserve">•  </w:t></w:r><w:r><w:rPr><w:color w:val="1C1917"/><w:sz w:val="20"/><w:szCs w:val="20"/></w:rPr><w:t xml:space="preserve">Earnings only count jobs with status COMPLETED and client-confirmed.</w:t></w:r></w:p><w:p><w:pPr><w:spacing w:after="40" w:before="40"/><w:ind w:left="504"/></w:pPr><w:r><w:rPr><w:b/><w:bCs/><w:color w:val="D97706"/><w:sz w:val="20"/><w:szCs w:val="20"/></w:rPr><w:t xml:space="preserve">•  </w:t></w:r><w:r><w:rPr><w:color w:val="1C1917"/><w:sz w:val="20"/><w:szCs w:val="20"/></w:rPr><w:t xml:space="preserve">Check if the job is still in PENDING_CONFIRMATION — the client has not yet confirmed.</w:t></w:r></w:p><w:p><w:pPr><w:spacing w:after="100" w:before="100"/></w:pPr></w:p><w:p><w:pPr><w:spacing w:after="60" w:before="200"/></w:pPr><w:r><w:rPr><w:b/><w:bCs/><w:color w:val="D97706"/><w:sz w:val="22"/><w:szCs w:val="22"/></w:rPr><w:t xml:space="preserve">Youth data not showing in coordinator dashboard</w:t></w:r></w:p><w:p><w:pPr><w:spacing w:after="40" w:before="40"/><w:ind w:left="504"/></w:pPr><w:r><w:rPr><w:b/><w:bCs/><w:color w:val="D97706"/><w:sz w:val="20"/><w:szCs w:val="20"/></w:rPr><w:t xml:space="preserve">•  </w:t></w:r><w:r><w:rPr><w:color w:val="1C1917"/><w:sz w:val="20"/><w:szCs w:val="20"/></w:rPr><w:t xml:space="preserve">Ensure the youth worker has logged in at least once so their profile was created.</w:t></w:r></w:p><w:p><w:pPr><w:spacing w:after="40" w:before="40"/><w:ind w:left="504"/></w:pPr><w:r><w:rPr><w:b/><w:bCs/><w:color w:val="D97706"/><w:sz w:val="20"/><w:szCs w:val="20"/></w:rPr><w:t xml:space="preserve">•  </w:t></w:r><w:r><w:rPr><w:color w:val="1C1917"/><w:sz w:val="20"/><w:szCs w:val="20"/></w:rPr><w:t xml:space="preserve">Check that you are logged in as COORDINATOR, not as a CLIENT or YOUTH account.</w:t></w:r></w:p><w:p><w:pPr><w:pBdr><w:bottom w:val="single" w:color="D6D3D1" w:sz="4"/></w:pBdr><w:spacing w:after="80" w:before="80"/></w:pPr></w:p><w:p><w:pPr><w:pStyle w:val="Heading1"/><w:pBdr><w:bottom w:val="single" w:color="1B4332" w:sz="8"/></w:pBdr><w:spacing w:after="120" w:before="360"/><w:rPr><w:b/><w:bCs/><w:color w:val="1B4332"/><w:sz w:val="28"/><w:szCs w:val="28"/></w:rPr></w:pPr><w:r><w:t xml:space="preserve">10.  Contacts &amp; Support</w:t></w:r></w:p><w:p><w:pPr><w:spacing w:after="100" w:before="100"/></w:pPr></w:p><w:p><w:pPr><w:spacing w:after="60" w:before="200"/></w:pPr><w:r><w:rPr><w:b/><w:bCs/><w:color w:val="D97706"/><w:sz w:val="22"/><w:szCs w:val="22"/></w:rPr><w:t xml:space="preserve">Platform Founders</w:t></w:r></w:p><w:p><w:pPr><w:spacing w:after="40" w:before="40"/><w:ind w:left="504"/></w:pPr><w:r><w:rPr><w:b/><w:bCs/><w:color w:val="D97706"/><w:sz w:val="20"/><w:szCs w:val="20"/></w:rPr><w:t xml:space="preserve">•  </w:t></w:r><w:r><w:rPr><w:color w:val="1C1917"/><w:sz w:val="20"/><w:szCs w:val="20"/></w:rPr><w:t xml:space="preserve">Ernest Moyo — Co-Founder  |  ernest@maishaprojects.org</w:t></w:r></w:p><w:p><w:pPr><w:spacing w:after="40" w:before="40"/><w:ind w:left="504"/></w:pPr><w:r><w:rPr><w:b/><w:bCs/><w:color w:val="D97706"/><w:sz w:val="20"/><w:szCs w:val="20"/></w:rPr><w:t xml:space="preserve">•  </w:t></w:r><w:r><w:rPr><w:color w:val="1C1917"/><w:sz w:val="20"/><w:szCs w:val="20"/></w:rPr><w:t xml:space="preserve">Mustafa Mhongera — Co-Founder  |  mustafa@maishaprojects.org</w:t></w:r></w:p><w:p><w:pPr><w:spacing w:after="40" w:before="40"/><w:ind w:left="504"/></w:pPr><w:r><w:rPr><w:b/><w:bCs/><w:color w:val="D97706"/><w:sz w:val="20"/><w:szCs w:val="20"/></w:rPr><w:t xml:space="preserve">•  </w:t></w:r><w:r><w:rPr><w:color w:val="1C1917"/><w:sz w:val="20"/><w:szCs w:val="20"/></w:rPr><w:t xml:space="preserve">Rodden R. Chikonzo — Co-Founder  |  rodden@maishaprojects.org</w:t></w:r></w:p><w:p><w:pPr><w:spacing w:after="100" w:before="100"/></w:pPr></w:p><w:p><w:pPr><w:spacing w:after="60" w:before="200"/></w:pPr><w:r><w:rPr><w:b/><w:bCs/><w:color w:val="D97706"/><w:sz w:val="22"/><w:szCs w:val="22"/></w:rPr><w:t xml:space="preserve">Organisation</w:t></w:r></w:p><w:p><w:pPr><w:spacing w:after="40" w:before="40"/><w:ind w:left="504"/></w:pPr><w:r><w:rPr><w:b/><w:bCs/><w:color w:val="D97706"/><w:sz w:val="20"/><w:szCs w:val="20"/></w:rPr><w:t xml:space="preserve">•  </w:t></w:r><w:r><w:rPr><w:color w:val="1C1917"/><w:sz w:val="20"/><w:szCs w:val="20"/></w:rPr><w:t xml:space="preserve">Maisha Community Initiatives  |  maishaprojects.org</w:t></w:r></w:p><w:p><w:pPr><w:spacing w:after="40" w:before="40"/><w:ind w:left="504"/></w:pPr><w:r><w:rPr><w:b/><w:bCs/><w:color w:val="D97706"/><w:sz w:val="20"/><w:szCs w:val="20"/></w:rPr><w:t xml:space="preserve">•  </w:t></w:r><w:r><w:rPr><w:color w:val="1C1917"/><w:sz w:val="20"/><w:szCs w:val="20"/></w:rPr><w:t xml:space="preserve">Dar es Salaam, Tanzania</w:t></w:r></w:p><w:p><w:pPr><w:spacing w:after="100" w:before="100"/></w:pPr></w:p><w:p><w:pPr><w:pBdr><w:left w:val="single" w:color="D97706" w:sz="16"/></w:pBdr><w:shd w:color="FFFBEB" w:val="solid"/><w:spacing w:after="80" w:before="80"/><w:ind w:left="288"/></w:pPr><w:r><w:rPr><w:b/><w:bCs/><w:color w:val="D97706"/><w:sz w:val="19"/><w:szCs w:val="19"/></w:rPr><w:t xml:space="preserve">⚠  Note: </w:t></w:r><w:r><w:rPr><w:i/><w:iCs/><w:color w:val="44403C"/><w:sz w:val="19"/><w:szCs w:val="19"/></w:rPr><w:t xml:space="preserve">For platform bugs or feature requests, log an issue at the project repository or contact the technical team directly. Include screenshots and a description of the steps taken.</w:t></w:r></w:p><w:p><w:pPr><w:pBdr><w:bottom w:val="single" w:color="D6D3D1" w:sz="4"/></w:pBdr><w:spacing w:after="80" w:before="80"/></w:pPr></w:p><w:p><w:pPr><w:spacing w:after="100" w:before="100"/></w:pPr></w:p><w:p><w:pPr><w:spacing w:before="200"/><w:jc w:val="center"/></w:pPr><w:r><w:rPr><w:i/><w:iCs/><w:color w:val="78716C"/><w:sz w:val="18"/><w:szCs w:val="18"/></w:rPr><w:t xml:space="preserve">Maisha Community Initiatives  •  maishaprojects.org</w:t></w:r></w:p><w:p><w:pPr><w:jc w:val="center"/></w:pPr><w:r><w:rPr><w:color w:val="D97706"/><w:sz w:val="18"/><w:szCs w:val="18"/></w:rPr><w:t xml:space="preserve">Maisha Kazi SOP v1.0  —  March 2026</w:t></w:r></w:p><w:sectPr><w:headerReference w:type="default" r:id="rId7"/><w:footerReference w:type="default" r:id="rId8"/><w:pgSz w:w="11906" w:h="16838" w:orient="portrait"/><w:pgMar w:top="1440" w:right="1584" w:bottom="1440" w:left="1584" w:header="708" w:footer="708" w:gutter="0"/><w:pgNumType/><w:docGrid w:linePitch="360"/></w:sectPr></w:body></w:document>
+</w:t></w:r></w:p><w:p><w:pPr><w:pStyle w:val="Heading1"/><w:pBdr><w:bottom w:val="single" w:color="1B4332" w:sz="8"/></w:pBdr><w:spacing w:after="120" w:before="360"/><w:rPr><w:b/><w:bCs/><w:color w:val="1B4332"/><w:sz w:val="28"/><w:szCs w:val="28"/></w:rPr></w:pPr><w:r><w:t xml:space="preserve">1.  Purpose &amp; Scope</w:t></w:r></w:p><w:p><w:pPr><w:spacing w:after="60" w:before="60"/><w:ind w:left="144"/></w:pPr><w:r><w:rPr><w:color w:val="1C1917"/><w:sz w:val="20"/><w:szCs w:val="20"/></w:rPr><w:t xml:space="preserve">This Standard Operating Procedure (SOP) governs the day-to-day use of the Maisha Kazi platform — a digital work-order system developed by Maisha Community Initiatives to connect vetted youth workers with corporate and individual clients in Tanzania.</w:t></w:r></w:p><w:p><w:pPr><w:spacing w:after="100" w:before="100"/></w:pPr></w:p><w:p><w:pPr><w:spacing w:after="60" w:before="60"/><w:ind w:left="144"/></w:pPr><w:r><w:rPr><w:color w:val="1C1917"/><w:sz w:val="20"/><w:szCs w:val="20"/></w:rPr><w:t xml:space="preserve">This document is intended for:</w:t></w:r></w:p><w:p><w:pPr><w:spacing w:after="40" w:before="40"/><w:ind w:left="504"/></w:pPr><w:r><w:rPr><w:b/><w:bCs/><w:color w:val="D97706"/><w:sz w:val="20"/><w:szCs w:val="20"/></w:rPr><w:t xml:space="preserve">•  </w:t></w:r><w:r><w:rPr><w:color w:val="1C1917"/><w:sz w:val="20"/><w:szCs w:val="20"/></w:rPr><w:t xml:space="preserve">Platform Coordinators (Maisha staff) who manage jobs, youth, and clients</w:t></w:r></w:p><w:p><w:pPr><w:spacing w:after="40" w:before="40"/><w:ind w:left="504"/></w:pPr><w:r><w:rPr><w:b/><w:bCs/><w:color w:val="D97706"/><w:sz w:val="20"/><w:szCs w:val="20"/></w:rPr><w:t xml:space="preserve">•  </w:t></w:r><w:r><w:rPr><w:color w:val="1C1917"/><w:sz w:val="20"/><w:szCs w:val="20"/></w:rPr><w:t xml:space="preserve">Youth Workers who receive, execute, and submit proof of completed jobs</w:t></w:r></w:p><w:p><w:pPr><w:spacing w:after="40" w:before="40"/><w:ind w:left="504"/></w:pPr><w:r><w:rPr><w:b/><w:bCs/><w:color w:val="D97706"/><w:sz w:val="20"/><w:szCs w:val="20"/></w:rPr><w:t xml:space="preserve">•  </w:t></w:r><w:r><w:rPr><w:color w:val="1C1917"/><w:sz w:val="20"/><w:szCs w:val="20"/></w:rPr><w:t xml:space="preserve">Corporate Clients who post service requests and confirm completed work</w:t></w:r></w:p><w:p><w:pPr><w:pBdr><w:bottom w:val="single" w:color="D6D3D1" w:sz="4"/></w:pBdr><w:spacing w:after="80" w:before="80"/></w:pPr></w:p><w:p><w:pPr><w:pStyle w:val="Heading1"/><w:pBdr><w:bottom w:val="single" w:color="1B4332" w:sz="8"/></w:pBdr><w:spacing w:after="120" w:before="360"/><w:rPr><w:b/><w:bCs/><w:color w:val="1B4332"/><w:sz w:val="28"/><w:szCs w:val="28"/></w:rPr></w:pPr><w:r><w:t xml:space="preserve">2.  Platform Overview</w:t></w:r></w:p><w:p><w:pPr><w:spacing w:after="60" w:before="60"/><w:ind w:left="144"/></w:pPr><w:r><w:rPr><w:color w:val="1C1917"/><w:sz w:val="20"/><w:szCs w:val="20"/></w:rPr><w:t xml:space="preserve">Maisha Kazi digitises the full job lifecycle: from a client posting a service request, through coordinator vetting and youth assignment, to proof-of-completion photo submission and client confirmation. CSR impact reports are generated automatically.</w:t></w:r></w:p><w:p><w:pPr><w:spacing w:after="100" w:before="100"/></w:pPr></w:p><w:p><w:pPr><w:pStyle w:val="Heading2"/><w:spacing w:after="80" w:before="240"/><w:rPr><w:b/><w:bCs/><w:color w:val="1B4332"/><w:sz w:val="24"/><w:szCs w:val="24"/></w:rPr></w:pPr><w:r><w:t xml:space="preserve">2.1  Technology</w:t></w:r></w:p><w:p><w:pPr><w:spacing w:after="40" w:before="40"/><w:ind w:left="504"/></w:pPr><w:r><w:rPr><w:b/><w:bCs/><w:color w:val="D97706"/><w:sz w:val="20"/><w:szCs w:val="20"/></w:rPr><w:t xml:space="preserve">•  </w:t></w:r><w:r><w:rPr><w:color w:val="1C1917"/><w:sz w:val="20"/><w:szCs w:val="20"/></w:rPr><w:t xml:space="preserve">Web application — accessible on any device via browser (mobile-first design)</w:t></w:r></w:p><w:p><w:pPr><w:spacing w:after="40" w:before="40"/><w:ind w:left="504"/></w:pPr><w:r><w:rPr><w:b/><w:bCs/><w:color w:val="D97706"/><w:sz w:val="20"/><w:szCs w:val="20"/></w:rPr><w:t xml:space="preserve">•  </w:t></w:r><w:r><w:rPr><w:color w:val="1C1917"/><w:sz w:val="20"/><w:szCs w:val="20"/></w:rPr><w:t xml:space="preserve">React frontend  +  Node.js/Express backend  +  PostgreSQL database</w:t></w:r></w:p><w:p><w:pPr><w:spacing w:after="40" w:before="40"/><w:ind w:left="504"/></w:pPr><w:r><w:rPr><w:b/><w:bCs/><w:color w:val="D97706"/><w:sz w:val="20"/><w:szCs w:val="20"/></w:rPr><w:t xml:space="preserve">•  </w:t></w:r><w:r><w:rPr><w:color w:val="1C1917"/><w:sz w:val="20"/><w:szCs w:val="20"/></w:rPr><w:t xml:space="preserve">JWT-based authentication — sessions expire after 15 minutes; a refresh token (7 days) keeps users logged in automatically</w:t></w:r></w:p><w:p><w:pPr><w:spacing w:after="100" w:before="100"/></w:pPr></w:p><w:p><w:pPr><w:pStyle w:val="Heading2"/><w:spacing w:after="80" w:before="240"/><w:rPr><w:b/><w:bCs/><w:color w:val="1B4332"/><w:sz w:val="24"/><w:szCs w:val="24"/></w:rPr></w:pPr><w:r><w:t xml:space="preserve">2.2  User Roles &amp; Demo Credentials</w:t></w:r></w:p><w:p><w:pPr><w:spacing w:after="100" w:before="100"/></w:pPr></w:p><w:tbl><w:tblPr><w:tblW w:type="pct" w:w="100%"/><w:tblBorders><w:top w:val="single" w:color="auto" w:sz="4"/><w:left w:val="single" w:color="auto" w:sz="4"/><w:bottom w:val="single" w:color="auto" w:sz="4"/><w:right w:val="single" w:color="auto" w:sz="4"/><w:insideH w:val="single" w:color="auto" w:sz="4"/><w:insideV w:val="single" w:color="auto" w:sz="4"/></w:tblBorders></w:tblPr><w:tblGrid><w:gridCol w:w="100"/><w:gridCol w:w="100"/><w:gridCol w:w="100"/></w:tblGrid><w:tr><w:trPr><w:tblHeader/></w:trPr><w:tc><w:tcPr><w:shd w:color="1B4332" w:val="solid"/><w:tcMar><w:top w:type="dxa" w:w="80"/><w:left w:type="dxa" w:w="120"/><w:bottom w:type="dxa" w:w="80"/><w:right w:type="dxa" w:w="120"/></w:tcMar></w:tcPr><w:p><w:r><w:rPr><w:b/><w:bCs/><w:color w:val="FFFFFF"/><w:sz w:val="19"/><w:szCs w:val="19"/></w:rPr><w:t xml:space="preserve">Role</w:t></w:r></w:p></w:tc><w:tc><w:tcPr><w:shd w:color="1B4332" w:val="solid"/><w:tcMar><w:top w:type="dxa" w:w="80"/><w:left w:type="dxa" w:w="120"/><w:bottom w:type="dxa" w:w="80"/><w:right w:type="dxa" w:w="120"/></w:tcMar></w:tcPr><w:p><w:r><w:rPr><w:b/><w:bCs/><w:color w:val="FFFFFF"/><w:sz w:val="19"/><w:szCs w:val="19"/></w:rPr><w:t xml:space="preserve">Login Email (demo)</w:t></w:r></w:p></w:tc><w:tc><w:tcPr><w:shd w:color="1B4332" w:val="solid"/><w:tcMar><w:top w:type="dxa" w:w="80"/><w:left w:type="dxa" w:w="120"/><w:bottom w:type="dxa" w:w="80"/><w:right w:type="dxa" w:w="120"/></w:tcMar></w:tcPr><w:p><w:r><w:rPr><w:b/><w:bCs/><w:color w:val="FFFFFF"/><w:sz w:val="19"/><w:szCs w:val="19"/></w:rPr><w:t xml:space="preserve">Access Level</w:t></w:r></w:p></w:tc></w:tr><w:tr><w:tc><w:tcPr><w:shd w:color="F0FDF4" w:val="solid"/><w:tcMar><w:top w:type="dxa" w:w="60"/><w:left w:type="dxa" w:w="120"/><w:bottom w:type="dxa" w:w="60"/><w:right w:type="dxa" w:w="120"/></w:tcMar></w:tcPr><w:p><w:r><w:rPr><w:color w:val="1C1917"/><w:sz w:val="18"/><w:szCs w:val="18"/></w:rPr><w:t xml:space="preserve">Coordinator</w:t></w:r></w:p></w:tc><w:tc><w:tcPr><w:shd w:color="F0FDF4" w:val="solid"/><w:tcMar><w:top w:type="dxa" w:w="60"/><w:left w:type="dxa" w:w="120"/><w:bottom w:type="dxa" w:w="60"/><w:right w:type="dxa" w:w="120"/></w:tcMar></w:tcPr><w:p><w:r><w:rPr><w:color w:val="1C1917"/><w:sz w:val="18"/><w:szCs w:val="18"/></w:rPr><w:t xml:space="preserve">coordinator@maishakazi.org</w:t></w:r></w:p></w:tc><w:tc><w:tcPr><w:shd w:color="F0FDF4" w:val="solid"/><w:tcMar><w:top w:type="dxa" w:w="60"/><w:left w:type="dxa" w:w="120"/><w:bottom w:type="dxa" w:w="60"/><w:right w:type="dxa" w:w="120"/></w:tcMar></w:tcPr><w:p><w:r><w:rPr><w:color w:val="1C1917"/><w:sz w:val="18"/><w:szCs w:val="18"/></w:rPr><w:t xml:space="preserve">Full access — manage all entities</w:t></w:r></w:p></w:tc></w:tr><w:tr><w:tc><w:tcPr><w:shd w:color="FFFFFF" w:val="solid"/><w:tcMar><w:top w:type="dxa" w:w="60"/><w:left w:type="dxa" w:w="120"/><w:bottom w:type="dxa" w:w="60"/><w:right w:type="dxa" w:w="120"/></w:tcMar></w:tcPr><w:p><w:r><w:rPr><w:color w:val="1C1917"/><w:sz w:val="18"/><w:szCs w:val="18"/></w:rPr><w:t xml:space="preserve">Corporate Client</w:t></w:r></w:p></w:tc><w:tc><w:tcPr><w:shd w:color="FFFFFF" w:val="solid"/><w:tcMar><w:top w:type="dxa" w:w="60"/><w:left w:type="dxa" w:w="120"/><w:bottom w:type="dxa" w:w="60"/><w:right w:type="dxa" w:w="120"/></w:tcMar></w:tcPr><w:p><w:r><w:rPr><w:color w:val="1C1917"/><w:sz w:val="18"/><w:szCs w:val="18"/></w:rPr><w:t xml:space="preserve">coca-cola@demo.com</w:t></w:r></w:p></w:tc><w:tc><w:tcPr><w:shd w:color="FFFFFF" w:val="solid"/><w:tcMar><w:top w:type="dxa" w:w="60"/><w:left w:type="dxa" w:w="120"/><w:bottom w:type="dxa" w:w="60"/><w:right w:type="dxa" w:w="120"/></w:tcMar></w:tcPr><w:p><w:r><w:rPr><w:color w:val="1C1917"/><w:sz w:val="18"/><w:szCs w:val="18"/></w:rPr><w:t xml:space="preserve">Post jobs, view own jobs, CSR reports</w:t></w:r></w:p></w:tc></w:tr><w:tr><w:tc><w:tcPr><w:shd w:color="F0FDF4" w:val="solid"/><w:tcMar><w:top w:type="dxa" w:w="60"/><w:left w:type="dxa" w:w="120"/><w:bottom w:type="dxa" w:w="60"/><w:right w:type="dxa" w:w="120"/></w:tcMar></w:tcPr><w:p><w:r><w:rPr><w:color w:val="1C1917"/><w:sz w:val="18"/><w:szCs w:val="18"/></w:rPr><w:t xml:space="preserve">Corporate Client</w:t></w:r></w:p></w:tc><w:tc><w:tcPr><w:shd w:color="F0FDF4" w:val="solid"/><w:tcMar><w:top w:type="dxa" w:w="60"/><w:left w:type="dxa" w:w="120"/><w:bottom w:type="dxa" w:w="60"/><w:right w:type="dxa" w:w="120"/></w:tcMar></w:tcPr><w:p><w:r><w:rPr><w:color w:val="1C1917"/><w:sz w:val="18"/><w:szCs w:val="18"/></w:rPr><w:t xml:space="preserve">vodacom@demo.com</w:t></w:r></w:p></w:tc><w:tc><w:tcPr><w:shd w:color="F0FDF4" w:val="solid"/><w:tcMar><w:top w:type="dxa" w:w="60"/><w:left w:type="dxa" w:w="120"/><w:bottom w:type="dxa" w:w="60"/><w:right w:type="dxa" w:w="120"/></w:tcMar></w:tcPr><w:p><w:r><w:rPr><w:color w:val="1C1917"/><w:sz w:val="18"/><w:szCs w:val="18"/></w:rPr><w:t xml:space="preserve">Post jobs, view own jobs, CSR reports</w:t></w:r></w:p></w:tc></w:tr><w:tr><w:tc><w:tcPr><w:shd w:color="FFFFFF" w:val="solid"/><w:tcMar><w:top w:type="dxa" w:w="60"/><w:left w:type="dxa" w:w="120"/><w:bottom w:type="dxa" w:w="60"/><w:right w:type="dxa" w:w="120"/></w:tcMar></w:tcPr><w:p><w:r><w:rPr><w:color w:val="1C1917"/><w:sz w:val="18"/><w:szCs w:val="18"/></w:rPr><w:t xml:space="preserve">Corporate Client</w:t></w:r></w:p></w:tc><w:tc><w:tcPr><w:shd w:color="FFFFFF" w:val="solid"/><w:tcMar><w:top w:type="dxa" w:w="60"/><w:left w:type="dxa" w:w="120"/><w:bottom w:type="dxa" w:w="60"/><w:right w:type="dxa" w:w="120"/></w:tcMar></w:tcPr><w:p><w:r><w:rPr><w:color w:val="1C1917"/><w:sz w:val="18"/><w:szCs w:val="18"/></w:rPr><w:t xml:space="preserve">ttcl@demo.com</w:t></w:r></w:p></w:tc><w:tc><w:tcPr><w:shd w:color="FFFFFF" w:val="solid"/><w:tcMar><w:top w:type="dxa" w:w="60"/><w:left w:type="dxa" w:w="120"/><w:bottom w:type="dxa" w:w="60"/><w:right w:type="dxa" w:w="120"/></w:tcMar></w:tcPr><w:p><w:r><w:rPr><w:color w:val="1C1917"/><w:sz w:val="18"/><w:szCs w:val="18"/></w:rPr><w:t xml:space="preserve">Post jobs, view own jobs, CSR reports</w:t></w:r></w:p></w:tc></w:tr><w:tr><w:tc><w:tcPr><w:shd w:color="F0FDF4" w:val="solid"/><w:tcMar><w:top w:type="dxa" w:w="60"/><w:left w:type="dxa" w:w="120"/><w:bottom w:type="dxa" w:w="60"/><w:right w:type="dxa" w:w="120"/></w:tcMar></w:tcPr><w:p><w:r><w:rPr><w:color w:val="1C1917"/><w:sz w:val="18"/><w:szCs w:val="18"/></w:rPr><w:t xml:space="preserve">Youth Worker</w:t></w:r></w:p></w:tc><w:tc><w:tcPr><w:shd w:color="F0FDF4" w:val="solid"/><w:tcMar><w:top w:type="dxa" w:w="60"/><w:left w:type="dxa" w:w="120"/><w:bottom w:type="dxa" w:w="60"/><w:right w:type="dxa" w:w="120"/></w:tcMar></w:tcPr><w:p><w:r><w:rPr><w:color w:val="1C1917"/><w:sz w:val="18"/><w:szCs w:val="18"/></w:rPr><w:t xml:space="preserve">amina@demo.com</w:t></w:r></w:p></w:tc><w:tc><w:tcPr><w:shd w:color="F0FDF4" w:val="solid"/><w:tcMar><w:top w:type="dxa" w:w="60"/><w:left w:type="dxa" w:w="120"/><w:bottom w:type="dxa" w:w="60"/><w:right w:type="dxa" w:w="120"/></w:tcMar></w:tcPr><w:p><w:r><w:rPr><w:color w:val="1C1917"/><w:sz w:val="18"/><w:szCs w:val="18"/></w:rPr><w:t xml:space="preserve">Browse &amp; apply for jobs, upload proof, earnings</w:t></w:r></w:p></w:tc></w:tr><w:tr><w:tc><w:tcPr><w:shd w:color="FFFFFF" w:val="solid"/><w:tcMar><w:top w:type="dxa" w:w="60"/><w:left w:type="dxa" w:w="120"/><w:bottom w:type="dxa" w:w="60"/><w:right w:type="dxa" w:w="120"/></w:tcMar></w:tcPr><w:p><w:r><w:rPr><w:color w:val="1C1917"/><w:sz w:val="18"/><w:szCs w:val="18"/></w:rPr><w:t xml:space="preserve">Youth Worker</w:t></w:r></w:p></w:tc><w:tc><w:tcPr><w:shd w:color="FFFFFF" w:val="solid"/><w:tcMar><w:top w:type="dxa" w:w="60"/><w:left w:type="dxa" w:w="120"/><w:bottom w:type="dxa" w:w="60"/><w:right w:type="dxa" w:w="120"/></w:tcMar></w:tcPr><w:p><w:r><w:rPr><w:color w:val="1C1917"/><w:sz w:val="18"/><w:szCs w:val="18"/></w:rPr><w:t xml:space="preserve">baraka@demo.com</w:t></w:r></w:p></w:tc><w:tc><w:tcPr><w:shd w:color="FFFFFF" w:val="solid"/><w:tcMar><w:top w:type="dxa" w:w="60"/><w:left w:type="dxa" w:w="120"/><w:bottom w:type="dxa" w:w="60"/><w:right w:type="dxa" w:w="120"/></w:tcMar></w:tcPr><w:p><w:r><w:rPr><w:color w:val="1C1917"/><w:sz w:val="18"/><w:szCs w:val="18"/></w:rPr><w:t xml:space="preserve">Browse &amp; apply for jobs, upload proof, earnings</w:t></w:r></w:p></w:tc></w:tr><w:tr><w:tc><w:tcPr><w:shd w:color="F0FDF4" w:val="solid"/><w:tcMar><w:top w:type="dxa" w:w="60"/><w:left w:type="dxa" w:w="120"/><w:bottom w:type="dxa" w:w="60"/><w:right w:type="dxa" w:w="120"/></w:tcMar></w:tcPr><w:p><w:r><w:rPr><w:color w:val="1C1917"/><w:sz w:val="18"/><w:szCs w:val="18"/></w:rPr><w:t xml:space="preserve">Youth Worker</w:t></w:r></w:p></w:tc><w:tc><w:tcPr><w:shd w:color="F0FDF4" w:val="solid"/><w:tcMar><w:top w:type="dxa" w:w="60"/><w:left w:type="dxa" w:w="120"/><w:bottom w:type="dxa" w:w="60"/><w:right w:type="dxa" w:w="120"/></w:tcMar></w:tcPr><w:p><w:r><w:rPr><w:color w:val="1C1917"/><w:sz w:val="18"/><w:szCs w:val="18"/></w:rPr><w:t xml:space="preserve">consolata@demo.com</w:t></w:r></w:p></w:tc><w:tc><w:tcPr><w:shd w:color="F0FDF4" w:val="solid"/><w:tcMar><w:top w:type="dxa" w:w="60"/><w:left w:type="dxa" w:w="120"/><w:bottom w:type="dxa" w:w="60"/><w:right w:type="dxa" w:w="120"/></w:tcMar></w:tcPr><w:p><w:r><w:rPr><w:color w:val="1C1917"/><w:sz w:val="18"/><w:szCs w:val="18"/></w:rPr><w:t xml:space="preserve">Browse &amp; apply for jobs, upload proof, earnings</w:t></w:r></w:p></w:tc></w:tr><w:tr><w:tc><w:tcPr><w:shd w:color="FFFFFF" w:val="solid"/><w:tcMar><w:top w:type="dxa" w:w="60"/><w:left w:type="dxa" w:w="120"/><w:bottom w:type="dxa" w:w="60"/><w:right w:type="dxa" w:w="120"/></w:tcMar></w:tcPr><w:p><w:r><w:rPr><w:color w:val="1C1917"/><w:sz w:val="18"/><w:szCs w:val="18"/></w:rPr><w:t xml:space="preserve">Youth Worker</w:t></w:r></w:p></w:tc><w:tc><w:tcPr><w:shd w:color="FFFFFF" w:val="solid"/><w:tcMar><w:top w:type="dxa" w:w="60"/><w:left w:type="dxa" w:w="120"/><w:bottom w:type="dxa" w:w="60"/><w:right w:type="dxa" w:w="120"/></w:tcMar></w:tcPr><w:p><w:r><w:rPr><w:color w:val="1C1917"/><w:sz w:val="18"/><w:szCs w:val="18"/></w:rPr><w:t xml:space="preserve">daudi@demo.com</w:t></w:r></w:p></w:tc><w:tc><w:tcPr><w:shd w:color="FFFFFF" w:val="solid"/><w:tcMar><w:top w:type="dxa" w:w="60"/><w:left w:type="dxa" w:w="120"/><w:bottom w:type="dxa" w:w="60"/><w:right w:type="dxa" w:w="120"/></w:tcMar></w:tcPr><w:p><w:r><w:rPr><w:color w:val="1C1917"/><w:sz w:val="18"/><w:szCs w:val="18"/></w:rPr><w:t xml:space="preserve">Browse &amp; apply for jobs, upload proof, earnings</w:t></w:r></w:p></w:tc></w:tr></w:tbl><w:p><w:pPr><w:pBdr><w:left w:val="single" w:color="D97706" w:sz="16"/></w:pBdr><w:shd w:color="FFFBEB" w:val="solid"/><w:spacing w:after="80" w:before="80"/><w:ind w:left="288"/></w:pPr><w:r><w:rPr><w:b/><w:bCs/><w:color w:val="D97706"/><w:sz w:val="19"/><w:szCs w:val="19"/></w:rPr><w:t xml:space="preserve">⚠  Note: </w:t></w:r><w:r><w:rPr><w:i/><w:iCs/><w:color w:val="44403C"/><w:sz w:val="19"/><w:szCs w:val="19"/></w:rPr><w:t xml:space="preserve">All demo accounts use the password: password123  —  Change all passwords before going live.</w:t></w:r></w:p><w:p><w:pPr><w:pBdr><w:bottom w:val="single" w:color="D6D3D1" w:sz="4"/></w:pBdr><w:spacing w:after="80" w:before="80"/></w:pPr></w:p><w:p><w:pPr><w:pStyle w:val="Heading1"/><w:pBdr><w:bottom w:val="single" w:color="1B4332" w:sz="8"/></w:pBdr><w:spacing w:after="120" w:before="360"/><w:rPr><w:b/><w:bCs/><w:color w:val="1B4332"/><w:sz w:val="28"/><w:szCs w:val="28"/></w:rPr></w:pPr><w:r><w:t xml:space="preserve">3.  Job Lifecycle</w:t></w:r></w:p><w:p><w:pPr><w:spacing w:after="60" w:before="60"/><w:ind w:left="144"/></w:pPr><w:r><w:rPr><w:color w:val="1C1917"/><w:sz w:val="20"/><w:szCs w:val="20"/></w:rPr><w:t xml:space="preserve">Every job on Maisha Kazi follows a linear status progression. Understanding this flow is essential for all three user roles.</w:t></w:r></w:p><w:p><w:pPr><w:spacing w:after="100" w:before="100"/></w:pPr></w:p><w:tbl><w:tblPr><w:tblW w:type="pct" w:w="100%"/><w:tblBorders><w:top w:val="single" w:color="auto" w:sz="4"/><w:left w:val="single" w:color="auto" w:sz="4"/><w:bottom w:val="single" w:color="auto" w:sz="4"/><w:right w:val="single" w:color="auto" w:sz="4"/><w:insideH w:val="single" w:color="auto" w:sz="4"/><w:insideV w:val="single" w:color="auto" w:sz="4"/></w:tblBorders></w:tblPr><w:tblGrid><w:gridCol w:w="100"/><w:gridCol w:w="100"/><w:gridCol w:w="100"/></w:tblGrid><w:tr><w:trPr><w:tblHeader/></w:trPr><w:tc><w:tcPr><w:shd w:color="1B4332" w:val="solid"/><w:tcMar><w:top w:type="dxa" w:w="80"/><w:left w:type="dxa" w:w="120"/><w:bottom w:type="dxa" w:w="80"/><w:right w:type="dxa" w:w="120"/></w:tcMar></w:tcPr><w:p><w:r><w:rPr><w:b/><w:bCs/><w:color w:val="FFFFFF"/><w:sz w:val="19"/><w:szCs w:val="19"/></w:rPr><w:t xml:space="preserve">Status</w:t></w:r></w:p></w:tc><w:tc><w:tcPr><w:shd w:color="1B4332" w:val="solid"/><w:tcMar><w:top w:type="dxa" w:w="80"/><w:left w:type="dxa" w:w="120"/><w:bottom w:type="dxa" w:w="80"/><w:right w:type="dxa" w:w="120"/></w:tcMar></w:tcPr><w:p><w:r><w:rPr><w:b/><w:bCs/><w:color w:val="FFFFFF"/><w:sz w:val="19"/><w:szCs w:val="19"/></w:rPr><w:t xml:space="preserve">Meaning</w:t></w:r></w:p></w:tc><w:tc><w:tcPr><w:shd w:color="1B4332" w:val="solid"/><w:tcMar><w:top w:type="dxa" w:w="80"/><w:left w:type="dxa" w:w="120"/><w:bottom w:type="dxa" w:w="80"/><w:right w:type="dxa" w:w="120"/></w:tcMar></w:tcPr><w:p><w:r><w:rPr><w:b/><w:bCs/><w:color w:val="FFFFFF"/><w:sz w:val="19"/><w:szCs w:val="19"/></w:rPr><w:t xml:space="preserve">Who Acts Next</w:t></w:r></w:p></w:tc></w:tr><w:tr><w:tc><w:tcPr><w:shd w:color="F0FDF4" w:val="solid"/><w:tcMar><w:top w:type="dxa" w:w="60"/><w:left w:type="dxa" w:w="120"/><w:bottom w:type="dxa" w:w="60"/><w:right w:type="dxa" w:w="120"/></w:tcMar></w:tcPr><w:p><w:r><w:rPr><w:color w:val="1C1917"/><w:sz w:val="18"/><w:szCs w:val="18"/></w:rPr><w:t xml:space="preserve">OPEN</w:t></w:r></w:p></w:tc><w:tc><w:tcPr><w:shd w:color="F0FDF4" w:val="solid"/><w:tcMar><w:top w:type="dxa" w:w="60"/><w:left w:type="dxa" w:w="120"/><w:bottom w:type="dxa" w:w="60"/><w:right w:type="dxa" w:w="120"/></w:tcMar></w:tcPr><w:p><w:r><w:rPr><w:color w:val="1C1917"/><w:sz w:val="18"/><w:szCs w:val="18"/></w:rPr><w:t xml:space="preserve">Job posted by a client; youth can browse and apply</w:t></w:r></w:p></w:tc><w:tc><w:tcPr><w:shd w:color="F0FDF4" w:val="solid"/><w:tcMar><w:top w:type="dxa" w:w="60"/><w:left w:type="dxa" w:w="120"/><w:bottom w:type="dxa" w:w="60"/><w:right w:type="dxa" w:w="120"/></w:tcMar></w:tcPr><w:p><w:r><w:rPr><w:color w:val="1C1917"/><w:sz w:val="18"/><w:szCs w:val="18"/></w:rPr><w:t xml:space="preserve">Youth / Coordinator</w:t></w:r></w:p></w:tc></w:tr><w:tr><w:tc><w:tcPr><w:shd w:color="FFFFFF" w:val="solid"/><w:tcMar><w:top w:type="dxa" w:w="60"/><w:left w:type="dxa" w:w="120"/><w:bottom w:type="dxa" w:w="60"/><w:right w:type="dxa" w:w="120"/></w:tcMar></w:tcPr><w:p><w:r><w:rPr><w:color w:val="1C1917"/><w:sz w:val="18"/><w:szCs w:val="18"/></w:rPr><w:t xml:space="preserve">ASSIGNED</w:t></w:r></w:p></w:tc><w:tc><w:tcPr><w:shd w:color="FFFFFF" w:val="solid"/><w:tcMar><w:top w:type="dxa" w:w="60"/><w:left w:type="dxa" w:w="120"/><w:bottom w:type="dxa" w:w="60"/><w:right w:type="dxa" w:w="120"/></w:tcMar></w:tcPr><w:p><w:r><w:rPr><w:color w:val="1C1917"/><w:sz w:val="18"/><w:szCs w:val="18"/></w:rPr><w:t xml:space="preserve">Coordinator has assigned a vetted youth worker</w:t></w:r></w:p></w:tc><w:tc><w:tcPr><w:shd w:color="FFFFFF" w:val="solid"/><w:tcMar><w:top w:type="dxa" w:w="60"/><w:left w:type="dxa" w:w="120"/><w:bottom w:type="dxa" w:w="60"/><w:right w:type="dxa" w:w="120"/></w:tcMar></w:tcPr><w:p><w:r><w:rPr><w:color w:val="1C1917"/><w:sz w:val="18"/><w:szCs w:val="18"/></w:rPr><w:t xml:space="preserve">Youth Worker</w:t></w:r></w:p></w:tc></w:tr><w:tr><w:tc><w:tcPr><w:shd w:color="F0FDF4" w:val="solid"/><w:tcMar><w:top w:type="dxa" w:w="60"/><w:left w:type="dxa" w:w="120"/><w:bottom w:type="dxa" w:w="60"/><w:right w:type="dxa" w:w="120"/></w:tcMar></w:tcPr><w:p><w:r><w:rPr><w:color w:val="1C1917"/><w:sz w:val="18"/><w:szCs w:val="18"/></w:rPr><w:t xml:space="preserve">IN_PROGRESS</w:t></w:r></w:p></w:tc><w:tc><w:tcPr><w:shd w:color="F0FDF4" w:val="solid"/><w:tcMar><w:top w:type="dxa" w:w="60"/><w:left w:type="dxa" w:w="120"/><w:bottom w:type="dxa" w:w="60"/><w:right w:type="dxa" w:w="120"/></w:tcMar></w:tcPr><w:p><w:r><w:rPr><w:color w:val="1C1917"/><w:sz w:val="18"/><w:szCs w:val="18"/></w:rPr><w:t xml:space="preserve">Youth worker has tapped &quot;Start Job&quot; on arrival</w:t></w:r></w:p></w:tc><w:tc><w:tcPr><w:shd w:color="F0FDF4" w:val="solid"/><w:tcMar><w:top w:type="dxa" w:w="60"/><w:left w:type="dxa" w:w="120"/><w:bottom w:type="dxa" w:w="60"/><w:right w:type="dxa" w:w="120"/></w:tcMar></w:tcPr><w:p><w:r><w:rPr><w:color w:val="1C1917"/><w:sz w:val="18"/><w:szCs w:val="18"/></w:rPr><w:t xml:space="preserve">Youth Worker</w:t></w:r></w:p></w:tc></w:tr><w:tr><w:tc><w:tcPr><w:shd w:color="FFFFFF" w:val="solid"/><w:tcMar><w:top w:type="dxa" w:w="60"/><w:left w:type="dxa" w:w="120"/><w:bottom w:type="dxa" w:w="60"/><w:right w:type="dxa" w:w="120"/></w:tcMar></w:tcPr><w:p><w:r><w:rPr><w:color w:val="1C1917"/><w:sz w:val="18"/><w:szCs w:val="18"/></w:rPr><w:t xml:space="preserve">COMPLETED</w:t></w:r></w:p></w:tc><w:tc><w:tcPr><w:shd w:color="FFFFFF" w:val="solid"/><w:tcMar><w:top w:type="dxa" w:w="60"/><w:left w:type="dxa" w:w="120"/><w:bottom w:type="dxa" w:w="60"/><w:right w:type="dxa" w:w="120"/></w:tcMar></w:tcPr><w:p><w:r><w:rPr><w:color w:val="1C1917"/><w:sz w:val="18"/><w:szCs w:val="18"/></w:rPr><w:t xml:space="preserve">Youth uploaded proof &amp; marked complete; client confirms</w:t></w:r></w:p></w:tc><w:tc><w:tcPr><w:shd w:color="FFFFFF" w:val="solid"/><w:tcMar><w:top w:type="dxa" w:w="60"/><w:left w:type="dxa" w:w="120"/><w:bottom w:type="dxa" w:w="60"/><w:right w:type="dxa" w:w="120"/></w:tcMar></w:tcPr><w:p><w:r><w:rPr><w:color w:val="1C1917"/><w:sz w:val="18"/><w:szCs w:val="18"/></w:rPr><w:t xml:space="preserve">Client</w:t></w:r></w:p></w:tc></w:tr><w:tr><w:tc><w:tcPr><w:shd w:color="F0FDF4" w:val="solid"/><w:tcMar><w:top w:type="dxa" w:w="60"/><w:left w:type="dxa" w:w="120"/><w:bottom w:type="dxa" w:w="60"/><w:right w:type="dxa" w:w="120"/></w:tcMar></w:tcPr><w:p><w:r><w:rPr><w:color w:val="1C1917"/><w:sz w:val="18"/><w:szCs w:val="18"/></w:rPr><w:t xml:space="preserve">DISPUTED</w:t></w:r></w:p></w:tc><w:tc><w:tcPr><w:shd w:color="F0FDF4" w:val="solid"/><w:tcMar><w:top w:type="dxa" w:w="60"/><w:left w:type="dxa" w:w="120"/><w:bottom w:type="dxa" w:w="60"/><w:right w:type="dxa" w:w="120"/></w:tcMar></w:tcPr><w:p><w:r><w:rPr><w:color w:val="1C1917"/><w:sz w:val="18"/><w:szCs w:val="18"/></w:rPr><w:t xml:space="preserve">Client raised a dispute instead of confirming</w:t></w:r></w:p></w:tc><w:tc><w:tcPr><w:shd w:color="F0FDF4" w:val="solid"/><w:tcMar><w:top w:type="dxa" w:w="60"/><w:left w:type="dxa" w:w="120"/><w:bottom w:type="dxa" w:w="60"/><w:right w:type="dxa" w:w="120"/></w:tcMar></w:tcPr><w:p><w:r><w:rPr><w:color w:val="1C1917"/><w:sz w:val="18"/><w:szCs w:val="18"/></w:rPr><w:t xml:space="preserve">Coordinator</w:t></w:r></w:p></w:tc></w:tr><w:tr><w:tc><w:tcPr><w:shd w:color="FFFFFF" w:val="solid"/><w:tcMar><w:top w:type="dxa" w:w="60"/><w:left w:type="dxa" w:w="120"/><w:bottom w:type="dxa" w:w="60"/><w:right w:type="dxa" w:w="120"/></w:tcMar></w:tcPr><w:p><w:r><w:rPr><w:color w:val="1C1917"/><w:sz w:val="18"/><w:szCs w:val="18"/></w:rPr><w:t xml:space="preserve">CANCELLED</w:t></w:r></w:p></w:tc><w:tc><w:tcPr><w:shd w:color="FFFFFF" w:val="solid"/><w:tcMar><w:top w:type="dxa" w:w="60"/><w:left w:type="dxa" w:w="120"/><w:bottom w:type="dxa" w:w="60"/><w:right w:type="dxa" w:w="120"/></w:tcMar></w:tcPr><w:p><w:r><w:rPr><w:color w:val="1C1917"/><w:sz w:val="18"/><w:szCs w:val="18"/></w:rPr><w:t xml:space="preserve">Job cancelled before assignment or completion</w:t></w:r></w:p></w:tc><w:tc><w:tcPr><w:shd w:color="FFFFFF" w:val="solid"/><w:tcMar><w:top w:type="dxa" w:w="60"/><w:left w:type="dxa" w:w="120"/><w:bottom w:type="dxa" w:w="60"/><w:right w:type="dxa" w:w="120"/></w:tcMar></w:tcPr><w:p><w:r><w:rPr><w:color w:val="1C1917"/><w:sz w:val="18"/><w:szCs w:val="18"/></w:rPr><w:t xml:space="preserve">Coordinator</w:t></w:r></w:p></w:tc></w:tr></w:tbl><w:p><w:pPr><w:spacing w:after="100" w:before="100"/></w:pPr></w:p><w:p><w:pPr><w:pBdr><w:left w:val="single" w:color="D97706" w:sz="16"/></w:pBdr><w:shd w:color="FFFBEB" w:val="solid"/><w:spacing w:after="80" w:before="80"/><w:ind w:left="288"/></w:pPr><w:r><w:rPr><w:b/><w:bCs/><w:color w:val="D97706"/><w:sz w:val="19"/><w:szCs w:val="19"/></w:rPr><w:t xml:space="preserve">⚠  Note: </w:t></w:r><w:r><w:rPr><w:i/><w:iCs/><w:color w:val="44403C"/><w:sz w:val="19"/><w:szCs w:val="19"/></w:rPr><w:t xml:space="preserve">Youth must upload a proof photo before marking a job as COMPLETED. After completion, the client can confirm the work or raise a dispute. Coordinators can override status at any stage if needed.</w:t></w:r></w:p><w:p><w:pPr><w:pBdr><w:bottom w:val="single" w:color="D6D3D1" w:sz="4"/></w:pBdr><w:spacing w:after="80" w:before="80"/></w:pPr></w:p><w:p><w:pPr><w:pStyle w:val="Heading1"/><w:pBdr><w:bottom w:val="single" w:color="1B4332" w:sz="8"/></w:pBdr><w:spacing w:after="120" w:before="360"/><w:rPr><w:b/><w:bCs/><w:color w:val="1B4332"/><w:sz w:val="28"/><w:szCs w:val="28"/></w:rPr></w:pPr><w:r><w:t xml:space="preserve">4.  Coordinator SOP</w:t></w:r></w:p><w:p><w:pPr><w:spacing w:after="60" w:before="60"/><w:ind w:left="144"/></w:pPr><w:r><w:rPr><w:color w:val="1C1917"/><w:sz w:val="20"/><w:szCs w:val="20"/></w:rPr><w:t xml:space="preserve">Coordinators are Maisha staff who administer the platform. They have visibility into all youth, clients, jobs, and reports.</w:t></w:r></w:p><w:p><w:pPr><w:spacing w:after="100" w:before="100"/></w:pPr></w:p><w:p><w:pPr><w:pStyle w:val="Heading2"/><w:spacing w:after="80" w:before="240"/><w:rPr><w:b/><w:bCs/><w:color w:val="1B4332"/><w:sz w:val="24"/><w:szCs w:val="24"/></w:rPr></w:pPr><w:r><w:t xml:space="preserve">4.1  Vetting a Youth Worker</w:t></w:r></w:p><w:p><w:pPr><w:spacing w:after="40" w:before="40"/><w:ind w:left="504"/></w:pPr><w:r><w:rPr><w:b/><w:bCs/><w:color w:val="1B4332"/><w:sz w:val="20"/><w:szCs w:val="20"/></w:rPr><w:t xml:space="preserve">1.  </w:t></w:r><w:r><w:rPr><w:color w:val="1C1917"/><w:sz w:val="20"/><w:szCs w:val="20"/></w:rPr><w:t xml:space="preserve">Log in at the platform URL using coordinator credentials.</w:t></w:r></w:p><w:p><w:pPr><w:spacing w:after="40" w:before="40"/><w:ind w:left="504"/></w:pPr><w:r><w:rPr><w:b/><w:bCs/><w:color w:val="1B4332"/><w:sz w:val="20"/><w:szCs w:val="20"/></w:rPr><w:t xml:space="preserve">2.  </w:t></w:r><w:r><w:rPr><w:color w:val="1C1917"/><w:sz w:val="20"/><w:szCs w:val="20"/></w:rPr><w:t xml:space="preserve">Navigate to Youth Management in the left sidebar.</w:t></w:r></w:p><w:p><w:pPr><w:spacing w:after="40" w:before="40"/><w:ind w:left="504"/></w:pPr><w:r><w:rPr><w:b/><w:bCs/><w:color w:val="1B4332"/><w:sz w:val="20"/><w:szCs w:val="20"/></w:rPr><w:t xml:space="preserve">3.  </w:t></w:r><w:r><w:rPr><w:color w:val="1C1917"/><w:sz w:val="20"/><w:szCs w:val="20"/></w:rPr><w:t xml:space="preserve">Find the youth worker — use the search bar or filter by &quot;Not Vetted&quot;.</w:t></w:r></w:p><w:p><w:pPr><w:spacing w:after="40" w:before="40"/><w:ind w:left="504"/></w:pPr><w:r><w:rPr><w:b/><w:bCs/><w:color w:val="1B4332"/><w:sz w:val="20"/><w:szCs w:val="20"/></w:rPr><w:t xml:space="preserve">4.  </w:t></w:r><w:r><w:rPr><w:color w:val="1C1917"/><w:sz w:val="20"/><w:szCs w:val="20"/></w:rPr><w:t xml:space="preserve">Click the youth&apos;s row to open their profile. Review ID document and bio.</w:t></w:r></w:p><w:p><w:pPr><w:spacing w:after="40" w:before="40"/><w:ind w:left="504"/></w:pPr><w:r><w:rPr><w:b/><w:bCs/><w:color w:val="1B4332"/><w:sz w:val="20"/><w:szCs w:val="20"/></w:rPr><w:t xml:space="preserve">5.  </w:t></w:r><w:r><w:rPr><w:color w:val="1C1917"/><w:sz w:val="20"/><w:szCs w:val="20"/></w:rPr><w:t xml:space="preserve">Click Vet Youth. The badge changes to &quot;Verified&quot; immediately.</w:t></w:r></w:p><w:p><w:pPr><w:pBdr><w:left w:val="single" w:color="D97706" w:sz="16"/></w:pBdr><w:shd w:color="FFFBEB" w:val="solid"/><w:spacing w:after="80" w:before="80"/><w:ind w:left="288"/></w:pPr><w:r><w:rPr><w:b/><w:bCs/><w:color w:val="D97706"/><w:sz w:val="19"/><w:szCs w:val="19"/></w:rPr><w:t xml:space="preserve">⚠  Note: </w:t></w:r><w:r><w:rPr><w:i/><w:iCs/><w:color w:val="44403C"/><w:sz w:val="19"/><w:szCs w:val="19"/></w:rPr><w:t xml:space="preserve">Only vetted youth can be assigned to jobs. Always verify ID documents before vetting.</w:t></w:r></w:p><w:p><w:pPr><w:spacing w:after="100" w:before="100"/></w:pPr></w:p><w:p><w:pPr><w:pStyle w:val="Heading2"/><w:spacing w:after="80" w:before="240"/><w:rPr><w:b/><w:bCs/><w:color w:val="1B4332"/><w:sz w:val="24"/><w:szCs w:val="24"/></w:rPr></w:pPr><w:r><w:t xml:space="preserve">4.2  Creating a Job</w:t></w:r></w:p><w:p><w:pPr><w:spacing w:after="40" w:before="40"/><w:ind w:left="504"/></w:pPr><w:r><w:rPr><w:b/><w:bCs/><w:color w:val="1B4332"/><w:sz w:val="20"/><w:szCs w:val="20"/></w:rPr><w:t xml:space="preserve">1.  </w:t></w:r><w:r><w:rPr><w:color w:val="1C1917"/><w:sz w:val="20"/><w:szCs w:val="20"/></w:rPr><w:t xml:space="preserve">Navigate to Job Management → click + New Job.</w:t></w:r></w:p><w:p><w:pPr><w:spacing w:after="40" w:before="40"/><w:ind w:left="504"/></w:pPr><w:r><w:rPr><w:b/><w:bCs/><w:color w:val="1B4332"/><w:sz w:val="20"/><w:szCs w:val="20"/></w:rPr><w:t xml:space="preserve">2.  </w:t></w:r><w:r><w:rPr><w:color w:val="1C1917"/><w:sz w:val="20"/><w:szCs w:val="20"/></w:rPr><w:t xml:space="preserve">Fill in: Title, Description, Service Type, Location, Fee (TSH), and optionally Scheduled Date and Notes for the youth worker.</w:t></w:r></w:p><w:p><w:pPr><w:spacing w:after="40" w:before="40"/><w:ind w:left="504"/></w:pPr><w:r><w:rPr><w:b/><w:bCs/><w:color w:val="1B4332"/><w:sz w:val="20"/><w:szCs w:val="20"/></w:rPr><w:t xml:space="preserve">3.  </w:t></w:r><w:r><w:rPr><w:color w:val="1C1917"/><w:sz w:val="20"/><w:szCs w:val="20"/></w:rPr><w:t xml:space="preserve">Select the Client from the dropdown (or the client can post directly — see Section 6).</w:t></w:r></w:p><w:p><w:pPr><w:spacing w:after="40" w:before="40"/><w:ind w:left="504"/></w:pPr><w:r><w:rPr><w:b/><w:bCs/><w:color w:val="1B4332"/><w:sz w:val="20"/><w:szCs w:val="20"/></w:rPr><w:t xml:space="preserve">4.  </w:t></w:r><w:r><w:rPr><w:color w:val="1C1917"/><w:sz w:val="20"/><w:szCs w:val="20"/></w:rPr><w:t xml:space="preserve">Click Create Job. Status is set to OPEN automatically.</w:t></w:r></w:p><w:p><w:pPr><w:spacing w:after="100" w:before="100"/></w:pPr></w:p><w:p><w:pPr><w:pStyle w:val="Heading2"/><w:spacing w:after="80" w:before="240"/><w:rPr><w:b/><w:bCs/><w:color w:val="1B4332"/><w:sz w:val="24"/><w:szCs w:val="24"/></w:rPr></w:pPr><w:r><w:t xml:space="preserve">4.3  Assigning a Youth Worker</w:t></w:r></w:p><w:p><w:pPr><w:spacing w:after="40" w:before="40"/><w:ind w:left="504"/></w:pPr><w:r><w:rPr><w:b/><w:bCs/><w:color w:val="1B4332"/><w:sz w:val="20"/><w:szCs w:val="20"/></w:rPr><w:t xml:space="preserve">1.  </w:t></w:r><w:r><w:rPr><w:color w:val="1C1917"/><w:sz w:val="20"/><w:szCs w:val="20"/></w:rPr><w:t xml:space="preserve">Open the job from Job Management.</w:t></w:r></w:p><w:p><w:pPr><w:spacing w:after="40" w:before="40"/><w:ind w:left="504"/></w:pPr><w:r><w:rPr><w:b/><w:bCs/><w:color w:val="1B4332"/><w:sz w:val="20"/><w:szCs w:val="20"/></w:rPr><w:t xml:space="preserve">2.  </w:t></w:r><w:r><w:rPr><w:color w:val="1C1917"/><w:sz w:val="20"/><w:szCs w:val="20"/></w:rPr><w:t xml:space="preserve">Click Assign Youth and select an available, vetted worker.</w:t></w:r></w:p><w:p><w:pPr><w:spacing w:after="40" w:before="40"/><w:ind w:left="504"/></w:pPr><w:r><w:rPr><w:b/><w:bCs/><w:color w:val="1B4332"/><w:sz w:val="20"/><w:szCs w:val="20"/></w:rPr><w:t xml:space="preserve">3.  </w:t></w:r><w:r><w:rPr><w:color w:val="1C1917"/><w:sz w:val="20"/><w:szCs w:val="20"/></w:rPr><w:t xml:space="preserve">The youth receives an in-app notification. Status moves to ASSIGNED.</w:t></w:r></w:p><w:p><w:pPr><w:pBdr><w:left w:val="single" w:color="D97706" w:sz="16"/></w:pBdr><w:shd w:color="FFFBEB" w:val="solid"/><w:spacing w:after="80" w:before="80"/><w:ind w:left="288"/></w:pPr><w:r><w:rPr><w:b/><w:bCs/><w:color w:val="D97706"/><w:sz w:val="19"/><w:szCs w:val="19"/></w:rPr><w:t xml:space="preserve">⚠  Note: </w:t></w:r><w:r><w:rPr><w:i/><w:iCs/><w:color w:val="44403C"/><w:sz w:val="19"/><w:szCs w:val="19"/></w:rPr><w:t xml:space="preserve">A notification is sent automatically. You do not need to call the youth separately unless urgent.</w:t></w:r></w:p><w:p><w:pPr><w:spacing w:after="100" w:before="100"/></w:pPr></w:p><w:p><w:pPr><w:pStyle w:val="Heading2"/><w:spacing w:after="80" w:before="240"/><w:rPr><w:b/><w:bCs/><w:color w:val="1B4332"/><w:sz w:val="24"/><w:szCs w:val="24"/></w:rPr></w:pPr><w:r><w:t xml:space="preserve">4.4  Monitoring &amp; Dispute Resolution</w:t></w:r></w:p><w:p><w:pPr><w:spacing w:after="40" w:before="40"/><w:ind w:left="504"/></w:pPr><w:r><w:rPr><w:b/><w:bCs/><w:color w:val="D97706"/><w:sz w:val="20"/><w:szCs w:val="20"/></w:rPr><w:t xml:space="preserve">•  </w:t></w:r><w:r><w:rPr><w:color w:val="1C1917"/><w:sz w:val="20"/><w:szCs w:val="20"/></w:rPr><w:t xml:space="preserve">Dashboard shows live stats: active youth, open jobs, completions this week, total revenue.</w:t></w:r></w:p><w:p><w:pPr><w:spacing w:after="40" w:before="40"/><w:ind w:left="504"/></w:pPr><w:r><w:rPr><w:b/><w:bCs/><w:color w:val="D97706"/><w:sz w:val="20"/><w:szCs w:val="20"/></w:rPr><w:t xml:space="preserve">•  </w:t></w:r><w:r><w:rPr><w:color w:val="1C1917"/><w:sz w:val="20"/><w:szCs w:val="20"/></w:rPr><w:t xml:space="preserve">Disputed jobs appear highlighted. Open the job, review the proof photo and client notes, then either mark as Completed or Cancelled.</w:t></w:r></w:p><w:p><w:pPr><w:spacing w:after="40" w:before="40"/><w:ind w:left="504"/></w:pPr><w:r><w:rPr><w:b/><w:bCs/><w:color w:val="D97706"/><w:sz w:val="20"/><w:szCs w:val="20"/></w:rPr><w:t xml:space="preserve">•  </w:t></w:r><w:r><w:rPr><w:color w:val="1C1917"/><w:sz w:val="20"/><w:szCs w:val="20"/></w:rPr><w:t xml:space="preserve">Run a CSR report for any client via Reports → select client → Generate Report.</w:t></w:r></w:p><w:p><w:pPr><w:pBdr><w:bottom w:val="single" w:color="D6D3D1" w:sz="4"/></w:pBdr><w:spacing w:after="80" w:before="80"/></w:pPr></w:p><w:p><w:pPr><w:pStyle w:val="Heading1"/><w:pBdr><w:bottom w:val="single" w:color="1B4332" w:sz="8"/></w:pBdr><w:spacing w:after="120" w:before="360"/><w:rPr><w:b/><w:bCs/><w:color w:val="1B4332"/><w:sz w:val="28"/><w:szCs w:val="28"/></w:rPr></w:pPr><w:r><w:t xml:space="preserve">5.  Youth Worker SOP</w:t></w:r></w:p><w:p><w:pPr><w:spacing w:after="60" w:before="60"/><w:ind w:left="144"/></w:pPr><w:r><w:rPr><w:color w:val="1C1917"/><w:sz w:val="20"/><w:szCs w:val="20"/></w:rPr><w:t xml:space="preserve">Youth workers use the platform primarily on mobile devices to receive and execute jobs.</w:t></w:r></w:p><w:p><w:pPr><w:spacing w:after="100" w:before="100"/></w:pPr></w:p><w:p><w:pPr><w:pStyle w:val="Heading2"/><w:spacing w:after="80" w:before="240"/><w:rPr><w:b/><w:bCs/><w:color w:val="1B4332"/><w:sz w:val="24"/><w:szCs w:val="24"/></w:rPr></w:pPr><w:r><w:t xml:space="preserve">5.1  First-Time Setup</w:t></w:r></w:p><w:p><w:pPr><w:spacing w:after="40" w:before="40"/><w:ind w:left="504"/></w:pPr><w:r><w:rPr><w:b/><w:bCs/><w:color w:val="1B4332"/><w:sz w:val="20"/><w:szCs w:val="20"/></w:rPr><w:t xml:space="preserve">1.  </w:t></w:r><w:r><w:rPr><w:color w:val="1C1917"/><w:sz w:val="20"/><w:szCs w:val="20"/></w:rPr><w:t xml:space="preserve">Log in with the email and password provided by the coordinator.</w:t></w:r></w:p><w:p><w:pPr><w:spacing w:after="40" w:before="40"/><w:ind w:left="504"/></w:pPr><w:r><w:rPr><w:b/><w:bCs/><w:color w:val="1B4332"/><w:sz w:val="20"/><w:szCs w:val="20"/></w:rPr><w:t xml:space="preserve">2.  </w:t></w:r><w:r><w:rPr><w:color w:val="1C1917"/><w:sz w:val="20"/><w:szCs w:val="20"/></w:rPr><w:t xml:space="preserve">Go to My Profile and fill in: Bio, Location, Phone Number, and Skills.</w:t></w:r></w:p><w:p><w:pPr><w:spacing w:after="40" w:before="40"/><w:ind w:left="504"/></w:pPr><w:r><w:rPr><w:b/><w:bCs/><w:color w:val="1B4332"/><w:sz w:val="20"/><w:szCs w:val="20"/></w:rPr><w:t xml:space="preserve">3.  </w:t></w:r><w:r><w:rPr><w:color w:val="1C1917"/><w:sz w:val="20"/><w:szCs w:val="20"/></w:rPr><w:t xml:space="preserve">Upload your ID Document using the upload button on the Profile page. The coordinator will review and vet your account.</w:t></w:r></w:p><w:p><w:pPr><w:pBdr><w:left w:val="single" w:color="D97706" w:sz="16"/></w:pBdr><w:shd w:color="FFFBEB" w:val="solid"/><w:spacing w:after="80" w:before="80"/><w:ind w:left="288"/></w:pPr><w:r><w:rPr><w:b/><w:bCs/><w:color w:val="D97706"/><w:sz w:val="19"/><w:szCs w:val="19"/></w:rPr><w:t xml:space="preserve">⚠  Note: </w:t></w:r><w:r><w:rPr><w:i/><w:iCs/><w:color w:val="44403C"/><w:sz w:val="19"/><w:szCs w:val="19"/></w:rPr><w:t xml:space="preserve">You will not receive job assignments until a coordinator marks you as Vetted.</w:t></w:r></w:p><w:p><w:pPr><w:spacing w:after="100" w:before="100"/></w:pPr></w:p><w:p><w:pPr><w:pStyle w:val="Heading2"/><w:spacing w:after="80" w:before="240"/><w:rPr><w:b/><w:bCs/><w:color w:val="1B4332"/><w:sz w:val="24"/><w:szCs w:val="24"/></w:rPr></w:pPr><w:r><w:t xml:space="preserve">5.2  Browsing &amp; Applying for Jobs</w:t></w:r></w:p><w:p><w:pPr><w:spacing w:after="40" w:before="40"/><w:ind w:left="504"/></w:pPr><w:r><w:rPr><w:b/><w:bCs/><w:color w:val="1B4332"/><w:sz w:val="20"/><w:szCs w:val="20"/></w:rPr><w:t xml:space="preserve">1.  </w:t></w:r><w:r><w:rPr><w:color w:val="1C1917"/><w:sz w:val="20"/><w:szCs w:val="20"/></w:rPr><w:t xml:space="preserve">Open the Jobs page from the sidebar. All OPEN jobs are visible to vetted youth.</w:t></w:r></w:p><w:p><w:pPr><w:spacing w:after="40" w:before="40"/><w:ind w:left="504"/></w:pPr><w:r><w:rPr><w:b/><w:bCs/><w:color w:val="1B4332"/><w:sz w:val="20"/><w:szCs w:val="20"/></w:rPr><w:t xml:space="preserve">2.  </w:t></w:r><w:r><w:rPr><w:color w:val="1C1917"/><w:sz w:val="20"/><w:szCs w:val="20"/></w:rPr><w:t xml:space="preserve">Browse available jobs by service type, location, and fee.</w:t></w:r></w:p><w:p><w:pPr><w:spacing w:after="40" w:before="40"/><w:ind w:left="504"/></w:pPr><w:r><w:rPr><w:b/><w:bCs/><w:color w:val="1B4332"/><w:sz w:val="20"/><w:szCs w:val="20"/></w:rPr><w:t xml:space="preserve">3.  </w:t></w:r><w:r><w:rPr><w:color w:val="1C1917"/><w:sz w:val="20"/><w:szCs w:val="20"/></w:rPr><w:t xml:space="preserve">Tap a job card to view full details: description, location map, fee, and client info.</w:t></w:r></w:p><w:p><w:pPr><w:spacing w:after="40" w:before="40"/><w:ind w:left="504"/></w:pPr><w:r><w:rPr><w:b/><w:bCs/><w:color w:val="1B4332"/><w:sz w:val="20"/><w:szCs w:val="20"/></w:rPr><w:t xml:space="preserve">4.  </w:t></w:r><w:r><w:rPr><w:color w:val="1C1917"/><w:sz w:val="20"/><w:szCs w:val="20"/></w:rPr><w:t xml:space="preserve">Tap Apply for Job. The coordinator is notified and will review your application.</w:t></w:r></w:p><w:p><w:pPr><w:spacing w:after="40" w:before="40"/><w:ind w:left="504"/></w:pPr><w:r><w:rPr><w:b/><w:bCs/><w:color w:val="1B4332"/><w:sz w:val="20"/><w:szCs w:val="20"/></w:rPr><w:t xml:space="preserve">5.  </w:t></w:r><w:r><w:rPr><w:color w:val="1C1917"/><w:sz w:val="20"/><w:szCs w:val="20"/></w:rPr><w:t xml:space="preserve">If selected, the coordinator assigns you and you receive an in-app notification. Status moves to ASSIGNED.</w:t></w:r></w:p><w:p><w:pPr><w:pBdr><w:left w:val="single" w:color="D97706" w:sz="16"/></w:pBdr><w:shd w:color="FFFBEB" w:val="solid"/><w:spacing w:after="80" w:before="80"/><w:ind w:left="288"/></w:pPr><w:r><w:rPr><w:b/><w:bCs/><w:color w:val="D97706"/><w:sz w:val="19"/><w:szCs w:val="19"/></w:rPr><w:t xml:space="preserve">⚠  Note: </w:t></w:r><w:r><w:rPr><w:i/><w:iCs/><w:color w:val="44403C"/><w:sz w:val="19"/><w:szCs w:val="19"/></w:rPr><w:t xml:space="preserve">You can only apply for jobs with OPEN status. You cannot apply for the same job twice.</w:t></w:r></w:p><w:p><w:pPr><w:spacing w:after="100" w:before="100"/></w:pPr></w:p><w:p><w:pPr><w:pStyle w:val="Heading2"/><w:spacing w:after="80" w:before="240"/><w:rPr><w:b/><w:bCs/><w:color w:val="1B4332"/><w:sz w:val="24"/><w:szCs w:val="24"/></w:rPr></w:pPr><w:r><w:t xml:space="preserve">5.3  Starting an Assigned Job</w:t></w:r></w:p><w:p><w:pPr><w:spacing w:after="40" w:before="40"/><w:ind w:left="504"/></w:pPr><w:r><w:rPr><w:b/><w:bCs/><w:color w:val="1B4332"/><w:sz w:val="20"/><w:szCs w:val="20"/></w:rPr><w:t xml:space="preserve">1.  </w:t></w:r><w:r><w:rPr><w:color w:val="1C1917"/><w:sz w:val="20"/><w:szCs w:val="20"/></w:rPr><w:t xml:space="preserve">Open My Jobs and tap the assigned job card to view details: location, description, fee, and coordinator notes.</w:t></w:r></w:p><w:p><w:pPr><w:spacing w:after="40" w:before="40"/><w:ind w:left="504"/></w:pPr><w:r><w:rPr><w:b/><w:bCs/><w:color w:val="1B4332"/><w:sz w:val="20"/><w:szCs w:val="20"/></w:rPr><w:t xml:space="preserve">2.  </w:t></w:r><w:r><w:rPr><w:color w:val="1C1917"/><w:sz w:val="20"/><w:szCs w:val="20"/></w:rPr><w:t xml:space="preserve">Use the map on the job detail page to navigate to the location.</w:t></w:r></w:p><w:p><w:pPr><w:spacing w:after="40" w:before="40"/><w:ind w:left="504"/></w:pPr><w:r><w:rPr><w:b/><w:bCs/><w:color w:val="1B4332"/><w:sz w:val="20"/><w:szCs w:val="20"/></w:rPr><w:t xml:space="preserve">3.  </w:t></w:r><w:r><w:rPr><w:color w:val="1C1917"/><w:sz w:val="20"/><w:szCs w:val="20"/></w:rPr><w:t xml:space="preserve">When you arrive, tap Start Job. Status moves to IN_PROGRESS.</w:t></w:r></w:p><w:p><w:pPr><w:pBdr><w:left w:val="single" w:color="D97706" w:sz="16"/></w:pBdr><w:shd w:color="FFFBEB" w:val="solid"/><w:spacing w:after="80" w:before="80"/><w:ind w:left="288"/></w:pPr><w:r><w:rPr><w:b/><w:bCs/><w:color w:val="D97706"/><w:sz w:val="19"/><w:szCs w:val="19"/></w:rPr><w:t xml:space="preserve">⚠  Note: </w:t></w:r><w:r><w:rPr><w:i/><w:iCs/><w:color w:val="44403C"/><w:sz w:val="19"/><w:szCs w:val="19"/></w:rPr><w:t xml:space="preserve">Always tap Start Job before beginning work — this timestamps your arrival and protects you in case of a dispute.</w:t></w:r></w:p><w:p><w:pPr><w:spacing w:after="100" w:before="100"/></w:pPr></w:p><w:p><w:pPr><w:pStyle w:val="Heading2"/><w:spacing w:after="80" w:before="240"/><w:rPr><w:b/><w:bCs/><w:color w:val="1B4332"/><w:sz w:val="24"/><w:szCs w:val="24"/></w:rPr></w:pPr><w:r><w:t xml:space="preserve">5.4  Uploading Proof of Completion</w:t></w:r></w:p><w:p><w:pPr><w:spacing w:after="40" w:before="40"/><w:ind w:left="504"/></w:pPr><w:r><w:rPr><w:b/><w:bCs/><w:color w:val="1B4332"/><w:sz w:val="20"/><w:szCs w:val="20"/></w:rPr><w:t xml:space="preserve">1.  </w:t></w:r><w:r><w:rPr><w:color w:val="1C1917"/><w:sz w:val="20"/><w:szCs w:val="20"/></w:rPr><w:t xml:space="preserve">After completing the work, tap the camera button on the job detail page.</w:t></w:r></w:p><w:p><w:pPr><w:spacing w:after="40" w:before="40"/><w:ind w:left="504"/></w:pPr><w:r><w:rPr><w:b/><w:bCs/><w:color w:val="1B4332"/><w:sz w:val="20"/><w:szCs w:val="20"/></w:rPr><w:t xml:space="preserve">2.  </w:t></w:r><w:r><w:rPr><w:color w:val="1C1917"/><w:sz w:val="20"/><w:szCs w:val="20"/></w:rPr><w:t xml:space="preserve">Take a clear photo showing the completed work (e.g. clean office, washed car, fixed window).</w:t></w:r></w:p><w:p><w:pPr><w:spacing w:after="40" w:before="40"/><w:ind w:left="504"/></w:pPr><w:r><w:rPr><w:b/><w:bCs/><w:color w:val="1B4332"/><w:sz w:val="20"/><w:szCs w:val="20"/></w:rPr><w:t xml:space="preserve">3.  </w:t></w:r><w:r><w:rPr><w:color w:val="1C1917"/><w:sz w:val="20"/><w:szCs w:val="20"/></w:rPr><w:t xml:space="preserve">Tap Upload &amp; Complete. The photo is sent to the client for confirmation.</w:t></w:r></w:p><w:p><w:pPr><w:spacing w:after="40" w:before="40"/><w:ind w:left="504"/></w:pPr><w:r><w:rPr><w:b/><w:bCs/><w:color w:val="1B4332"/><w:sz w:val="20"/><w:szCs w:val="20"/></w:rPr><w:t xml:space="preserve">4.  </w:t></w:r><w:r><w:rPr><w:color w:val="1C1917"/><w:sz w:val="20"/><w:szCs w:val="20"/></w:rPr><w:t xml:space="preserve">Status moves to COMPLETED. You will be paid once the client confirms the work.</w:t></w:r></w:p><w:p><w:pPr><w:spacing w:after="40" w:before="40"/><w:ind w:left="504"/></w:pPr><w:r><w:rPr><w:b/><w:bCs/><w:color w:val="D97706"/><w:sz w:val="20"/><w:szCs w:val="20"/></w:rPr><w:t xml:space="preserve">•  </w:t></w:r><w:r><w:rPr><w:color w:val="1C1917"/><w:sz w:val="20"/><w:szCs w:val="20"/></w:rPr><w:t xml:space="preserve">Maximum photo size: 5 MB  •  Accepted formats: JPEG, PNG, WebP</w:t></w:r></w:p><w:p><w:pPr><w:spacing w:after="40" w:before="40"/><w:ind w:left="504"/></w:pPr><w:r><w:rPr><w:b/><w:bCs/><w:color w:val="D97706"/><w:sz w:val="20"/><w:szCs w:val="20"/></w:rPr><w:t xml:space="preserve">•  </w:t></w:r><w:r><w:rPr><w:color w:val="1C1917"/><w:sz w:val="20"/><w:szCs w:val="20"/></w:rPr><w:t xml:space="preserve">GPS/EXIF data is automatically stripped from photos to protect your privacy.</w:t></w:r></w:p><w:p><w:pPr><w:spacing w:after="100" w:before="100"/></w:pPr></w:p><w:p><w:pPr><w:pStyle w:val="Heading2"/><w:spacing w:after="80" w:before="240"/><w:rPr><w:b/><w:bCs/><w:color w:val="1B4332"/><w:sz w:val="24"/><w:szCs w:val="24"/></w:rPr></w:pPr><w:r><w:t xml:space="preserve">5.5  Tracking Earnings</w:t></w:r></w:p><w:p><w:pPr><w:spacing w:after="40" w:before="40"/><w:ind w:left="504"/></w:pPr><w:r><w:rPr><w:b/><w:bCs/><w:color w:val="D97706"/><w:sz w:val="20"/><w:szCs w:val="20"/></w:rPr><w:t xml:space="preserve">•  </w:t></w:r><w:r><w:rPr><w:color w:val="1C1917"/><w:sz w:val="20"/><w:szCs w:val="20"/></w:rPr><w:t xml:space="preserve">Go to Earnings in the sidebar to view this week, this month, and all-time earnings.</w:t></w:r></w:p><w:p><w:pPr><w:spacing w:after="40" w:before="40"/><w:ind w:left="504"/></w:pPr><w:r><w:rPr><w:b/><w:bCs/><w:color w:val="D97706"/><w:sz w:val="20"/><w:szCs w:val="20"/></w:rPr><w:t xml:space="preserve">•  </w:t></w:r><w:r><w:rPr><w:color w:val="1C1917"/><w:sz w:val="20"/><w:szCs w:val="20"/></w:rPr><w:t xml:space="preserve">Each completed and confirmed job appears in the Recent Earnings list with date and amount.</w:t></w:r></w:p><w:p><w:pPr><w:spacing w:after="40" w:before="40"/><w:ind w:left="504"/></w:pPr><w:r><w:rPr><w:b/><w:bCs/><w:color w:val="D97706"/><w:sz w:val="20"/><w:szCs w:val="20"/></w:rPr><w:t xml:space="preserve">•  </w:t></w:r><w:r><w:rPr><w:color w:val="1C1917"/><w:sz w:val="20"/><w:szCs w:val="20"/></w:rPr><w:t xml:space="preserve">Your share is 80% of the job fee. Maisha retains 20% for platform and coordination costs.</w:t></w:r></w:p><w:p><w:pPr><w:pBdr><w:bottom w:val="single" w:color="D6D3D1" w:sz="4"/></w:pBdr><w:spacing w:after="80" w:before="80"/></w:pPr></w:p><w:p><w:pPr><w:pStyle w:val="Heading1"/><w:pBdr><w:bottom w:val="single" w:color="1B4332" w:sz="8"/></w:pBdr><w:spacing w:after="120" w:before="360"/><w:rPr><w:b/><w:bCs/><w:color w:val="1B4332"/><w:sz w:val="28"/><w:szCs w:val="28"/></w:rPr></w:pPr><w:r><w:t xml:space="preserve">6.  Corporate Client SOP</w:t></w:r></w:p><w:p><w:pPr><w:spacing w:after="60" w:before="60"/><w:ind w:left="144"/></w:pPr><w:r><w:rPr><w:color w:val="1C1917"/><w:sz w:val="20"/><w:szCs w:val="20"/></w:rPr><w:t xml:space="preserve">Corporate clients post service requests and confirm completed jobs. Their dashboard is branded with their organisation&apos;s colour and name.</w:t></w:r></w:p><w:p><w:pPr><w:spacing w:after="100" w:before="100"/></w:pPr></w:p><w:p><w:pPr><w:pStyle w:val="Heading2"/><w:spacing w:after="80" w:before="240"/><w:rPr><w:b/><w:bCs/><w:color w:val="1B4332"/><w:sz w:val="24"/><w:szCs w:val="24"/></w:rPr></w:pPr><w:r><w:t xml:space="preserve">6.1  Posting a Service Request</w:t></w:r></w:p><w:p><w:pPr><w:spacing w:after="40" w:before="40"/><w:ind w:left="504"/></w:pPr><w:r><w:rPr><w:b/><w:bCs/><w:color w:val="1B4332"/><w:sz w:val="20"/><w:szCs w:val="20"/></w:rPr><w:t xml:space="preserve">1.  </w:t></w:r><w:r><w:rPr><w:color w:val="1C1917"/><w:sz w:val="20"/><w:szCs w:val="20"/></w:rPr><w:t xml:space="preserve">Log in and you are taken directly to your Branded Portal (dashboard).</w:t></w:r></w:p><w:p><w:pPr><w:spacing w:after="40" w:before="40"/><w:ind w:left="504"/></w:pPr><w:r><w:rPr><w:b/><w:bCs/><w:color w:val="1B4332"/><w:sz w:val="20"/><w:szCs w:val="20"/></w:rPr><w:t xml:space="preserve">2.  </w:t></w:r><w:r><w:rPr><w:color w:val="1C1917"/><w:sz w:val="20"/><w:szCs w:val="20"/></w:rPr><w:t xml:space="preserve">Tap Request a Service or navigate to Request Service in the sidebar.</w:t></w:r></w:p><w:p><w:pPr><w:spacing w:after="40" w:before="40"/><w:ind w:left="504"/></w:pPr><w:r><w:rPr><w:b/><w:bCs/><w:color w:val="1B4332"/><w:sz w:val="20"/><w:szCs w:val="20"/></w:rPr><w:t xml:space="preserve">3.  </w:t></w:r><w:r><w:rPr><w:color w:val="1C1917"/><w:sz w:val="20"/><w:szCs w:val="20"/></w:rPr><w:t xml:space="preserve">Fill in: Service Type, Description of work needed, Location, and Fee (TSH).</w:t></w:r></w:p><w:p><w:pPr><w:spacing w:after="40" w:before="40"/><w:ind w:left="504"/></w:pPr><w:r><w:rPr><w:b/><w:bCs/><w:color w:val="1B4332"/><w:sz w:val="20"/><w:szCs w:val="20"/></w:rPr><w:t xml:space="preserve">4.  </w:t></w:r><w:r><w:rPr><w:color w:val="1C1917"/><w:sz w:val="20"/><w:szCs w:val="20"/></w:rPr><w:t xml:space="preserve">Submit. The coordinator receives a notification and will assign a youth worker.</w:t></w:r></w:p><w:p><w:pPr><w:pBdr><w:left w:val="single" w:color="D97706" w:sz="16"/></w:pBdr><w:shd w:color="FFFBEB" w:val="solid"/><w:spacing w:after="80" w:before="80"/><w:ind w:left="288"/></w:pPr><w:r><w:rPr><w:b/><w:bCs/><w:color w:val="D97706"/><w:sz w:val="19"/><w:szCs w:val="19"/></w:rPr><w:t xml:space="preserve">⚠  Note: </w:t></w:r><w:r><w:rPr><w:i/><w:iCs/><w:color w:val="44403C"/><w:sz w:val="19"/><w:szCs w:val="19"/></w:rPr><w:t xml:space="preserve">Service types available: Car Wash, Cleaning, Gardening, Window Repair, Handywork, Other.</w:t></w:r></w:p><w:p><w:pPr><w:spacing w:after="100" w:before="100"/></w:pPr></w:p><w:p><w:pPr><w:pStyle w:val="Heading2"/><w:spacing w:after="80" w:before="240"/><w:rPr><w:b/><w:bCs/><w:color w:val="1B4332"/><w:sz w:val="24"/><w:szCs w:val="24"/></w:rPr></w:pPr><w:r><w:t xml:space="preserve">6.2  Tracking Your Jobs</w:t></w:r></w:p><w:p><w:pPr><w:spacing w:after="40" w:before="40"/><w:ind w:left="504"/></w:pPr><w:r><w:rPr><w:b/><w:bCs/><w:color w:val="1B4332"/><w:sz w:val="20"/><w:szCs w:val="20"/></w:rPr><w:t xml:space="preserve">1.  </w:t></w:r><w:r><w:rPr><w:color w:val="1C1917"/><w:sz w:val="20"/><w:szCs w:val="20"/></w:rPr><w:t xml:space="preserve">Navigate to My Jobs to see all your service requests and their current statuses.</w:t></w:r></w:p><w:p><w:pPr><w:spacing w:after="40" w:before="40"/><w:ind w:left="504"/></w:pPr><w:r><w:rPr><w:b/><w:bCs/><w:color w:val="1B4332"/><w:sz w:val="20"/><w:szCs w:val="20"/></w:rPr><w:t xml:space="preserve">2.  </w:t></w:r><w:r><w:rPr><w:color w:val="1C1917"/><w:sz w:val="20"/><w:szCs w:val="20"/></w:rPr><w:t xml:space="preserve">When a job is completed and the youth uploads proof, you will see a notification.</w:t></w:r></w:p><w:p><w:pPr><w:spacing w:after="40" w:before="40"/><w:ind w:left="504"/></w:pPr><w:r><w:rPr><w:b/><w:bCs/><w:color w:val="1B4332"/><w:sz w:val="20"/><w:szCs w:val="20"/></w:rPr><w:t xml:space="preserve">3.  </w:t></w:r><w:r><w:rPr><w:color w:val="1C1917"/><w:sz w:val="20"/><w:szCs w:val="20"/></w:rPr><w:t xml:space="preserve">Open the job and review the proof photo. If satisfied, click Confirm Completion.</w:t></w:r></w:p><w:p><w:pPr><w:spacing w:after="40" w:before="40"/><w:ind w:left="504"/></w:pPr><w:r><w:rPr><w:b/><w:bCs/><w:color w:val="1B4332"/><w:sz w:val="20"/><w:szCs w:val="20"/></w:rPr><w:t xml:space="preserve">4.  </w:t></w:r><w:r><w:rPr><w:color w:val="1C1917"/><w:sz w:val="20"/><w:szCs w:val="20"/></w:rPr><w:t xml:space="preserve">If there is an issue, click Raise Dispute. The coordinator will be alerted.</w:t></w:r></w:p><w:p><w:pPr><w:spacing w:after="100" w:before="100"/></w:pPr></w:p><w:p><w:pPr><w:pStyle w:val="Heading2"/><w:spacing w:after="80" w:before="240"/><w:rPr><w:b/><w:bCs/><w:color w:val="1B4332"/><w:sz w:val="24"/><w:szCs w:val="24"/></w:rPr></w:pPr><w:r><w:t xml:space="preserve">6.3  CSR Reports</w:t></w:r></w:p><w:p><w:pPr><w:spacing w:after="40" w:before="40"/><w:ind w:left="504"/></w:pPr><w:r><w:rPr><w:b/><w:bCs/><w:color w:val="D97706"/><w:sz w:val="20"/><w:szCs w:val="20"/></w:rPr><w:t xml:space="preserve">•  </w:t></w:r><w:r><w:rPr><w:color w:val="1C1917"/><w:sz w:val="20"/><w:szCs w:val="20"/></w:rPr><w:t xml:space="preserve">Navigate to CSR Report to view your organisation&apos;s social impact summary.</w:t></w:r></w:p><w:p><w:pPr><w:spacing w:after="40" w:before="40"/><w:ind w:left="504"/></w:pPr><w:r><w:rPr><w:b/><w:bCs/><w:color w:val="D97706"/><w:sz w:val="20"/><w:szCs w:val="20"/></w:rPr><w:t xml:space="preserve">•  </w:t></w:r><w:r><w:rPr><w:color w:val="1C1917"/><w:sz w:val="20"/><w:szCs w:val="20"/></w:rPr><w:t xml:space="preserve">Report includes: total jobs completed, total youth supported, hours of employment generated, and total CSR investment.</w:t></w:r></w:p><w:p><w:pPr><w:spacing w:after="40" w:before="40"/><w:ind w:left="504"/></w:pPr><w:r><w:rPr><w:b/><w:bCs/><w:color w:val="D97706"/><w:sz w:val="20"/><w:szCs w:val="20"/></w:rPr><w:t xml:space="preserve">•  </w:t></w:r><w:r><w:rPr><w:color w:val="1C1917"/><w:sz w:val="20"/><w:szCs w:val="20"/></w:rPr><w:t xml:space="preserve">Coordinators can generate a formal PDF-ready CSR report from the Reports section on request.</w:t></w:r></w:p><w:p><w:pPr><w:pBdr><w:bottom w:val="single" w:color="D6D3D1" w:sz="4"/></w:pBdr><w:spacing w:after="80" w:before="80"/></w:pPr></w:p><w:p><w:pPr><w:pStyle w:val="Heading1"/><w:pBdr><w:bottom w:val="single" w:color="1B4332" w:sz="8"/></w:pBdr><w:spacing w:after="120" w:before="360"/><w:rPr><w:b/><w:bCs/><w:color w:val="1B4332"/><w:sz w:val="28"/><w:szCs w:val="28"/></w:rPr></w:pPr><w:r><w:t xml:space="preserve">7.  Notifications</w:t></w:r></w:p><w:p><w:pPr><w:spacing w:after="60" w:before="60"/><w:ind w:left="144"/></w:pPr><w:r><w:rPr><w:color w:val="1C1917"/><w:sz w:val="20"/><w:szCs w:val="20"/></w:rPr><w:t xml:space="preserve">All users receive in-app notifications for key events. The bell icon in the top bar shows an unread count badge.</w:t></w:r></w:p><w:p><w:pPr><w:spacing w:after="100" w:before="100"/></w:pPr></w:p><w:p><w:pPr><w:spacing w:after="40" w:before="40"/><w:ind w:left="504"/></w:pPr><w:r><w:rPr><w:b/><w:bCs/><w:color w:val="D97706"/><w:sz w:val="20"/><w:szCs w:val="20"/></w:rPr><w:t xml:space="preserve">•  </w:t></w:r><w:r><w:rPr><w:color w:val="1C1917"/><w:sz w:val="20"/><w:szCs w:val="20"/></w:rPr><w:t xml:space="preserve">JOB ASSIGNED — Sent to the youth worker when a coordinator assigns them a job</w:t></w:r></w:p><w:p><w:pPr><w:spacing w:after="40" w:before="40"/><w:ind w:left="504"/></w:pPr><w:r><w:rPr><w:b/><w:bCs/><w:color w:val="D97706"/><w:sz w:val="20"/><w:szCs w:val="20"/></w:rPr><w:t xml:space="preserve">•  </w:t></w:r><w:r><w:rPr><w:color w:val="1C1917"/><w:sz w:val="20"/><w:szCs w:val="20"/></w:rPr><w:t xml:space="preserve">JOB COMPLETED — Sent to the client when a youth uploads proof</w:t></w:r></w:p><w:p><w:pPr><w:spacing w:after="40" w:before="40"/><w:ind w:left="504"/></w:pPr><w:r><w:rPr><w:b/><w:bCs/><w:color w:val="D97706"/><w:sz w:val="20"/><w:szCs w:val="20"/></w:rPr><w:t xml:space="preserve">•  </w:t></w:r><w:r><w:rPr><w:color w:val="1C1917"/><w:sz w:val="20"/><w:szCs w:val="20"/></w:rPr><w:t xml:space="preserve">JOB REQUEST — Sent to the coordinator when a client posts a new job</w:t></w:r></w:p><w:p><w:pPr><w:spacing w:after="40" w:before="40"/><w:ind w:left="504"/></w:pPr><w:r><w:rPr><w:b/><w:bCs/><w:color w:val="D97706"/><w:sz w:val="20"/><w:szCs w:val="20"/></w:rPr><w:t xml:space="preserve">•  </w:t></w:r><w:r><w:rPr><w:color w:val="1C1917"/><w:sz w:val="20"/><w:szCs w:val="20"/></w:rPr><w:t xml:space="preserve">DISPUTE RAISED — Sent to the coordinator when a client disputes a job</w:t></w:r></w:p><w:p><w:pPr><w:spacing w:after="40" w:before="40"/><w:ind w:left="504"/></w:pPr><w:r><w:rPr><w:b/><w:bCs/><w:color w:val="D97706"/><w:sz w:val="20"/><w:szCs w:val="20"/></w:rPr><w:t xml:space="preserve">•  </w:t></w:r><w:r><w:rPr><w:color w:val="1C1917"/><w:sz w:val="20"/><w:szCs w:val="20"/></w:rPr><w:t xml:space="preserve">PAYMENT RECEIVED — Sent to the youth worker when earnings are confirmed</w:t></w:r></w:p><w:p><w:pPr><w:spacing w:after="100" w:before="100"/></w:pPr></w:p><w:p><w:pPr><w:spacing w:after="60" w:before="60"/><w:ind w:left="144"/></w:pPr><w:r><w:rPr><w:color w:val="1C1917"/><w:sz w:val="20"/><w:szCs w:val="20"/></w:rPr><w:t xml:space="preserve">Tap any notification to mark it as read. Use Mark All Read to clear all at once.</w:t></w:r></w:p><w:p><w:pPr><w:pBdr><w:bottom w:val="single" w:color="D6D3D1" w:sz="4"/></w:pBdr><w:spacing w:after="80" w:before="80"/></w:pPr></w:p><w:p><w:pPr><w:pStyle w:val="Heading1"/><w:pBdr><w:bottom w:val="single" w:color="1B4332" w:sz="8"/></w:pBdr><w:spacing w:after="120" w:before="360"/><w:rPr><w:b/><w:bCs/><w:color w:val="1B4332"/><w:sz w:val="28"/><w:szCs w:val="28"/></w:rPr></w:pPr><w:r><w:t xml:space="preserve">8.  Data &amp; Privacy</w:t></w:r></w:p><w:p><w:pPr><w:spacing w:after="40" w:before="40"/><w:ind w:left="504"/></w:pPr><w:r><w:rPr><w:b/><w:bCs/><w:color w:val="D97706"/><w:sz w:val="20"/><w:szCs w:val="20"/></w:rPr><w:t xml:space="preserve">•  </w:t></w:r><w:r><w:rPr><w:color w:val="1C1917"/><w:sz w:val="20"/><w:szCs w:val="20"/></w:rPr><w:t xml:space="preserve">All proof photos have GPS/EXIF metadata stripped automatically before storage.</w:t></w:r></w:p><w:p><w:pPr><w:spacing w:after="40" w:before="40"/><w:ind w:left="504"/></w:pPr><w:r><w:rPr><w:b/><w:bCs/><w:color w:val="D97706"/><w:sz w:val="20"/><w:szCs w:val="20"/></w:rPr><w:t xml:space="preserve">•  </w:t></w:r><w:r><w:rPr><w:color w:val="1C1917"/><w:sz w:val="20"/><w:szCs w:val="20"/></w:rPr><w:t xml:space="preserve">User passwords are hashed with bcrypt (cost factor 12) — they are never stored in plain text.</w:t></w:r></w:p><w:p><w:pPr><w:spacing w:after="40" w:before="40"/><w:ind w:left="504"/></w:pPr><w:r><w:rPr><w:b/><w:bCs/><w:color w:val="D97706"/><w:sz w:val="20"/><w:szCs w:val="20"/></w:rPr><w:t xml:space="preserve">•  </w:t></w:r><w:r><w:rPr><w:color w:val="1C1917"/><w:sz w:val="20"/><w:szCs w:val="20"/></w:rPr><w:t xml:space="preserve">JWT access tokens expire after 15 minutes. Refresh tokens expire after 7 days.</w:t></w:r></w:p><w:p><w:pPr><w:spacing w:after="40" w:before="40"/><w:ind w:left="504"/></w:pPr><w:r><w:rPr><w:b/><w:bCs/><w:color w:val="D97706"/><w:sz w:val="20"/><w:szCs w:val="20"/></w:rPr><w:t xml:space="preserve">•  </w:t></w:r><w:r><w:rPr><w:color w:val="1C1917"/><w:sz w:val="20"/><w:szCs w:val="20"/></w:rPr><w:t xml:space="preserve">ID documents uploaded for vetting are stored securely and accessible only to coordinators.</w:t></w:r></w:p><w:p><w:pPr><w:spacing w:after="40" w:before="40"/><w:ind w:left="504"/></w:pPr><w:r><w:rPr><w:b/><w:bCs/><w:color w:val="D97706"/><w:sz w:val="20"/><w:szCs w:val="20"/></w:rPr><w:t xml:space="preserve">•  </w:t></w:r><w:r><w:rPr><w:color w:val="1C1917"/><w:sz w:val="20"/><w:szCs w:val="20"/></w:rPr><w:t xml:space="preserve">The platform is hosted within a private Docker network — the database is not publicly exposed.</w:t></w:r></w:p><w:p><w:pPr><w:pBdr><w:bottom w:val="single" w:color="D6D3D1" w:sz="4"/></w:pBdr><w:spacing w:after="80" w:before="80"/></w:pPr></w:p><w:p><w:pPr><w:pStyle w:val="Heading1"/><w:pBdr><w:bottom w:val="single" w:color="1B4332" w:sz="8"/></w:pBdr><w:spacing w:after="120" w:before="360"/><w:rPr><w:b/><w:bCs/><w:color w:val="1B4332"/><w:sz w:val="28"/><w:szCs w:val="28"/></w:rPr></w:pPr><w:r><w:t xml:space="preserve">9.  Common Issues &amp; Troubleshooting</w:t></w:r></w:p><w:p><w:pPr><w:spacing w:after="100" w:before="100"/></w:pPr></w:p><w:p><w:pPr><w:spacing w:after="60" w:before="200"/></w:pPr><w:r><w:rPr><w:b/><w:bCs/><w:color w:val="D97706"/><w:sz w:val="22"/><w:szCs w:val="22"/></w:rPr><w:t xml:space="preserve">I can&apos;t log in</w:t></w:r></w:p><w:p><w:pPr><w:spacing w:after="40" w:before="40"/><w:ind w:left="504"/></w:pPr><w:r><w:rPr><w:b/><w:bCs/><w:color w:val="D97706"/><w:sz w:val="20"/><w:szCs w:val="20"/></w:rPr><w:t xml:space="preserve">•  </w:t></w:r><w:r><w:rPr><w:color w:val="1C1917"/><w:sz w:val="20"/><w:szCs w:val="20"/></w:rPr><w:t xml:space="preserve">Check that Caps Lock is off. Passwords are case-sensitive.</w:t></w:r></w:p><w:p><w:pPr><w:spacing w:after="40" w:before="40"/><w:ind w:left="504"/></w:pPr><w:r><w:rPr><w:b/><w:bCs/><w:color w:val="D97706"/><w:sz w:val="20"/><w:szCs w:val="20"/></w:rPr><w:t xml:space="preserve">•  </w:t></w:r><w:r><w:rPr><w:color w:val="1C1917"/><w:sz w:val="20"/><w:szCs w:val="20"/></w:rPr><w:t xml:space="preserve">Contact the coordinator to reset your password (no self-service reset in v1.0).</w:t></w:r></w:p><w:p><w:pPr><w:spacing w:after="100" w:before="100"/></w:pPr></w:p><w:p><w:pPr><w:spacing w:after="60" w:before="200"/></w:pPr><w:r><w:rPr><w:b/><w:bCs/><w:color w:val="D97706"/><w:sz w:val="22"/><w:szCs w:val="22"/></w:rPr><w:t xml:space="preserve">The proof photo won&apos;t upload</w:t></w:r></w:p><w:p><w:pPr><w:spacing w:after="40" w:before="40"/><w:ind w:left="504"/></w:pPr><w:r><w:rPr><w:b/><w:bCs/><w:color w:val="D97706"/><w:sz w:val="20"/><w:szCs w:val="20"/></w:rPr><w:t xml:space="preserve">•  </w:t></w:r><w:r><w:rPr><w:color w:val="1C1917"/><w:sz w:val="20"/><w:szCs w:val="20"/></w:rPr><w:t xml:space="preserve">Ensure the photo is JPEG, PNG, or WebP and smaller than 5 MB.</w:t></w:r></w:p><w:p><w:pPr><w:spacing w:after="40" w:before="40"/><w:ind w:left="504"/></w:pPr><w:r><w:rPr><w:b/><w:bCs/><w:color w:val="D97706"/><w:sz w:val="20"/><w:szCs w:val="20"/></w:rPr><w:t xml:space="preserve">•  </w:t></w:r><w:r><w:rPr><w:color w:val="1C1917"/><w:sz w:val="20"/><w:szCs w:val="20"/></w:rPr><w:t xml:space="preserve">HEIC photos (iPhone default) must be converted or set your iPhone to capture in JPEG (Settings → Camera → Formats → Most Compatible).</w:t></w:r></w:p><w:p><w:pPr><w:spacing w:after="40" w:before="40"/><w:ind w:left="504"/></w:pPr><w:r><w:rPr><w:b/><w:bCs/><w:color w:val="D97706"/><w:sz w:val="20"/><w:szCs w:val="20"/></w:rPr><w:t xml:space="preserve">•  </w:t></w:r><w:r><w:rPr><w:color w:val="1C1917"/><w:sz w:val="20"/><w:szCs w:val="20"/></w:rPr><w:t xml:space="preserve">Ensure you are on IN_PROGRESS status — photos cannot be uploaded before tapping Start Job.</w:t></w:r></w:p><w:p><w:pPr><w:spacing w:after="100" w:before="100"/></w:pPr></w:p><w:p><w:pPr><w:spacing w:after="60" w:before="200"/></w:pPr><w:r><w:rPr><w:b/><w:bCs/><w:color w:val="D97706"/><w:sz w:val="22"/><w:szCs w:val="22"/></w:rPr><w:t xml:space="preserve">My earnings show TSH 0</w:t></w:r></w:p><w:p><w:pPr><w:spacing w:after="40" w:before="40"/><w:ind w:left="504"/></w:pPr><w:r><w:rPr><w:b/><w:bCs/><w:color w:val="D97706"/><w:sz w:val="20"/><w:szCs w:val="20"/></w:rPr><w:t xml:space="preserve">•  </w:t></w:r><w:r><w:rPr><w:color w:val="1C1917"/><w:sz w:val="20"/><w:szCs w:val="20"/></w:rPr><w:t xml:space="preserve">Earnings only count jobs with status COMPLETED and client-confirmed.</w:t></w:r></w:p><w:p><w:pPr><w:spacing w:after="40" w:before="40"/><w:ind w:left="504"/></w:pPr><w:r><w:rPr><w:b/><w:bCs/><w:color w:val="D97706"/><w:sz w:val="20"/><w:szCs w:val="20"/></w:rPr><w:t xml:space="preserve">•  </w:t></w:r><w:r><w:rPr><w:color w:val="1C1917"/><w:sz w:val="20"/><w:szCs w:val="20"/></w:rPr><w:t xml:space="preserve">Check if the client has confirmed the completed job — earnings are only credited after client confirmation.</w:t></w:r></w:p><w:p><w:pPr><w:spacing w:after="100" w:before="100"/></w:pPr></w:p><w:p><w:pPr><w:spacing w:after="60" w:before="200"/></w:pPr><w:r><w:rPr><w:b/><w:bCs/><w:color w:val="D97706"/><w:sz w:val="22"/><w:szCs w:val="22"/></w:rPr><w:t xml:space="preserve">Youth data not showing in coordinator dashboard</w:t></w:r></w:p><w:p><w:pPr><w:spacing w:after="40" w:before="40"/><w:ind w:left="504"/></w:pPr><w:r><w:rPr><w:b/><w:bCs/><w:color w:val="D97706"/><w:sz w:val="20"/><w:szCs w:val="20"/></w:rPr><w:t xml:space="preserve">•  </w:t></w:r><w:r><w:rPr><w:color w:val="1C1917"/><w:sz w:val="20"/><w:szCs w:val="20"/></w:rPr><w:t xml:space="preserve">Ensure the youth worker has logged in at least once so their profile was created.</w:t></w:r></w:p><w:p><w:pPr><w:spacing w:after="40" w:before="40"/><w:ind w:left="504"/></w:pPr><w:r><w:rPr><w:b/><w:bCs/><w:color w:val="D97706"/><w:sz w:val="20"/><w:szCs w:val="20"/></w:rPr><w:t xml:space="preserve">•  </w:t></w:r><w:r><w:rPr><w:color w:val="1C1917"/><w:sz w:val="20"/><w:szCs w:val="20"/></w:rPr><w:t xml:space="preserve">Check that you are logged in as COORDINATOR, not as a CLIENT or YOUTH account.</w:t></w:r></w:p><w:p><w:pPr><w:pBdr><w:bottom w:val="single" w:color="D6D3D1" w:sz="4"/></w:pBdr><w:spacing w:after="80" w:before="80"/></w:pPr></w:p><w:p><w:pPr><w:pStyle w:val="Heading1"/><w:pBdr><w:bottom w:val="single" w:color="1B4332" w:sz="8"/></w:pBdr><w:spacing w:after="120" w:before="360"/><w:rPr><w:b/><w:bCs/><w:color w:val="1B4332"/><w:sz w:val="28"/><w:szCs w:val="28"/></w:rPr></w:pPr><w:r><w:t xml:space="preserve">10.  Contacts &amp; Support</w:t></w:r></w:p><w:p><w:pPr><w:spacing w:after="100" w:before="100"/></w:pPr></w:p><w:p><w:pPr><w:spacing w:after="60" w:before="200"/></w:pPr><w:r><w:rPr><w:b/><w:bCs/><w:color w:val="D97706"/><w:sz w:val="22"/><w:szCs w:val="22"/></w:rPr><w:t xml:space="preserve">Platform Founders</w:t></w:r></w:p><w:p><w:pPr><w:spacing w:after="40" w:before="40"/><w:ind w:left="504"/></w:pPr><w:r><w:rPr><w:b/><w:bCs/><w:color w:val="D97706"/><w:sz w:val="20"/><w:szCs w:val="20"/></w:rPr><w:t xml:space="preserve">•  </w:t></w:r><w:r><w:rPr><w:color w:val="1C1917"/><w:sz w:val="20"/><w:szCs w:val="20"/></w:rPr><w:t xml:space="preserve">Ernest Moyo — Co-Founder  |  ernest@maishaprojects.org</w:t></w:r></w:p><w:p><w:pPr><w:spacing w:after="40" w:before="40"/><w:ind w:left="504"/></w:pPr><w:r><w:rPr><w:b/><w:bCs/><w:color w:val="D97706"/><w:sz w:val="20"/><w:szCs w:val="20"/></w:rPr><w:t xml:space="preserve">•  </w:t></w:r><w:r><w:rPr><w:color w:val="1C1917"/><w:sz w:val="20"/><w:szCs w:val="20"/></w:rPr><w:t xml:space="preserve">Mustafa Mhongera — Co-Founder  |  mustafa@maishaprojects.org</w:t></w:r></w:p><w:p><w:pPr><w:spacing w:after="40" w:before="40"/><w:ind w:left="504"/></w:pPr><w:r><w:rPr><w:b/><w:bCs/><w:color w:val="D97706"/><w:sz w:val="20"/><w:szCs w:val="20"/></w:rPr><w:t xml:space="preserve">•  </w:t></w:r><w:r><w:rPr><w:color w:val="1C1917"/><w:sz w:val="20"/><w:szCs w:val="20"/></w:rPr><w:t xml:space="preserve">Rodden R. Chikonzo — Co-Founder  |  rodden@maishaprojects.org</w:t></w:r></w:p><w:p><w:pPr><w:spacing w:after="100" w:before="100"/></w:pPr></w:p><w:p><w:pPr><w:spacing w:after="60" w:before="200"/></w:pPr><w:r><w:rPr><w:b/><w:bCs/><w:color w:val="D97706"/><w:sz w:val="22"/><w:szCs w:val="22"/></w:rPr><w:t xml:space="preserve">Organisation</w:t></w:r></w:p><w:p><w:pPr><w:spacing w:after="40" w:before="40"/><w:ind w:left="504"/></w:pPr><w:r><w:rPr><w:b/><w:bCs/><w:color w:val="D97706"/><w:sz w:val="20"/><w:szCs w:val="20"/></w:rPr><w:t xml:space="preserve">•  </w:t></w:r><w:r><w:rPr><w:color w:val="1C1917"/><w:sz w:val="20"/><w:szCs w:val="20"/></w:rPr><w:t xml:space="preserve">Maisha Community Initiatives  |  maishaprojects.org</w:t></w:r></w:p><w:p><w:pPr><w:spacing w:after="40" w:before="40"/><w:ind w:left="504"/></w:pPr><w:r><w:rPr><w:b/><w:bCs/><w:color w:val="D97706"/><w:sz w:val="20"/><w:szCs w:val="20"/></w:rPr><w:t xml:space="preserve">•  </w:t></w:r><w:r><w:rPr><w:color w:val="1C1917"/><w:sz w:val="20"/><w:szCs w:val="20"/></w:rPr><w:t xml:space="preserve">Dar es Salaam, Tanzania</w:t></w:r></w:p><w:p><w:pPr><w:spacing w:after="100" w:before="100"/></w:pPr></w:p><w:p><w:pPr><w:pBdr><w:left w:val="single" w:color="D97706" w:sz="16"/></w:pBdr><w:shd w:color="FFFBEB" w:val="solid"/><w:spacing w:after="80" w:before="80"/><w:ind w:left="288"/></w:pPr><w:r><w:rPr><w:b/><w:bCs/><w:color w:val="D97706"/><w:sz w:val="19"/><w:szCs w:val="19"/></w:rPr><w:t xml:space="preserve">⚠  Note: </w:t></w:r><w:r><w:rPr><w:i/><w:iCs/><w:color w:val="44403C"/><w:sz w:val="19"/><w:szCs w:val="19"/></w:rPr><w:t xml:space="preserve">For platform bugs or feature requests, log an issue at the project repository or contact the technical team directly. Include screenshots and a description of the steps taken.</w:t></w:r></w:p><w:p><w:pPr><w:pBdr><w:bottom w:val="single" w:color="D6D3D1" w:sz="4"/></w:pBdr><w:spacing w:after="80" w:before="80"/></w:pPr></w:p><w:p><w:pPr><w:spacing w:after="100" w:before="100"/></w:pPr></w:p><w:p><w:pPr><w:spacing w:before="200"/><w:jc w:val="center"/></w:pPr><w:r><w:rPr><w:i/><w:iCs/><w:color w:val="78716C"/><w:sz w:val="18"/><w:szCs w:val="18"/></w:rPr><w:t xml:space="preserve">Maisha Community Initiatives  •  maishaprojects.org</w:t></w:r></w:p><w:p><w:pPr><w:jc w:val="center"/></w:pPr><w:r><w:rPr><w:color w:val="D97706"/><w:sz w:val="18"/><w:szCs w:val="18"/></w:rPr><w:t xml:space="preserve">Maisha Kazi SOP v1.0  —  March 2026</w:t></w:r></w:p><w:sectPr><w:headerReference w:type="default" r:id="rId7"/><w:footerReference w:type="default" r:id="rId8"/><w:pgSz w:w="11906" w:h="16838" w:orient="portrait"/><w:pgMar w:top="1440" w:right="1584" w:bottom="1440" w:left="1584" w:header="708" w:footer="708" w:gutter="0"/><w:pgNumType/><w:docGrid w:linePitch="360"/></w:sectPr></w:body></w:document>
 </file>
 
 <file path=word/comments.xml><?xml version="1.0" encoding="utf-8"?>
